--- a/docs/[수업중 2-5]Student-StudentDetail-Department.docx
+++ b/docs/[수업중 2-5]Student-StudentDetail-Department.docx
@@ -1793,6 +1793,7 @@
           <w:sz w:val="17"/>
           <w:szCs w:val="17"/>
         </w:rPr>
+        <w:lastRenderedPageBreak/>
         <w:t xml:space="preserve">    //1:N 지연로딩 - mappedBy 에는 Student 에 있는 필드명을 적는다</w:t>
       </w:r>
     </w:p>
@@ -1942,7 +1943,6 @@
           <w:szCs w:val="17"/>
           <w:lang w:val="en-US"/>
         </w:rPr>
-        <w:lastRenderedPageBreak/>
         <w:t xml:space="preserve">    private List&lt;Student&gt; students = new ArrayList&lt;&gt;();</w:t>
       </w:r>
     </w:p>
@@ -2915,6 +2915,7 @@
           <w:sz w:val="21"/>
           <w:szCs w:val="21"/>
         </w:rPr>
+        <w:lastRenderedPageBreak/>
         <w:t>5) 1:1 과 1:N 비교</w:t>
       </w:r>
     </w:p>
@@ -2989,16 +2990,7 @@
           <w:sz w:val="20"/>
           <w:szCs w:val="20"/>
         </w:rPr>
-        <w:t xml:space="preserve"> 입니다. 1:N 은 항상 N 쪽이 </w:t>
-      </w:r>
-      <w:r>
-        <w:rPr>
-          <w:rFonts w:ascii="맑은 고딕" w:eastAsia="맑은 고딕" w:hAnsi="맑은 고딕" w:cs="맑은 고딕"/>
-          <w:sz w:val="20"/>
-          <w:szCs w:val="20"/>
-        </w:rPr>
-        <w:lastRenderedPageBreak/>
-        <w:t>주인입니다.</w:t>
+        <w:t xml:space="preserve"> 입니다. 1:N 은 항상 N 쪽이 주인입니다.</w:t>
       </w:r>
     </w:p>
     <w:p>
@@ -3457,6 +3449,785 @@
           <w:szCs w:val="20"/>
         </w:rPr>
         <w:t xml:space="preserve"> ) 만 LAZY 가 동작하지 않습니다.</w:t>
+      </w:r>
+    </w:p>
+    <w:p>
+      <w:pPr>
+        <w:spacing w:before="160" w:after="60"/>
+      </w:pPr>
+      <w:r>
+        <w:rPr>
+          <w:rFonts w:ascii="맑은 고딕" w:eastAsia="맑은 고딕" w:hAnsi="맑은 고딕" w:cs="맑은 고딕"/>
+          <w:b/>
+          <w:bCs/>
+          <w:color w:val="000000"/>
+          <w:sz w:val="21"/>
+          <w:szCs w:val="21"/>
+        </w:rPr>
+        <w:t>6) 왜 mappedBy 쪽 @OneToOne 만 LAZY 가 동작하지 않는가</w:t>
+      </w:r>
+    </w:p>
+    <w:p>
+      <w:pPr>
+        <w:spacing w:before="40" w:after="40" w:line="259" w:lineRule="auto"/>
+      </w:pPr>
+      <w:r>
+        <w:rPr>
+          <w:rFonts w:ascii="맑은 고딕" w:eastAsia="맑은 고딕" w:hAnsi="맑은 고딕" w:cs="맑은 고딕"/>
+          <w:sz w:val="20"/>
+          <w:szCs w:val="20"/>
+        </w:rPr>
+        <w:t xml:space="preserve">두 엔티티 모두 </w:t>
+      </w:r>
+      <w:r>
+        <w:rPr>
+          <w:rFonts w:ascii="Consolas" w:eastAsia="Consolas" w:hAnsi="Consolas" w:cs="Consolas"/>
+          <w:color w:val="188038"/>
+          <w:sz w:val="19"/>
+          <w:szCs w:val="19"/>
+        </w:rPr>
+        <w:t>fetch = FetchType.LAZY</w:t>
+      </w:r>
+      <w:r>
+        <w:rPr>
+          <w:rFonts w:ascii="맑은 고딕" w:eastAsia="맑은 고딕" w:hAnsi="맑은 고딕" w:cs="맑은 고딕"/>
+          <w:sz w:val="20"/>
+          <w:szCs w:val="20"/>
+        </w:rPr>
+        <w:t xml:space="preserve"> 를 지정했는데도, </w:t>
+      </w:r>
+      <w:r>
+        <w:rPr>
+          <w:rFonts w:ascii="Consolas" w:eastAsia="Consolas" w:hAnsi="Consolas" w:cs="Consolas"/>
+          <w:color w:val="188038"/>
+          <w:sz w:val="19"/>
+          <w:szCs w:val="19"/>
+        </w:rPr>
+        <w:t>Student.studentDetail</w:t>
+      </w:r>
+      <w:r>
+        <w:rPr>
+          <w:rFonts w:ascii="맑은 고딕" w:eastAsia="맑은 고딕" w:hAnsi="맑은 고딕" w:cs="맑은 고딕"/>
+          <w:sz w:val="20"/>
+          <w:szCs w:val="20"/>
+        </w:rPr>
+        <w:t xml:space="preserve"> 만 지연 로딩이 되지 않습니다. 이유는 </w:t>
+      </w:r>
+      <w:r>
+        <w:rPr>
+          <w:rFonts w:ascii="맑은 고딕" w:eastAsia="맑은 고딕" w:hAnsi="맑은 고딕" w:cs="맑은 고딕"/>
+          <w:b/>
+          <w:sz w:val="20"/>
+          <w:szCs w:val="20"/>
+        </w:rPr>
+        <w:t>프록시를 만들려면 외래키(FK) 값이 필요하기 때문</w:t>
+      </w:r>
+      <w:r>
+        <w:rPr>
+          <w:rFonts w:ascii="맑은 고딕" w:eastAsia="맑은 고딕" w:hAnsi="맑은 고딕" w:cs="맑은 고딕"/>
+          <w:sz w:val="20"/>
+          <w:szCs w:val="20"/>
+        </w:rPr>
+        <w:t>입니다.</w:t>
+      </w:r>
+    </w:p>
+    <w:p>
+      <w:pPr>
+        <w:shd w:val="clear" w:color="auto" w:fill="F5F5F5"/>
+        <w:spacing w:line="240" w:lineRule="auto"/>
+      </w:pPr>
+      <w:r>
+        <w:rPr>
+          <w:rFonts w:ascii="Consolas" w:eastAsia="Consolas" w:hAnsi="Consolas" w:cs="Consolas"/>
+          <w:sz w:val="17"/>
+          <w:szCs w:val="17"/>
+        </w:rPr>
+        <w:t>students 테이블                student_details 테이블</w:t>
+      </w:r>
+    </w:p>
+    <w:p>
+      <w:pPr>
+        <w:shd w:val="clear" w:color="auto" w:fill="F5F5F5"/>
+        <w:spacing w:line="240" w:lineRule="auto"/>
+      </w:pPr>
+      <w:r>
+        <w:rPr>
+          <w:rFonts w:ascii="Consolas" w:eastAsia="Consolas" w:hAnsi="Consolas" w:cs="Consolas"/>
+          <w:sz w:val="17"/>
+          <w:szCs w:val="17"/>
+        </w:rPr>
+        <w:t>+------------+                +-------------------+------------+</w:t>
+      </w:r>
+    </w:p>
+    <w:p>
+      <w:pPr>
+        <w:shd w:val="clear" w:color="auto" w:fill="F5F5F5"/>
+        <w:spacing w:line="240" w:lineRule="auto"/>
+      </w:pPr>
+      <w:r>
+        <w:rPr>
+          <w:rFonts w:ascii="Consolas" w:eastAsia="Consolas" w:hAnsi="Consolas" w:cs="Consolas"/>
+          <w:sz w:val="17"/>
+          <w:szCs w:val="17"/>
+        </w:rPr>
+        <w:t>| student_id |                | student_detail_id | student_id |   &lt;- FK 는 여기에만 있다</w:t>
+      </w:r>
+    </w:p>
+    <w:p>
+      <w:pPr>
+        <w:shd w:val="clear" w:color="auto" w:fill="F5F5F5"/>
+        <w:spacing w:line="240" w:lineRule="auto"/>
+      </w:pPr>
+      <w:r>
+        <w:rPr>
+          <w:rFonts w:ascii="Consolas" w:eastAsia="Consolas" w:hAnsi="Consolas" w:cs="Consolas"/>
+          <w:sz w:val="17"/>
+          <w:szCs w:val="17"/>
+        </w:rPr>
+        <w:t>+------------+                +-------------------+------------+</w:t>
+      </w:r>
+    </w:p>
+    <w:p>
+      <w:pPr>
+        <w:spacing w:before="40" w:after="40" w:line="259" w:lineRule="auto"/>
+      </w:pPr>
+      <w:r>
+        <w:rPr>
+          <w:rFonts w:ascii="맑은 고딕" w:eastAsia="맑은 고딕" w:hAnsi="맑은 고딕" w:cs="맑은 고딕"/>
+          <w:b/>
+          <w:sz w:val="20"/>
+          <w:szCs w:val="20"/>
+        </w:rPr>
+        <w:t>StudentDetail.student ( 연관관계의 주인, FK 보유 ) - LAZY 동작</w:t>
+      </w:r>
+    </w:p>
+    <w:p>
+      <w:pPr>
+        <w:widowControl w:val="0"/>
+        <w:numPr>
+          <w:ilvl w:val="0"/>
+          <w:numId w:val="5"/>
+        </w:numPr>
+        <w:spacing w:line="259" w:lineRule="auto"/>
+        <w:ind w:left="720"/>
+        <w:rPr>
+          <w:rFonts w:ascii="맑은 고딕" w:eastAsia="맑은 고딕" w:hAnsi="맑은 고딕" w:cs="맑은 고딕"/>
+        </w:rPr>
+      </w:pPr>
+      <w:r>
+        <w:rPr>
+          <w:rFonts w:ascii="Consolas" w:eastAsia="Consolas" w:hAnsi="Consolas" w:cs="Consolas"/>
+          <w:color w:val="188038"/>
+          <w:sz w:val="19"/>
+          <w:szCs w:val="19"/>
+        </w:rPr>
+        <w:t>student_details</w:t>
+      </w:r>
+      <w:r>
+        <w:rPr>
+          <w:rFonts w:ascii="맑은 고딕" w:eastAsia="맑은 고딕" w:hAnsi="맑은 고딕" w:cs="맑은 고딕"/>
+          <w:sz w:val="20"/>
+          <w:szCs w:val="20"/>
+        </w:rPr>
+        <w:t xml:space="preserve"> 행을 읽으면 </w:t>
+      </w:r>
+      <w:r>
+        <w:rPr>
+          <w:rFonts w:ascii="Consolas" w:eastAsia="Consolas" w:hAnsi="Consolas" w:cs="Consolas"/>
+          <w:color w:val="188038"/>
+          <w:sz w:val="19"/>
+          <w:szCs w:val="19"/>
+        </w:rPr>
+        <w:t>student_id</w:t>
+      </w:r>
+      <w:r>
+        <w:rPr>
+          <w:rFonts w:ascii="맑은 고딕" w:eastAsia="맑은 고딕" w:hAnsi="맑은 고딕" w:cs="맑은 고딕"/>
+          <w:sz w:val="20"/>
+          <w:szCs w:val="20"/>
+        </w:rPr>
+        <w:t xml:space="preserve"> 값을 이미 알고 있습니다.</w:t>
+      </w:r>
+    </w:p>
+    <w:p>
+      <w:pPr>
+        <w:widowControl w:val="0"/>
+        <w:numPr>
+          <w:ilvl w:val="0"/>
+          <w:numId w:val="5"/>
+        </w:numPr>
+        <w:spacing w:line="259" w:lineRule="auto"/>
+        <w:ind w:left="720"/>
+        <w:rPr>
+          <w:rFonts w:ascii="맑은 고딕" w:eastAsia="맑은 고딕" w:hAnsi="맑은 고딕" w:cs="맑은 고딕"/>
+        </w:rPr>
+      </w:pPr>
+      <w:r>
+        <w:rPr>
+          <w:rFonts w:ascii="맑은 고딕" w:eastAsia="맑은 고딕" w:hAnsi="맑은 고딕" w:cs="맑은 고딕"/>
+          <w:sz w:val="20"/>
+          <w:szCs w:val="20"/>
+        </w:rPr>
+        <w:t xml:space="preserve">그 id 로 </w:t>
+      </w:r>
+      <w:r>
+        <w:rPr>
+          <w:rFonts w:ascii="맑은 고딕" w:eastAsia="맑은 고딕" w:hAnsi="맑은 고딕" w:cs="맑은 고딕"/>
+          <w:b/>
+          <w:sz w:val="20"/>
+          <w:szCs w:val="20"/>
+        </w:rPr>
+        <w:t>프록시( 가짜 객체 )</w:t>
+      </w:r>
+      <w:r>
+        <w:rPr>
+          <w:rFonts w:ascii="맑은 고딕" w:eastAsia="맑은 고딕" w:hAnsi="맑은 고딕" w:cs="맑은 고딕"/>
+          <w:sz w:val="20"/>
+          <w:szCs w:val="20"/>
+        </w:rPr>
+        <w:t xml:space="preserve"> 를 만들어 두었다가, 실제로 값을 쓸 때 조회하면 됩니다.</w:t>
+      </w:r>
+    </w:p>
+    <w:p>
+      <w:pPr>
+        <w:spacing w:before="40" w:after="40" w:line="259" w:lineRule="auto"/>
+      </w:pPr>
+      <w:r>
+        <w:rPr>
+          <w:rFonts w:ascii="맑은 고딕" w:eastAsia="맑은 고딕" w:hAnsi="맑은 고딕" w:cs="맑은 고딕"/>
+          <w:b/>
+          <w:sz w:val="20"/>
+          <w:szCs w:val="20"/>
+        </w:rPr>
+        <w:t>Student.studentDetail ( mappedBy 쪽, FK 없음 ) - LAZY 무시됨</w:t>
+      </w:r>
+    </w:p>
+    <w:p>
+      <w:pPr>
+        <w:widowControl w:val="0"/>
+        <w:numPr>
+          <w:ilvl w:val="0"/>
+          <w:numId w:val="5"/>
+        </w:numPr>
+        <w:spacing w:line="259" w:lineRule="auto"/>
+        <w:ind w:left="720"/>
+        <w:rPr>
+          <w:rFonts w:ascii="맑은 고딕" w:eastAsia="맑은 고딕" w:hAnsi="맑은 고딕" w:cs="맑은 고딕"/>
+        </w:rPr>
+      </w:pPr>
+      <w:r>
+        <w:rPr>
+          <w:rFonts w:ascii="Consolas" w:eastAsia="Consolas" w:hAnsi="Consolas" w:cs="Consolas"/>
+          <w:color w:val="188038"/>
+          <w:sz w:val="19"/>
+          <w:szCs w:val="19"/>
+        </w:rPr>
+        <w:t>students</w:t>
+      </w:r>
+      <w:r>
+        <w:rPr>
+          <w:rFonts w:ascii="맑은 고딕" w:eastAsia="맑은 고딕" w:hAnsi="맑은 고딕" w:cs="맑은 고딕"/>
+          <w:sz w:val="20"/>
+          <w:szCs w:val="20"/>
+        </w:rPr>
+        <w:t xml:space="preserve"> 행에는 상세정보를 가리키는 값이 </w:t>
+      </w:r>
+      <w:r>
+        <w:rPr>
+          <w:rFonts w:ascii="맑은 고딕" w:eastAsia="맑은 고딕" w:hAnsi="맑은 고딕" w:cs="맑은 고딕"/>
+          <w:b/>
+          <w:sz w:val="20"/>
+          <w:szCs w:val="20"/>
+        </w:rPr>
+        <w:t>하나도 없습니다.</w:t>
+      </w:r>
+    </w:p>
+    <w:p>
+      <w:pPr>
+        <w:widowControl w:val="0"/>
+        <w:numPr>
+          <w:ilvl w:val="0"/>
+          <w:numId w:val="5"/>
+        </w:numPr>
+        <w:spacing w:line="259" w:lineRule="auto"/>
+        <w:ind w:left="720"/>
+        <w:rPr>
+          <w:rFonts w:ascii="맑은 고딕" w:eastAsia="맑은 고딕" w:hAnsi="맑은 고딕" w:cs="맑은 고딕"/>
+        </w:rPr>
+      </w:pPr>
+      <w:r>
+        <w:rPr>
+          <w:rFonts w:ascii="맑은 고딕" w:eastAsia="맑은 고딕" w:hAnsi="맑은 고딕" w:cs="맑은 고딕"/>
+          <w:sz w:val="20"/>
+          <w:szCs w:val="20"/>
+        </w:rPr>
+        <w:t xml:space="preserve">상세정보가 없는 학생이면 </w:t>
+      </w:r>
+      <w:r>
+        <w:rPr>
+          <w:rFonts w:ascii="Consolas" w:eastAsia="Consolas" w:hAnsi="Consolas" w:cs="Consolas"/>
+          <w:color w:val="188038"/>
+          <w:sz w:val="19"/>
+          <w:szCs w:val="19"/>
+        </w:rPr>
+        <w:t>null</w:t>
+      </w:r>
+      <w:r>
+        <w:rPr>
+          <w:rFonts w:ascii="맑은 고딕" w:eastAsia="맑은 고딕" w:hAnsi="맑은 고딕" w:cs="맑은 고딕"/>
+          <w:sz w:val="20"/>
+          <w:szCs w:val="20"/>
+        </w:rPr>
+        <w:t xml:space="preserve"> 을, 있으면 프록시를 넣어야 하는데 </w:t>
+      </w:r>
+      <w:r>
+        <w:rPr>
+          <w:rFonts w:ascii="맑은 고딕" w:eastAsia="맑은 고딕" w:hAnsi="맑은 고딕" w:cs="맑은 고딕"/>
+          <w:b/>
+          <w:sz w:val="20"/>
+          <w:szCs w:val="20"/>
+        </w:rPr>
+        <w:t>어느 쪽인지는 조회해 보아야 알 수 있습니다.</w:t>
+      </w:r>
+    </w:p>
+    <w:p>
+      <w:pPr>
+        <w:widowControl w:val="0"/>
+        <w:numPr>
+          <w:ilvl w:val="0"/>
+          <w:numId w:val="5"/>
+        </w:numPr>
+        <w:spacing w:line="259" w:lineRule="auto"/>
+        <w:ind w:left="720"/>
+        <w:rPr>
+          <w:rFonts w:ascii="맑은 고딕" w:eastAsia="맑은 고딕" w:hAnsi="맑은 고딕" w:cs="맑은 고딕"/>
+        </w:rPr>
+      </w:pPr>
+      <w:r>
+        <w:rPr>
+          <w:rFonts w:ascii="맑은 고딕" w:eastAsia="맑은 고딕" w:hAnsi="맑은 고딕" w:cs="맑은 고딕"/>
+          <w:sz w:val="20"/>
+          <w:szCs w:val="20"/>
+        </w:rPr>
+        <w:t xml:space="preserve">행이 없는데 프록시를 넣어 두면 </w:t>
+      </w:r>
+      <w:r>
+        <w:rPr>
+          <w:rFonts w:ascii="Consolas" w:eastAsia="Consolas" w:hAnsi="Consolas" w:cs="Consolas"/>
+          <w:color w:val="188038"/>
+          <w:sz w:val="19"/>
+          <w:szCs w:val="19"/>
+        </w:rPr>
+        <w:t>student.getStudentDetail() != null</w:t>
+      </w:r>
+      <w:r>
+        <w:rPr>
+          <w:rFonts w:ascii="맑은 고딕" w:eastAsia="맑은 고딕" w:hAnsi="맑은 고딕" w:cs="맑은 고딕"/>
+          <w:sz w:val="20"/>
+          <w:szCs w:val="20"/>
+        </w:rPr>
+        <w:t xml:space="preserve"> 같은 코드가 틀린 답을 내게 됩니다. 그래서 Hibernate 는 </w:t>
+      </w:r>
+      <w:r>
+        <w:rPr>
+          <w:rFonts w:ascii="Consolas" w:eastAsia="Consolas" w:hAnsi="Consolas" w:cs="Consolas"/>
+          <w:color w:val="188038"/>
+          <w:sz w:val="19"/>
+          <w:szCs w:val="19"/>
+        </w:rPr>
+        <w:t>Student</w:t>
+      </w:r>
+      <w:r>
+        <w:rPr>
+          <w:rFonts w:ascii="맑은 고딕" w:eastAsia="맑은 고딕" w:hAnsi="맑은 고딕" w:cs="맑은 고딕"/>
+          <w:sz w:val="20"/>
+          <w:szCs w:val="20"/>
+        </w:rPr>
+        <w:t xml:space="preserve"> 를 로딩할 때 상세정보를 </w:t>
+      </w:r>
+      <w:r>
+        <w:rPr>
+          <w:rFonts w:ascii="맑은 고딕" w:eastAsia="맑은 고딕" w:hAnsi="맑은 고딕" w:cs="맑은 고딕"/>
+          <w:b/>
+          <w:sz w:val="20"/>
+          <w:szCs w:val="20"/>
+        </w:rPr>
+        <w:t>즉시 조회</w:t>
+      </w:r>
+      <w:r>
+        <w:rPr>
+          <w:rFonts w:ascii="맑은 고딕" w:eastAsia="맑은 고딕" w:hAnsi="맑은 고딕" w:cs="맑은 고딕"/>
+          <w:sz w:val="20"/>
+          <w:szCs w:val="20"/>
+        </w:rPr>
+        <w:t>합니다.</w:t>
+      </w:r>
+    </w:p>
+    <w:p>
+      <w:pPr>
+        <w:spacing w:before="40" w:after="40" w:line="259" w:lineRule="auto"/>
+      </w:pPr>
+      <w:r>
+        <w:rPr>
+          <w:rFonts w:ascii="맑은 고딕" w:eastAsia="맑은 고딕" w:hAnsi="맑은 고딕" w:cs="맑은 고딕"/>
+          <w:sz w:val="20"/>
+          <w:szCs w:val="20"/>
+        </w:rPr>
+        <w:t>그 결과 학생 수만큼 조회 쿼리가 따라붙습니다. ( 학과 1개 / 학생 3명을 조회한 실제 로그 )</w:t>
+      </w:r>
+    </w:p>
+    <w:p>
+      <w:pPr>
+        <w:shd w:val="clear" w:color="auto" w:fill="F5F5F5"/>
+        <w:spacing w:line="240" w:lineRule="auto"/>
+        <w:rPr>
+          <w:lang w:val="en-US"/>
+        </w:rPr>
+      </w:pPr>
+      <w:r>
+        <w:rPr>
+          <w:rFonts w:ascii="Consolas" w:eastAsia="Consolas" w:hAnsi="Consolas" w:cs="Consolas"/>
+          <w:sz w:val="17"/>
+          <w:szCs w:val="17"/>
+          <w:lang w:val="en-US"/>
+        </w:rPr>
+        <w:t xml:space="preserve">1) select </w:t>
+      </w:r>
+      <w:proofErr w:type="gramStart"/>
+      <w:r>
+        <w:rPr>
+          <w:rFonts w:ascii="Consolas" w:eastAsia="Consolas" w:hAnsi="Consolas" w:cs="Consolas"/>
+          <w:sz w:val="17"/>
+          <w:szCs w:val="17"/>
+          <w:lang w:val="en-US"/>
+        </w:rPr>
+        <w:t>...</w:t>
+      </w:r>
+      <w:proofErr w:type="gramEnd"/>
+      <w:r>
+        <w:rPr>
+          <w:rFonts w:ascii="Consolas" w:eastAsia="Consolas" w:hAnsi="Consolas" w:cs="Consolas"/>
+          <w:sz w:val="17"/>
+          <w:szCs w:val="17"/>
+          <w:lang w:val="en-US"/>
+        </w:rPr>
+        <w:t xml:space="preserve"> from departments d1_0 left join students s1_0 on ...</w:t>
+      </w:r>
+    </w:p>
+    <w:p>
+      <w:pPr>
+        <w:shd w:val="clear" w:color="auto" w:fill="F5F5F5"/>
+        <w:spacing w:line="240" w:lineRule="auto"/>
+        <w:rPr>
+          <w:lang w:val="en-US"/>
+        </w:rPr>
+      </w:pPr>
+      <w:r>
+        <w:rPr>
+          <w:rFonts w:ascii="Consolas" w:eastAsia="Consolas" w:hAnsi="Consolas" w:cs="Consolas"/>
+          <w:sz w:val="17"/>
+          <w:szCs w:val="17"/>
+          <w:lang w:val="en-US"/>
+        </w:rPr>
+        <w:t xml:space="preserve">2) select </w:t>
+      </w:r>
+      <w:proofErr w:type="gramStart"/>
+      <w:r>
+        <w:rPr>
+          <w:rFonts w:ascii="Consolas" w:eastAsia="Consolas" w:hAnsi="Consolas" w:cs="Consolas"/>
+          <w:sz w:val="17"/>
+          <w:szCs w:val="17"/>
+          <w:lang w:val="en-US"/>
+        </w:rPr>
+        <w:t>...</w:t>
+      </w:r>
+      <w:proofErr w:type="gramEnd"/>
+      <w:r>
+        <w:rPr>
+          <w:rFonts w:ascii="Consolas" w:eastAsia="Consolas" w:hAnsi="Consolas" w:cs="Consolas"/>
+          <w:sz w:val="17"/>
+          <w:szCs w:val="17"/>
+          <w:lang w:val="en-US"/>
+        </w:rPr>
+        <w:t xml:space="preserve"> from student_details sd1_0 where sd1_0.student_id=?</w:t>
+      </w:r>
+    </w:p>
+    <w:p>
+      <w:pPr>
+        <w:shd w:val="clear" w:color="auto" w:fill="F5F5F5"/>
+        <w:spacing w:line="240" w:lineRule="auto"/>
+        <w:rPr>
+          <w:lang w:val="en-US"/>
+        </w:rPr>
+      </w:pPr>
+      <w:r>
+        <w:rPr>
+          <w:rFonts w:ascii="Consolas" w:eastAsia="Consolas" w:hAnsi="Consolas" w:cs="Consolas"/>
+          <w:sz w:val="17"/>
+          <w:szCs w:val="17"/>
+          <w:lang w:val="en-US"/>
+        </w:rPr>
+        <w:t xml:space="preserve">3) select </w:t>
+      </w:r>
+      <w:proofErr w:type="gramStart"/>
+      <w:r>
+        <w:rPr>
+          <w:rFonts w:ascii="Consolas" w:eastAsia="Consolas" w:hAnsi="Consolas" w:cs="Consolas"/>
+          <w:sz w:val="17"/>
+          <w:szCs w:val="17"/>
+          <w:lang w:val="en-US"/>
+        </w:rPr>
+        <w:t>...</w:t>
+      </w:r>
+      <w:proofErr w:type="gramEnd"/>
+      <w:r>
+        <w:rPr>
+          <w:rFonts w:ascii="Consolas" w:eastAsia="Consolas" w:hAnsi="Consolas" w:cs="Consolas"/>
+          <w:sz w:val="17"/>
+          <w:szCs w:val="17"/>
+          <w:lang w:val="en-US"/>
+        </w:rPr>
+        <w:t xml:space="preserve"> from student_details sd1_0 where sd1_0.student_id=?</w:t>
+      </w:r>
+    </w:p>
+    <w:p>
+      <w:pPr>
+        <w:shd w:val="clear" w:color="auto" w:fill="F5F5F5"/>
+        <w:spacing w:line="240" w:lineRule="auto"/>
+        <w:rPr>
+          <w:lang w:val="en-US"/>
+        </w:rPr>
+      </w:pPr>
+      <w:r>
+        <w:rPr>
+          <w:rFonts w:ascii="Consolas" w:eastAsia="Consolas" w:hAnsi="Consolas" w:cs="Consolas"/>
+          <w:sz w:val="17"/>
+          <w:szCs w:val="17"/>
+          <w:lang w:val="en-US"/>
+        </w:rPr>
+        <w:t xml:space="preserve">4) select </w:t>
+      </w:r>
+      <w:proofErr w:type="gramStart"/>
+      <w:r>
+        <w:rPr>
+          <w:rFonts w:ascii="Consolas" w:eastAsia="Consolas" w:hAnsi="Consolas" w:cs="Consolas"/>
+          <w:sz w:val="17"/>
+          <w:szCs w:val="17"/>
+          <w:lang w:val="en-US"/>
+        </w:rPr>
+        <w:t>...</w:t>
+      </w:r>
+      <w:proofErr w:type="gramEnd"/>
+      <w:r>
+        <w:rPr>
+          <w:rFonts w:ascii="Consolas" w:eastAsia="Consolas" w:hAnsi="Consolas" w:cs="Consolas"/>
+          <w:sz w:val="17"/>
+          <w:szCs w:val="17"/>
+          <w:lang w:val="en-US"/>
+        </w:rPr>
+        <w:t xml:space="preserve"> from student_details sd1_0 where sd1_0.student_id=?</w:t>
+      </w:r>
+    </w:p>
+    <w:p>
+      <w:pPr>
+        <w:shd w:val="clear" w:color="auto" w:fill="F5F5F5"/>
+        <w:spacing w:line="240" w:lineRule="auto"/>
+        <w:rPr>
+          <w:lang w:val="en-US"/>
+        </w:rPr>
+      </w:pPr>
+      <w:r>
+        <w:rPr>
+          <w:rFonts w:ascii="Consolas" w:eastAsia="Consolas" w:hAnsi="Consolas" w:cs="Consolas"/>
+          <w:sz w:val="17"/>
+          <w:szCs w:val="17"/>
+          <w:lang w:val="en-US"/>
+        </w:rPr>
+        <w:t xml:space="preserve"> </w:t>
+      </w:r>
+    </w:p>
+    <w:p>
+      <w:pPr>
+        <w:shd w:val="clear" w:color="auto" w:fill="F5F5F5"/>
+        <w:spacing w:line="240" w:lineRule="auto"/>
+      </w:pPr>
+      <w:r>
+        <w:rPr>
+          <w:rFonts w:ascii="Consolas" w:eastAsia="Consolas" w:hAnsi="Consolas" w:cs="Consolas"/>
+          <w:sz w:val="17"/>
+          <w:szCs w:val="17"/>
+          <w:lang w:val="en-US"/>
+        </w:rPr>
+        <w:t xml:space="preserve">   </w:t>
+      </w:r>
+      <w:r>
+        <w:rPr>
+          <w:rFonts w:ascii="Consolas" w:eastAsia="Consolas" w:hAnsi="Consolas" w:cs="Consolas"/>
+          <w:sz w:val="17"/>
+          <w:szCs w:val="17"/>
+        </w:rPr>
+        <w:t>-&gt; 2)~4) 는 IN 절로 묶이지 않는다. default_batch_fetch_size 도 듣지 않는다.</w:t>
+      </w:r>
+    </w:p>
+    <w:p>
+      <w:pPr>
+        <w:spacing w:before="40" w:after="40" w:line="259" w:lineRule="auto"/>
+      </w:pPr>
+      <w:r>
+        <w:rPr>
+          <w:rFonts w:ascii="맑은 고딕" w:eastAsia="맑은 고딕" w:hAnsi="맑은 고딕" w:cs="맑은 고딕"/>
+          <w:b/>
+          <w:sz w:val="20"/>
+          <w:szCs w:val="20"/>
+        </w:rPr>
+        <w:t>정리</w:t>
+      </w:r>
+    </w:p>
+    <w:p>
+      <w:pPr>
+        <w:shd w:val="clear" w:color="auto" w:fill="F5F5F5"/>
+        <w:spacing w:line="240" w:lineRule="auto"/>
+      </w:pPr>
+      <w:r>
+        <w:rPr>
+          <w:rFonts w:ascii="Consolas" w:eastAsia="Consolas" w:hAnsi="Consolas" w:cs="Consolas"/>
+          <w:sz w:val="17"/>
+          <w:szCs w:val="17"/>
+        </w:rPr>
+        <w:t>연관관계                      FK    LAZY      이유</w:t>
+      </w:r>
+    </w:p>
+    <w:p>
+      <w:pPr>
+        <w:shd w:val="clear" w:color="auto" w:fill="F5F5F5"/>
+        <w:spacing w:line="240" w:lineRule="auto"/>
+      </w:pPr>
+      <w:r>
+        <w:rPr>
+          <w:rFonts w:ascii="Consolas" w:eastAsia="Consolas" w:hAnsi="Consolas" w:cs="Consolas"/>
+          <w:sz w:val="17"/>
+          <w:szCs w:val="17"/>
+        </w:rPr>
+        <w:t>--------------------------------------------------------------------------------</w:t>
+      </w:r>
+    </w:p>
+    <w:p>
+      <w:pPr>
+        <w:shd w:val="clear" w:color="auto" w:fill="F5F5F5"/>
+        <w:spacing w:line="240" w:lineRule="auto"/>
+      </w:pPr>
+      <w:r>
+        <w:rPr>
+          <w:rFonts w:ascii="Consolas" w:eastAsia="Consolas" w:hAnsi="Consolas" w:cs="Consolas"/>
+          <w:sz w:val="17"/>
+          <w:szCs w:val="17"/>
+        </w:rPr>
+        <w:t>StudentDetail.student        있음   동작      FK 값으로 프록시를 만들 수 있다</w:t>
+      </w:r>
+    </w:p>
+    <w:p>
+      <w:pPr>
+        <w:shd w:val="clear" w:color="auto" w:fill="F5F5F5"/>
+        <w:spacing w:line="240" w:lineRule="auto"/>
+      </w:pPr>
+      <w:r>
+        <w:rPr>
+          <w:rFonts w:ascii="Consolas" w:eastAsia="Consolas" w:hAnsi="Consolas" w:cs="Consolas"/>
+          <w:sz w:val="17"/>
+          <w:szCs w:val="17"/>
+        </w:rPr>
+        <w:t>Student.studentDetail        없음   무시됨    행의 존재 여부를 조회해야만 알 수 있다</w:t>
+      </w:r>
+    </w:p>
+    <w:p>
+      <w:pPr>
+        <w:shd w:val="clear" w:color="auto" w:fill="F5F5F5"/>
+        <w:spacing w:line="240" w:lineRule="auto"/>
+      </w:pPr>
+      <w:r>
+        <w:rPr>
+          <w:rFonts w:ascii="Consolas" w:eastAsia="Consolas" w:hAnsi="Consolas" w:cs="Consolas"/>
+          <w:sz w:val="17"/>
+          <w:szCs w:val="17"/>
+        </w:rPr>
+        <w:t>Student.department           있음   동작      @ManyToOne 은 FK 를 가진 쪽이다</w:t>
+      </w:r>
+    </w:p>
+    <w:p>
+      <w:pPr>
+        <w:shd w:val="clear" w:color="auto" w:fill="F5F5F5"/>
+        <w:spacing w:line="240" w:lineRule="auto"/>
+      </w:pPr>
+      <w:r>
+        <w:rPr>
+          <w:rFonts w:ascii="Consolas" w:eastAsia="Consolas" w:hAnsi="Consolas" w:cs="Consolas"/>
+          <w:sz w:val="17"/>
+          <w:szCs w:val="17"/>
+        </w:rPr>
+        <w:t>Department.students          -     동작      컬렉션은 비어 있는 상태로 두었다가 나중에 채운다</w:t>
+      </w:r>
+    </w:p>
+    <w:p>
+      <w:pPr>
+        <w:spacing w:before="40" w:after="40" w:line="259" w:lineRule="auto"/>
+      </w:pPr>
+      <w:r>
+        <w:rPr>
+          <w:rFonts w:ascii="맑은 고딕" w:eastAsia="맑은 고딕" w:hAnsi="맑은 고딕" w:cs="맑은 고딕"/>
+          <w:b/>
+          <w:sz w:val="20"/>
+          <w:szCs w:val="20"/>
+        </w:rPr>
+        <w:lastRenderedPageBreak/>
+        <w:t>해결 방법</w:t>
+      </w:r>
+    </w:p>
+    <w:p>
+      <w:pPr>
+        <w:widowControl w:val="0"/>
+        <w:numPr>
+          <w:ilvl w:val="0"/>
+          <w:numId w:val="5"/>
+        </w:numPr>
+        <w:spacing w:line="259" w:lineRule="auto"/>
+        <w:ind w:left="720"/>
+        <w:rPr>
+          <w:rFonts w:ascii="맑은 고딕" w:eastAsia="맑은 고딕" w:hAnsi="맑은 고딕" w:cs="맑은 고딕"/>
+        </w:rPr>
+      </w:pPr>
+      <w:r>
+        <w:rPr>
+          <w:rFonts w:ascii="맑은 고딕" w:eastAsia="맑은 고딕" w:hAnsi="맑은 고딕" w:cs="맑은 고딕"/>
+          <w:b/>
+          <w:sz w:val="20"/>
+          <w:szCs w:val="20"/>
+        </w:rPr>
+        <w:t>Fetch Join</w:t>
+      </w:r>
+      <w:r>
+        <w:rPr>
+          <w:rFonts w:ascii="맑은 고딕" w:eastAsia="맑은 고딕" w:hAnsi="맑은 고딕" w:cs="맑은 고딕"/>
+          <w:sz w:val="20"/>
+          <w:szCs w:val="20"/>
+        </w:rPr>
+        <w:t xml:space="preserve"> : 필요한 조회 메서드에서 </w:t>
+      </w:r>
+      <w:r>
+        <w:rPr>
+          <w:rFonts w:ascii="Consolas" w:eastAsia="Consolas" w:hAnsi="Consolas" w:cs="Consolas"/>
+          <w:color w:val="188038"/>
+          <w:sz w:val="19"/>
+          <w:szCs w:val="19"/>
+        </w:rPr>
+        <w:t>LEFT JOIN FETCH s.studentDetail</w:t>
+      </w:r>
+      <w:r>
+        <w:rPr>
+          <w:rFonts w:ascii="맑은 고딕" w:eastAsia="맑은 고딕" w:hAnsi="맑은 고딕" w:cs="맑은 고딕"/>
+          <w:sz w:val="20"/>
+          <w:szCs w:val="20"/>
+        </w:rPr>
+        <w:t xml:space="preserve"> 로 함께 가져옵니다. 이 예제가 택한 방법입니다.</w:t>
       </w:r>
     </w:p>
     <w:p>
@@ -3533,7 +4304,23 @@
         <w:rPr>
           <w:rFonts w:ascii="맑은 고딕" w:eastAsia="맑은 고딕" w:hAnsi="맑은 고딕" w:cs="맑은 고딕"/>
         </w:rPr>
-        <w:t>List&lt;DepartmentSummary&gt; findAllSummaries(), Optional&lt;Department&gt; findByIdWithStudents(Long id) 메소드 추가</w:t>
+        <w:t xml:space="preserve">List&lt;DepartmentSummary&gt; findAllSummaries(), </w:t>
+      </w:r>
+    </w:p>
+    <w:p>
+      <w:pPr>
+        <w:widowControl w:val="0"/>
+        <w:spacing w:line="259" w:lineRule="auto"/>
+        <w:ind w:left="1440"/>
+        <w:rPr>
+          <w:rFonts w:ascii="맑은 고딕" w:eastAsia="맑은 고딕" w:hAnsi="맑은 고딕" w:cs="맑은 고딕"/>
+        </w:rPr>
+      </w:pPr>
+      <w:r>
+        <w:rPr>
+          <w:rFonts w:ascii="맑은 고딕" w:eastAsia="맑은 고딕" w:hAnsi="맑은 고딕" w:cs="맑은 고딕"/>
+        </w:rPr>
+        <w:t>Optional&lt;Department&gt; findByIdWithStudents(Long id) 메소드 추가</w:t>
       </w:r>
     </w:p>
     <w:p>
@@ -4216,29 +5003,18 @@
           <w:sz w:val="20"/>
           <w:szCs w:val="20"/>
         </w:rPr>
-        <w:t xml:space="preserve"> 중복 검사에 사용합니다. 엔티티를 </w:t>
-      </w:r>
-      <w:r>
-        <w:rPr>
-          <w:rFonts w:ascii="맑은 고딕" w:eastAsia="맑은 고딕" w:hAnsi="맑은 고딕" w:cs="맑은 고딕"/>
-          <w:sz w:val="20"/>
-          <w:szCs w:val="20"/>
-        </w:rPr>
-        <w:lastRenderedPageBreak/>
-        <w:t>가져오지 않고 개수만 세므로 효율적입니다.</w:t>
-      </w:r>
-    </w:p>
-    <w:p>
-      <w:pPr>
-        <w:widowControl w:val="0"/>
-        <w:spacing w:line="259" w:lineRule="auto"/>
-        <w:rPr>
-          <w:rFonts w:ascii="맑은 고딕" w:eastAsia="맑은 고딕" w:hAnsi="맑은 고딕" w:cs="맑은 고딕" w:hint="eastAsia"/>
-          <w:lang w:val="en-US"/>
-        </w:rPr>
-      </w:pPr>
-      <w:bookmarkStart w:id="1" w:name="_GoBack"/>
-      <w:bookmarkEnd w:id="1"/>
+        <w:t xml:space="preserve"> 중복 검사에 사용합니다. 엔티티를 가져오지 않고 개수만 세므로 효율적입니다.</w:t>
+      </w:r>
+    </w:p>
+    <w:p>
+      <w:pPr>
+        <w:widowControl w:val="0"/>
+        <w:spacing w:line="259" w:lineRule="auto"/>
+        <w:rPr>
+          <w:rFonts w:ascii="맑은 고딕" w:eastAsia="맑은 고딕" w:hAnsi="맑은 고딕" w:cs="맑은 고딕"/>
+          <w:lang w:val="en-US"/>
+        </w:rPr>
+      </w:pPr>
     </w:p>
     <w:p>
       <w:pPr>
@@ -4253,6 +5029,7 @@
           <w:sz w:val="21"/>
           <w:szCs w:val="21"/>
         </w:rPr>
+        <w:lastRenderedPageBreak/>
         <w:t>2) StudentRepository</w:t>
       </w:r>
     </w:p>
@@ -4977,6 +5754,32 @@
         </w:rPr>
         <w:t>)을 함께 쓰면 데이터베이스가 아니라 메모리에서 페이징이 처리됩니다. 데이터가 많으면 위험합니다.</w:t>
       </w:r>
+      <w:r>
+        <w:rPr>
+          <w:rFonts w:ascii="맑은 고딕" w:eastAsia="맑은 고딕" w:hAnsi="맑은 고딕" w:cs="맑은 고딕" w:hint="eastAsia"/>
+          <w:sz w:val="20"/>
+          <w:szCs w:val="20"/>
+        </w:rPr>
+        <w:t xml:space="preserve"> </w:t>
+      </w:r>
+      <w:proofErr w:type="gramStart"/>
+      <w:r>
+        <w:rPr>
+          <w:rFonts w:ascii="맑은 고딕" w:eastAsia="맑은 고딕" w:hAnsi="맑은 고딕" w:cs="맑은 고딕" w:hint="eastAsia"/>
+          <w:sz w:val="20"/>
+          <w:szCs w:val="20"/>
+        </w:rPr>
+        <w:t>( 다음</w:t>
+      </w:r>
+      <w:proofErr w:type="gramEnd"/>
+      <w:r>
+        <w:rPr>
+          <w:rFonts w:ascii="맑은 고딕" w:eastAsia="맑은 고딕" w:hAnsi="맑은 고딕" w:cs="맑은 고딕" w:hint="eastAsia"/>
+          <w:sz w:val="20"/>
+          <w:szCs w:val="20"/>
+        </w:rPr>
+        <w:t xml:space="preserve"> 2-6 절에서 다룰 예정임 )</w:t>
+      </w:r>
     </w:p>
     <w:p>
       <w:pPr>
@@ -5015,6 +5818,42 @@
           <w:szCs w:val="20"/>
         </w:rPr>
         <w:t xml:space="preserve"> 를 사용합니다.</w:t>
+      </w:r>
+      <w:r>
+        <w:rPr>
+          <w:rFonts w:ascii="맑은 고딕" w:eastAsia="맑은 고딕" w:hAnsi="맑은 고딕" w:cs="맑은 고딕" w:hint="eastAsia"/>
+          <w:sz w:val="20"/>
+          <w:szCs w:val="20"/>
+        </w:rPr>
+        <w:t xml:space="preserve"> </w:t>
+      </w:r>
+    </w:p>
+    <w:p>
+      <w:pPr>
+        <w:widowControl w:val="0"/>
+        <w:spacing w:line="259" w:lineRule="auto"/>
+        <w:ind w:left="720"/>
+        <w:rPr>
+          <w:rFonts w:ascii="맑은 고딕" w:eastAsia="맑은 고딕" w:hAnsi="맑은 고딕" w:cs="맑은 고딕"/>
+        </w:rPr>
+      </w:pPr>
+      <w:proofErr w:type="gramStart"/>
+      <w:r>
+        <w:rPr>
+          <w:rFonts w:ascii="맑은 고딕" w:eastAsia="맑은 고딕" w:hAnsi="맑은 고딕" w:cs="맑은 고딕" w:hint="eastAsia"/>
+          <w:sz w:val="20"/>
+          <w:szCs w:val="20"/>
+        </w:rPr>
+        <w:t>( 다음</w:t>
+      </w:r>
+      <w:proofErr w:type="gramEnd"/>
+      <w:r>
+        <w:rPr>
+          <w:rFonts w:ascii="맑은 고딕" w:eastAsia="맑은 고딕" w:hAnsi="맑은 고딕" w:cs="맑은 고딕" w:hint="eastAsia"/>
+          <w:sz w:val="20"/>
+          <w:szCs w:val="20"/>
+        </w:rPr>
+        <w:t xml:space="preserve"> 2-6 절에서 다룰 예정임 )</w:t>
       </w:r>
     </w:p>
     <w:p>
@@ -5110,8 +5949,6 @@
     <w:p>
       <w:pPr>
         <w:spacing w:before="120" w:after="40"/>
-      </w:pPr>
-      <w:r>
         <w:rPr>
           <w:rFonts w:ascii="맑은 고딕" w:eastAsia="맑은 고딕" w:hAnsi="맑은 고딕" w:cs="맑은 고딕"/>
           <w:b/>
@@ -5120,6 +5957,25 @@
           <w:sz w:val="20"/>
           <w:szCs w:val="20"/>
         </w:rPr>
+      </w:pPr>
+    </w:p>
+    <w:p>
+      <w:pPr>
+        <w:spacing w:before="120" w:after="40"/>
+        <w:rPr>
+          <w:b/>
+        </w:rPr>
+      </w:pPr>
+      <w:r>
+        <w:rPr>
+          <w:rFonts w:ascii="맑은 고딕" w:eastAsia="맑은 고딕" w:hAnsi="맑은 고딕" w:cs="맑은 고딕"/>
+          <w:b/>
+          <w:bCs/>
+          <w:color w:val="000000"/>
+          <w:sz w:val="20"/>
+          <w:szCs w:val="20"/>
+        </w:rPr>
+        <w:lastRenderedPageBreak/>
         <w:t>(1) findAll() 로 엔티티를 가져와 세는 방법 - 권장하지 않음</w:t>
       </w:r>
     </w:p>
@@ -5138,7 +5994,6 @@
           <w:szCs w:val="17"/>
           <w:lang w:val="en-US"/>
         </w:rPr>
-        <w:lastRenderedPageBreak/>
         <w:t>return departmentRepository.findAll()</w:t>
       </w:r>
     </w:p>
@@ -6061,23 +6916,6 @@
     </w:p>
     <w:p>
       <w:pPr>
-        <w:widowControl w:val="0"/>
-        <w:spacing w:before="240" w:line="259" w:lineRule="auto"/>
-        <w:rPr>
-          <w:rFonts w:ascii="맑은 고딕" w:eastAsia="맑은 고딕" w:hAnsi="맑은 고딕" w:cs="맑은 고딕"/>
-        </w:rPr>
-      </w:pPr>
-      <w:r>
-        <w:rPr>
-          <w:rFonts w:ascii="맑은 고딕" w:eastAsia="맑은 고딕" w:hAnsi="맑은 고딕" w:cs="맑은 고딕"/>
-          <w:b/>
-          <w:bCs/>
-        </w:rPr>
-        <w:t>샘플 데이터를 Insert 하는 Runner 클래스</w:t>
-      </w:r>
-    </w:p>
-    <w:p>
-      <w:pPr>
         <w:spacing w:after="60"/>
         <w:rPr>
           <w:rFonts w:ascii="맑은 고딕" w:eastAsia="맑은 고딕" w:hAnsi="맑은 고딕" w:cs="맑은 고딕"/>
@@ -6088,20 +6926,13 @@
           <w:szCs w:val="21"/>
         </w:rPr>
       </w:pPr>
-      <w:hyperlink r:id="rId12">
-        <w:r>
-          <w:rPr>
-            <w:rFonts w:ascii="맑은 고딕" w:eastAsia="맑은 고딕" w:hAnsi="맑은 고딕" w:cs="맑은 고딕"/>
-            <w:color w:val="0000FF"/>
-            <w:u w:val="single"/>
-          </w:rPr>
-          <w:t>https://gist.github.com/vega2k8s/8ad993de57b822bb3092cab9b56a7554</w:t>
-        </w:r>
-      </w:hyperlink>
     </w:p>
     <w:p>
       <w:pPr>
         <w:spacing w:before="160" w:after="60"/>
+        <w:rPr>
+          <w:b/>
+        </w:rPr>
       </w:pPr>
       <w:r>
         <w:rPr>
@@ -6223,7 +7054,7 @@
           <w:szCs w:val="20"/>
         </w:rPr>
       </w:pPr>
-      <w:hyperlink r:id="rId13">
+      <w:hyperlink r:id="rId12">
         <w:r>
           <w:rPr>
             <w:rFonts w:ascii="맑은 고딕" w:eastAsia="맑은 고딕" w:hAnsi="맑은 고딕" w:cs="맑은 고딕"/>
@@ -6263,7 +7094,7 @@
           <w:szCs w:val="20"/>
         </w:rPr>
       </w:pPr>
-      <w:hyperlink r:id="rId14">
+      <w:hyperlink r:id="rId13">
         <w:r>
           <w:rPr>
             <w:rFonts w:ascii="맑은 고딕" w:eastAsia="맑은 고딕" w:hAnsi="맑은 고딕" w:cs="맑은 고딕"/>
@@ -6279,8 +7110,6 @@
     <w:p>
       <w:pPr>
         <w:spacing w:before="120" w:after="40"/>
-      </w:pPr>
-      <w:r>
         <w:rPr>
           <w:rFonts w:ascii="맑은 고딕" w:eastAsia="맑은 고딕" w:hAnsi="맑은 고딕" w:cs="맑은 고딕"/>
           <w:b/>
@@ -6289,7 +7118,21 @@
           <w:sz w:val="20"/>
           <w:szCs w:val="20"/>
         </w:rPr>
-        <w:lastRenderedPageBreak/>
+      </w:pPr>
+    </w:p>
+    <w:p>
+      <w:pPr>
+        <w:spacing w:before="120" w:after="40"/>
+      </w:pPr>
+      <w:r>
+        <w:rPr>
+          <w:rFonts w:ascii="맑은 고딕" w:eastAsia="맑은 고딕" w:hAnsi="맑은 고딕" w:cs="맑은 고딕"/>
+          <w:b/>
+          <w:bCs/>
+          <w:color w:val="000000"/>
+          <w:sz w:val="20"/>
+          <w:szCs w:val="20"/>
+        </w:rPr>
         <w:t>엔티티 조회와 무엇이 다른가</w:t>
       </w:r>
     </w:p>
@@ -6419,35 +7262,83 @@
           <w:sz w:val="17"/>
           <w:szCs w:val="17"/>
         </w:rPr>
-        <w:t>- Department 엔티티로 반환한다             - DepartmentSummary 로 반환한다</w:t>
-      </w:r>
-    </w:p>
-    <w:p>
-      <w:pPr>
-        <w:shd w:val="clear" w:color="auto" w:fill="F5F5F5"/>
-        <w:spacing w:line="240" w:lineRule="auto"/>
-      </w:pPr>
-      <w:r>
-        <w:rPr>
-          <w:rFonts w:ascii="Consolas" w:eastAsia="Consolas" w:hAnsi="Consolas" w:cs="Consolas"/>
-          <w:sz w:val="17"/>
-          <w:szCs w:val="17"/>
-        </w:rPr>
-        <w:t xml:space="preserve">  - 영속성 컨텍스트가 관리한다                - 영속성 컨텍스트가 관리하지 않는다</w:t>
-      </w:r>
-    </w:p>
-    <w:p>
-      <w:pPr>
-        <w:shd w:val="clear" w:color="auto" w:fill="F5F5F5"/>
-        <w:spacing w:line="240" w:lineRule="auto"/>
-      </w:pPr>
-      <w:r>
-        <w:rPr>
-          <w:rFonts w:ascii="Consolas" w:eastAsia="Consolas" w:hAnsi="Consolas" w:cs="Consolas"/>
-          <w:sz w:val="17"/>
-          <w:szCs w:val="17"/>
-        </w:rPr>
-        <w:t xml:space="preserve">  - 값을 바꾸면 UPDATE 가 실행된다            - 조회 전용, 값을 바꿔도 반영되지 않는다</w:t>
+        <w:t xml:space="preserve">- Department 엔티티로 반환한다             </w:t>
+      </w:r>
+      <w:r>
+        <w:rPr>
+          <w:rFonts w:ascii="Consolas" w:hAnsi="Consolas" w:cs="Consolas" w:hint="eastAsia"/>
+          <w:sz w:val="17"/>
+          <w:szCs w:val="17"/>
+        </w:rPr>
+        <w:t xml:space="preserve">  </w:t>
+      </w:r>
+      <w:r>
+        <w:rPr>
+          <w:rFonts w:ascii="Consolas" w:eastAsia="Consolas" w:hAnsi="Consolas" w:cs="Consolas"/>
+          <w:sz w:val="17"/>
+          <w:szCs w:val="17"/>
+        </w:rPr>
+        <w:t>- DepartmentSummary 로 반환한다</w:t>
+      </w:r>
+    </w:p>
+    <w:p>
+      <w:pPr>
+        <w:shd w:val="clear" w:color="auto" w:fill="F5F5F5"/>
+        <w:spacing w:line="240" w:lineRule="auto"/>
+      </w:pPr>
+      <w:r>
+        <w:rPr>
+          <w:rFonts w:ascii="Consolas" w:eastAsia="Consolas" w:hAnsi="Consolas" w:cs="Consolas"/>
+          <w:sz w:val="17"/>
+          <w:szCs w:val="17"/>
+        </w:rPr>
+        <w:t xml:space="preserve">  - 영속성 컨텍스트가 관리한다                </w:t>
+      </w:r>
+      <w:r>
+        <w:rPr>
+          <w:rFonts w:ascii="Consolas" w:hAnsi="Consolas" w:cs="Consolas" w:hint="eastAsia"/>
+          <w:sz w:val="17"/>
+          <w:szCs w:val="17"/>
+        </w:rPr>
+        <w:t xml:space="preserve">    </w:t>
+      </w:r>
+      <w:r>
+        <w:rPr>
+          <w:rFonts w:ascii="Consolas" w:eastAsia="Consolas" w:hAnsi="Consolas" w:cs="Consolas"/>
+          <w:sz w:val="17"/>
+          <w:szCs w:val="17"/>
+        </w:rPr>
+        <w:t>- 영속성 컨텍스트가 관리하지 않는다</w:t>
+      </w:r>
+    </w:p>
+    <w:p>
+      <w:pPr>
+        <w:shd w:val="clear" w:color="auto" w:fill="F5F5F5"/>
+        <w:spacing w:line="240" w:lineRule="auto"/>
+      </w:pPr>
+      <w:r>
+        <w:rPr>
+          <w:rFonts w:ascii="Consolas" w:eastAsia="Consolas" w:hAnsi="Consolas" w:cs="Consolas"/>
+          <w:sz w:val="17"/>
+          <w:szCs w:val="17"/>
+        </w:rPr>
+        <w:t xml:space="preserve">  - 값을 바꾸면 UPDATE 가 실행된다</w:t>
+      </w:r>
+      <w:r>
+        <w:rPr>
+          <w:rFonts w:ascii="Consolas" w:eastAsia="Consolas" w:hAnsi="Consolas" w:cs="Consolas"/>
+          <w:sz w:val="17"/>
+          <w:szCs w:val="17"/>
+        </w:rPr>
+        <w:t xml:space="preserve">          </w:t>
+      </w:r>
+      <w:r>
+        <w:rPr>
+          <w:rFonts w:ascii="Consolas" w:eastAsia="Consolas" w:hAnsi="Consolas" w:cs="Consolas"/>
+          <w:sz w:val="17"/>
+          <w:szCs w:val="17"/>
+        </w:rPr>
+        <w:t xml:space="preserve"> - 조회 전용, 값을 바꿔도 반영되지 않는다</w:t>
       </w:r>
     </w:p>
     <w:p>
@@ -6475,7 +7366,23 @@
           <w:sz w:val="17"/>
           <w:szCs w:val="17"/>
         </w:rPr>
-        <w:t xml:space="preserve">  - 모든 컬럼을 읽는다                       - SELECT 에 적은 값만 읽는다</w:t>
+        <w:t xml:space="preserve">  - 모든 컬럼을 읽는다                       </w:t>
+      </w:r>
+      <w:r>
+        <w:rPr>
+          <w:rFonts w:ascii="Consolas" w:hAnsi="Consolas" w:cs="Consolas" w:hint="eastAsia"/>
+          <w:sz w:val="17"/>
+          <w:szCs w:val="17"/>
+        </w:rPr>
+        <w:t xml:space="preserve">        </w:t>
+      </w:r>
+      <w:r>
+        <w:rPr>
+          <w:rFonts w:ascii="Consolas" w:eastAsia="Consolas" w:hAnsi="Consolas" w:cs="Consolas"/>
+          <w:sz w:val="17"/>
+          <w:szCs w:val="17"/>
+        </w:rPr>
+        <w:t>- SELECT 에 적은 값만 읽는다</w:t>
       </w:r>
     </w:p>
     <w:p>
@@ -6578,7 +7485,7 @@
           <w:sz w:val="20"/>
           <w:szCs w:val="20"/>
         </w:rPr>
-        <w:t xml:space="preserve"> 같은 집계 결과는 애초에 엔티티에 담을 자리가 없습니다.</w:t>
+        <w:t xml:space="preserve"> 같은 집계 결과는 엔티티에 담을 자리가 없습니다.</w:t>
       </w:r>
     </w:p>
     <w:p>
@@ -6768,6 +7675,7 @@
       <w:r>
         <w:rPr>
           <w:rFonts w:ascii="Consolas" w:eastAsia="Consolas" w:hAnsi="Consolas" w:cs="Consolas"/>
+          <w:color w:val="C00000"/>
           <w:sz w:val="17"/>
           <w:szCs w:val="17"/>
         </w:rPr>
@@ -7152,6 +8060,7 @@
           <w:sz w:val="20"/>
           <w:szCs w:val="20"/>
         </w:rPr>
+        <w:lastRenderedPageBreak/>
         <w:t>Spring Data JPA 가 실행 시점에 프록시 구현체를 만들어 조회 결과를 담아 줍니다.</w:t>
       </w:r>
     </w:p>
@@ -7334,7 +8243,6 @@
           <w:szCs w:val="17"/>
           <w:lang w:val="en-US"/>
         </w:rPr>
-        <w:lastRenderedPageBreak/>
         <w:t xml:space="preserve">    Long   getId();          &lt;---------+                    |</w:t>
       </w:r>
     </w:p>
@@ -7756,7 +8664,10 @@
           <w:szCs w:val="20"/>
         </w:rPr>
       </w:pPr>
-      <w:r>
+    </w:p>
+    <w:p>
+      <w:pPr>
+        <w:spacing w:before="120" w:after="40"/>
         <w:rPr>
           <w:rFonts w:ascii="맑은 고딕" w:eastAsia="맑은 고딕" w:hAnsi="맑은 고딕" w:cs="맑은 고딕"/>
           <w:b/>
@@ -7765,15 +8676,6 @@
           <w:sz w:val="20"/>
           <w:szCs w:val="20"/>
         </w:rPr>
-        <w:t>(3) 프로젝션으로 필요한 값만 조회하는 방법 - 적용한 방식</w:t>
-      </w:r>
-    </w:p>
-    <w:p>
-      <w:pPr>
-        <w:spacing w:before="120" w:after="40"/>
-        <w:rPr>
-          <w:lang w:val="en-US"/>
-        </w:rPr>
       </w:pPr>
       <w:r>
         <w:rPr>
@@ -7783,10 +8685,17 @@
           <w:color w:val="000000"/>
           <w:sz w:val="20"/>
           <w:szCs w:val="20"/>
-          <w:lang w:val="en-US"/>
-        </w:rPr>
-        <w:t xml:space="preserve">DepartmentSummary </w:t>
-      </w:r>
+        </w:rPr>
+        <w:t>(3) 프로젝션으로 필요한 값만 조회하는 방법 - 적용한 방식</w:t>
+      </w:r>
+    </w:p>
+    <w:p>
+      <w:pPr>
+        <w:spacing w:before="120" w:after="40"/>
+        <w:rPr>
+          <w:lang w:val="en-US"/>
+        </w:rPr>
+      </w:pPr>
       <w:r>
         <w:rPr>
           <w:rFonts w:ascii="맑은 고딕" w:eastAsia="맑은 고딕" w:hAnsi="맑은 고딕" w:cs="맑은 고딕"/>
@@ -7795,6 +8704,18 @@
           <w:color w:val="000000"/>
           <w:sz w:val="20"/>
           <w:szCs w:val="20"/>
+          <w:lang w:val="en-US"/>
+        </w:rPr>
+        <w:t xml:space="preserve">DepartmentSummary </w:t>
+      </w:r>
+      <w:r>
+        <w:rPr>
+          <w:rFonts w:ascii="맑은 고딕" w:eastAsia="맑은 고딕" w:hAnsi="맑은 고딕" w:cs="맑은 고딕"/>
+          <w:b/>
+          <w:bCs/>
+          <w:color w:val="000000"/>
+          <w:sz w:val="20"/>
+          <w:szCs w:val="20"/>
         </w:rPr>
         <w:t>인터페이스</w:t>
       </w:r>
@@ -7809,7 +8730,7 @@
           <w:lang w:val="en-US"/>
         </w:rPr>
       </w:pPr>
-      <w:hyperlink r:id="rId15">
+      <w:hyperlink r:id="rId14">
         <w:r>
           <w:rPr>
             <w:rFonts w:ascii="맑은 고딕" w:eastAsia="맑은 고딕" w:hAnsi="맑은 고딕" w:cs="맑은 고딕"/>
@@ -8254,7 +9175,6 @@
           <w:sz w:val="17"/>
           <w:szCs w:val="17"/>
         </w:rPr>
-        <w:lastRenderedPageBreak/>
         <w:t xml:space="preserve">                        (학과4 + 학생8 + 상세8)</w:t>
       </w:r>
     </w:p>
@@ -8424,6 +9344,92 @@
     </w:p>
     <w:p>
       <w:pPr>
+        <w:spacing w:before="280"/>
+      </w:pPr>
+      <w:r>
+        <w:rPr>
+          <w:rFonts w:ascii="맑은 고딕" w:eastAsia="맑은 고딕" w:hAnsi="맑은 고딕" w:cs="맑은 고딕"/>
+          <w:b/>
+          <w:bCs/>
+          <w:color w:val="000000"/>
+          <w:sz w:val="24"/>
+          <w:szCs w:val="24"/>
+        </w:rPr>
+        <w:t xml:space="preserve">Step </w:t>
+      </w:r>
+      <w:r>
+        <w:rPr>
+          <w:rFonts w:ascii="맑은 고딕" w:eastAsia="맑은 고딕" w:hAnsi="맑은 고딕" w:cs="맑은 고딕" w:hint="eastAsia"/>
+          <w:b/>
+          <w:bCs/>
+          <w:color w:val="000000"/>
+          <w:sz w:val="24"/>
+          <w:szCs w:val="24"/>
+        </w:rPr>
+        <w:t>3</w:t>
+      </w:r>
+      <w:r>
+        <w:rPr>
+          <w:rFonts w:ascii="맑은 고딕" w:eastAsia="맑은 고딕" w:hAnsi="맑은 고딕" w:cs="맑은 고딕"/>
+          <w:b/>
+          <w:bCs/>
+          <w:color w:val="000000"/>
+          <w:sz w:val="24"/>
+          <w:szCs w:val="24"/>
+        </w:rPr>
+        <w:t xml:space="preserve">. </w:t>
+      </w:r>
+      <w:r>
+        <w:rPr>
+          <w:rFonts w:ascii="맑은 고딕" w:eastAsia="맑은 고딕" w:hAnsi="맑은 고딕" w:cs="맑은 고딕" w:hint="eastAsia"/>
+          <w:b/>
+          <w:bCs/>
+          <w:color w:val="000000"/>
+          <w:sz w:val="24"/>
+          <w:szCs w:val="24"/>
+        </w:rPr>
+        <w:t>DataInitRunner</w:t>
+      </w:r>
+    </w:p>
+    <w:p>
+      <w:pPr>
+        <w:widowControl w:val="0"/>
+        <w:spacing w:before="240" w:line="259" w:lineRule="auto"/>
+        <w:rPr>
+          <w:rFonts w:ascii="맑은 고딕" w:eastAsia="맑은 고딕" w:hAnsi="맑은 고딕" w:cs="맑은 고딕"/>
+        </w:rPr>
+      </w:pPr>
+      <w:r>
+        <w:rPr>
+          <w:rFonts w:ascii="맑은 고딕" w:eastAsia="맑은 고딕" w:hAnsi="맑은 고딕" w:cs="맑은 고딕"/>
+          <w:b/>
+          <w:bCs/>
+        </w:rPr>
+        <w:t>샘플 데이터를 Insert 하는 Runner 클래스</w:t>
+      </w:r>
+    </w:p>
+    <w:p>
+      <w:pPr>
+        <w:spacing w:after="60"/>
+        <w:rPr>
+          <w:rFonts w:ascii="맑은 고딕" w:eastAsia="맑은 고딕" w:hAnsi="맑은 고딕" w:cs="맑은 고딕"/>
+          <w:color w:val="0000FF"/>
+          <w:u w:val="single"/>
+        </w:rPr>
+      </w:pPr>
+      <w:hyperlink r:id="rId15">
+        <w:r>
+          <w:rPr>
+            <w:rFonts w:ascii="맑은 고딕" w:eastAsia="맑은 고딕" w:hAnsi="맑은 고딕" w:cs="맑은 고딕"/>
+            <w:color w:val="0000FF"/>
+            <w:u w:val="single"/>
+          </w:rPr>
+          <w:t>https://gist.github.com/vega2k8s/8ad993de57b822bb3092cab9b56a7554</w:t>
+        </w:r>
+      </w:hyperlink>
+    </w:p>
+    <w:p>
+      <w:pPr>
         <w:spacing w:before="280" w:after="80"/>
         <w:rPr>
           <w:lang w:val="en-US"/>
@@ -8438,7 +9444,29 @@
           <w:szCs w:val="24"/>
           <w:lang w:val="en-US"/>
         </w:rPr>
-        <w:t xml:space="preserve">Step 3. ErrorCode </w:t>
+        <w:t xml:space="preserve">Step </w:t>
+      </w:r>
+      <w:r>
+        <w:rPr>
+          <w:rFonts w:ascii="맑은 고딕" w:eastAsia="맑은 고딕" w:hAnsi="맑은 고딕" w:cs="맑은 고딕" w:hint="eastAsia"/>
+          <w:b/>
+          <w:bCs/>
+          <w:sz w:val="24"/>
+          <w:szCs w:val="24"/>
+          <w:lang w:val="en-US"/>
+        </w:rPr>
+        <w:t>4</w:t>
+      </w:r>
+      <w:r>
+        <w:rPr>
+          <w:rFonts w:ascii="맑은 고딕" w:eastAsia="맑은 고딕" w:hAnsi="맑은 고딕" w:cs="맑은 고딕"/>
+          <w:b/>
+          <w:bCs/>
+          <w:sz w:val="24"/>
+          <w:szCs w:val="24"/>
+          <w:lang w:val="en-US"/>
+        </w:rPr>
+        <w:t xml:space="preserve">. ErrorCode </w:t>
       </w:r>
     </w:p>
     <w:p>
@@ -8501,7 +9529,27 @@
           <w:sz w:val="24"/>
           <w:szCs w:val="24"/>
         </w:rPr>
-        <w:t>Step 4. DTO - 순환 참조 끊기</w:t>
+        <w:t xml:space="preserve">Step </w:t>
+      </w:r>
+      <w:r>
+        <w:rPr>
+          <w:rFonts w:ascii="맑은 고딕" w:eastAsia="맑은 고딕" w:hAnsi="맑은 고딕" w:cs="맑은 고딕" w:hint="eastAsia"/>
+          <w:b/>
+          <w:bCs/>
+          <w:sz w:val="24"/>
+          <w:szCs w:val="24"/>
+        </w:rPr>
+        <w:t>5</w:t>
+      </w:r>
+      <w:r>
+        <w:rPr>
+          <w:rFonts w:ascii="맑은 고딕" w:eastAsia="맑은 고딕" w:hAnsi="맑은 고딕" w:cs="맑은 고딕"/>
+          <w:b/>
+          <w:bCs/>
+          <w:sz w:val="24"/>
+          <w:szCs w:val="24"/>
+        </w:rPr>
+        <w:t>. DTO - 순환 참조 끊기</w:t>
       </w:r>
     </w:p>
     <w:p>
@@ -8717,6 +9765,7 @@
           <w:szCs w:val="17"/>
           <w:lang w:val="en-US"/>
         </w:rPr>
+        <w:lastRenderedPageBreak/>
         <w:t xml:space="preserve">                               </w:t>
       </w:r>
       <w:r>
@@ -9075,7 +10124,6 @@
           <w:rFonts w:ascii="맑은 고딕" w:eastAsia="맑은 고딕" w:hAnsi="맑은 고딕" w:cs="맑은 고딕"/>
           <w:sz w:val="20"/>
         </w:rPr>
-        <w:lastRenderedPageBreak/>
         <w:t xml:space="preserve">학과별 학생 수는 </w:t>
       </w:r>
       <w:r>
@@ -9339,24 +10387,7 @@
           <w:sz w:val="17"/>
           <w:lang w:val="en-US"/>
         </w:rPr>
-        <w:t xml:space="preserve"> </w:t>
-      </w:r>
-    </w:p>
-    <w:p>
-      <w:pPr>
-        <w:shd w:val="clear" w:color="auto" w:fill="F5F5F5"/>
-        <w:spacing w:line="240" w:lineRule="auto"/>
-        <w:rPr>
-          <w:lang w:val="en-US"/>
-        </w:rPr>
-      </w:pPr>
-      <w:r>
-        <w:rPr>
-          <w:rFonts w:ascii="Consolas" w:eastAsia="Consolas" w:hAnsi="Consolas" w:cs="Consolas"/>
-          <w:sz w:val="17"/>
-          <w:lang w:val="en-US"/>
-        </w:rPr>
-        <w:t xml:space="preserve">GET /api/students          "department": </w:t>
+        <w:t xml:space="preserve"> GET /api/students          "department": </w:t>
       </w:r>
       <w:proofErr w:type="gramStart"/>
       <w:r>
@@ -9613,6 +10644,7 @@
           <w:rFonts w:ascii="Consolas" w:eastAsia="Consolas" w:hAnsi="Consolas" w:cs="Consolas"/>
           <w:sz w:val="17"/>
         </w:rPr>
+        <w:lastRenderedPageBreak/>
         <w:t xml:space="preserve"> </w:t>
       </w:r>
     </w:p>
@@ -10025,7 +11057,6 @@
           <w:color w:val="188038"/>
           <w:sz w:val="19"/>
         </w:rPr>
-        <w:lastRenderedPageBreak/>
         <w:t>address</w:t>
       </w:r>
       <w:r>
@@ -10435,13 +11466,13 @@
       </w:r>
       <w:r>
         <w:rPr>
-          <w:rFonts w:ascii="맑은 고딕" w:eastAsia="맑은 고딕" w:hAnsi="맑은 고딕" w:cs="맑은 고딕"/>
+          <w:rFonts w:ascii="맑은 고딕" w:eastAsia="맑은 고딕" w:hAnsi="맑은 고딕" w:cs="맑은 고딕" w:hint="eastAsia"/>
           <w:b/>
           <w:bCs/>
           <w:sz w:val="24"/>
           <w:szCs w:val="24"/>
         </w:rPr>
-        <w:t>5</w:t>
+        <w:t>6</w:t>
       </w:r>
       <w:r>
         <w:rPr>
@@ -10810,76 +11841,171 @@
     <w:p>
       <w:pPr>
         <w:spacing w:before="40" w:after="40"/>
-      </w:pPr>
-      <w:r>
-        <w:rPr>
-          <w:rFonts w:ascii="맑은 고딕" w:eastAsia="맑은 고딕" w:hAnsi="맑은 고딕" w:cs="맑은 고딕"/>
+        <w:rPr>
+          <w:rFonts w:ascii="맑은 고딕" w:eastAsia="맑은 고딕" w:hAnsi="맑은 고딕" w:cs="맑은 고딕"/>
+          <w:b/>
+          <w:sz w:val="20"/>
+          <w:szCs w:val="20"/>
+        </w:rPr>
+      </w:pPr>
+      <w:r>
+        <w:rPr>
+          <w:rFonts w:ascii="맑은 고딕" w:eastAsia="맑은 고딕" w:hAnsi="맑은 고딕" w:cs="맑은 고딕"/>
+          <w:b/>
           <w:sz w:val="20"/>
           <w:szCs w:val="20"/>
         </w:rPr>
         <w:t xml:space="preserve">삭제를 막는 이유가 중요합니다. </w:t>
       </w:r>
-      <w:r>
-        <w:rPr>
-          <w:rFonts w:ascii="Consolas" w:eastAsia="Consolas" w:hAnsi="Consolas" w:cs="Consolas"/>
-          <w:color w:val="188038"/>
-          <w:sz w:val="19"/>
-          <w:szCs w:val="19"/>
-        </w:rPr>
-        <w:t>Department</w:t>
-      </w:r>
-      <w:r>
-        <w:rPr>
-          <w:rFonts w:ascii="맑은 고딕" w:eastAsia="맑은 고딕" w:hAnsi="맑은 고딕" w:cs="맑은 고딕"/>
-          <w:sz w:val="20"/>
-          <w:szCs w:val="20"/>
-        </w:rPr>
-        <w:t xml:space="preserve"> 의 </w:t>
-      </w:r>
-      <w:r>
-        <w:rPr>
-          <w:rFonts w:ascii="Consolas" w:eastAsia="Consolas" w:hAnsi="Consolas" w:cs="Consolas"/>
-          <w:color w:val="188038"/>
-          <w:sz w:val="19"/>
-          <w:szCs w:val="19"/>
-        </w:rPr>
-        <w:t>students</w:t>
-      </w:r>
-      <w:r>
-        <w:rPr>
-          <w:rFonts w:ascii="맑은 고딕" w:eastAsia="맑은 고딕" w:hAnsi="맑은 고딕" w:cs="맑은 고딕"/>
-          <w:sz w:val="20"/>
-          <w:szCs w:val="20"/>
-        </w:rPr>
-        <w:t xml:space="preserve"> 에 </w:t>
-      </w:r>
-      <w:r>
-        <w:rPr>
-          <w:rFonts w:ascii="Consolas" w:eastAsia="Consolas" w:hAnsi="Consolas" w:cs="Consolas"/>
-          <w:color w:val="188038"/>
-          <w:sz w:val="19"/>
-          <w:szCs w:val="19"/>
-        </w:rPr>
-        <w:t xml:space="preserve">cascade = </w:t>
+    </w:p>
+    <w:p>
+      <w:pPr>
+        <w:pStyle w:val="a7"/>
+        <w:numPr>
+          <w:ilvl w:val="0"/>
+          <w:numId w:val="13"/>
+        </w:numPr>
+        <w:spacing w:before="40" w:after="40"/>
+        <w:ind w:leftChars="0"/>
+        <w:rPr>
+          <w:rFonts w:ascii="맑은 고딕" w:eastAsia="맑은 고딕" w:hAnsi="맑은 고딕" w:cs="맑은 고딕"/>
+          <w:sz w:val="20"/>
+          <w:szCs w:val="20"/>
+        </w:rPr>
+      </w:pPr>
+      <w:r>
+        <w:rPr>
+          <w:rFonts w:ascii="맑은 고딕" w:eastAsia="맑은 고딕" w:hAnsi="맑은 고딕" w:cs="맑은 고딕" w:hint="eastAsia"/>
+          <w:sz w:val="20"/>
+          <w:szCs w:val="20"/>
+        </w:rPr>
+        <w:t xml:space="preserve">cascade 가 없으므로 학생이 남아 있으면 FK 제약 위반으로 500 이 발생한다. </w:t>
+      </w:r>
+    </w:p>
+    <w:p>
+      <w:pPr>
+        <w:pStyle w:val="a7"/>
+        <w:numPr>
+          <w:ilvl w:val="0"/>
+          <w:numId w:val="13"/>
+        </w:numPr>
+        <w:spacing w:before="40" w:after="40"/>
+        <w:ind w:leftChars="0"/>
+        <w:rPr>
+          <w:rFonts w:ascii="맑은 고딕" w:eastAsia="맑은 고딕" w:hAnsi="맑은 고딕" w:cs="맑은 고딕"/>
+          <w:sz w:val="20"/>
+          <w:szCs w:val="20"/>
+        </w:rPr>
+      </w:pPr>
+      <w:r>
+        <w:rPr>
+          <w:rFonts w:ascii="맑은 고딕" w:eastAsia="맑은 고딕" w:hAnsi="맑은 고딕" w:cs="맑은 고딕" w:hint="eastAsia"/>
+          <w:sz w:val="20"/>
+          <w:szCs w:val="20"/>
+        </w:rPr>
+        <w:t>미리 검사해서 "학생이 있어 삭제할 수 없다" 는 명확한 오류로 응답하는 것이 더 나음.</w:t>
+      </w:r>
+    </w:p>
+    <w:p>
+      <w:pPr>
+        <w:spacing w:before="40" w:after="40"/>
+        <w:ind w:leftChars="182" w:left="400"/>
+        <w:rPr>
+          <w:sz w:val="16"/>
+          <w:szCs w:val="16"/>
+          <w:lang w:val="en-US"/>
+        </w:rPr>
+      </w:pPr>
+      <w:r>
+        <w:rPr>
+          <w:sz w:val="16"/>
+          <w:szCs w:val="16"/>
+          <w:lang w:val="en-US"/>
+        </w:rPr>
+        <w:t>org.hibernate.exception.ConstraintViolationException</w:t>
+      </w:r>
+    </w:p>
+    <w:p>
+      <w:pPr>
+        <w:spacing w:before="40" w:after="40"/>
+        <w:ind w:leftChars="182" w:left="400"/>
+        <w:rPr>
+          <w:sz w:val="16"/>
+          <w:szCs w:val="16"/>
+          <w:lang w:val="en-US"/>
+        </w:rPr>
+      </w:pPr>
+      <w:r>
+        <w:rPr>
+          <w:rFonts w:hint="eastAsia"/>
+          <w:sz w:val="16"/>
+          <w:szCs w:val="16"/>
+          <w:lang w:val="en-US"/>
+        </w:rPr>
+        <w:t xml:space="preserve">  → Referential integrity constraint violation:</w:t>
+      </w:r>
+    </w:p>
+    <w:p>
+      <w:pPr>
+        <w:spacing w:before="40" w:after="40"/>
+        <w:ind w:leftChars="182" w:left="400"/>
+        <w:rPr>
+          <w:sz w:val="16"/>
+          <w:szCs w:val="16"/>
+          <w:lang w:val="en-US"/>
+        </w:rPr>
+      </w:pPr>
+      <w:r>
+        <w:rPr>
+          <w:sz w:val="16"/>
+          <w:szCs w:val="16"/>
+          <w:lang w:val="en-US"/>
+        </w:rPr>
+        <w:t xml:space="preserve">    "FK</w:t>
       </w:r>
       <w:proofErr w:type="gramStart"/>
       <w:r>
         <w:rPr>
-          <w:rFonts w:ascii="Consolas" w:eastAsia="Consolas" w:hAnsi="Consolas" w:cs="Consolas"/>
-          <w:color w:val="188038"/>
-          <w:sz w:val="19"/>
-          <w:szCs w:val="19"/>
-        </w:rPr>
-        <w:t>CascadeType.ALL</w:t>
+          <w:sz w:val="16"/>
+          <w:szCs w:val="16"/>
+          <w:lang w:val="en-US"/>
+        </w:rPr>
+        <w:t>...:</w:t>
       </w:r>
       <w:proofErr w:type="gramEnd"/>
       <w:r>
         <w:rPr>
-          <w:rFonts w:ascii="맑은 고딕" w:eastAsia="맑은 고딕" w:hAnsi="맑은 고딕" w:cs="맑은 고딕"/>
-          <w:sz w:val="20"/>
-          <w:szCs w:val="20"/>
-        </w:rPr>
-        <w:t xml:space="preserve"> 이 걸려 있어서, 그냥 삭제하면 소속 학생까지 함께 지워지기 때문입니다.</w:t>
+          <w:sz w:val="16"/>
+          <w:szCs w:val="16"/>
+          <w:lang w:val="en-US"/>
+        </w:rPr>
+        <w:t xml:space="preserve"> PUBLIC.STUDENTS FOREIGN KEY(DEPARTMENT_ID) REFERENCES PUBLIC.DEPARTMENTS"</w:t>
+      </w:r>
+    </w:p>
+    <w:p>
+      <w:pPr>
+        <w:spacing w:before="40" w:after="40"/>
+        <w:ind w:leftChars="182" w:left="400"/>
+        <w:rPr>
+          <w:sz w:val="18"/>
+          <w:szCs w:val="18"/>
+        </w:rPr>
+      </w:pPr>
+      <w:r>
+        <w:rPr>
+          <w:rFonts w:hint="eastAsia"/>
+          <w:sz w:val="16"/>
+          <w:szCs w:val="16"/>
+        </w:rPr>
+        <w:t>학생이 함께 지워지지 않고, DB 외래키 제약에 걸려 예외가 납니다</w:t>
+      </w:r>
+      <w:r>
+        <w:rPr>
+          <w:rFonts w:hint="eastAsia"/>
+          <w:sz w:val="18"/>
+          <w:szCs w:val="18"/>
+        </w:rPr>
+        <w:t>.</w:t>
       </w:r>
     </w:p>
     <w:p>
@@ -11038,22 +12164,40 @@
           <w:sz w:val="17"/>
           <w:szCs w:val="17"/>
         </w:rPr>
-        <w:t xml:space="preserve">    // cascade = ALL 이므로 학생이 남아 있으면 함께 삭제된다. 그래서 미리 막는다.</w:t>
-      </w:r>
-    </w:p>
-    <w:p>
-      <w:pPr>
-        <w:shd w:val="clear" w:color="auto" w:fill="F5F5F5"/>
-        <w:spacing w:line="240" w:lineRule="auto"/>
-        <w:rPr>
-          <w:lang w:val="en-US"/>
-        </w:rPr>
-      </w:pPr>
-      <w:r>
-        <w:rPr>
-          <w:rFonts w:ascii="Consolas" w:eastAsia="Consolas" w:hAnsi="Consolas" w:cs="Consolas"/>
-          <w:sz w:val="17"/>
-          <w:szCs w:val="17"/>
+        <w:t xml:space="preserve">    // </w:t>
+      </w:r>
+      <w:r>
+        <w:rPr>
+          <w:sz w:val="16"/>
+          <w:szCs w:val="16"/>
+          <w:lang w:val="en-US"/>
+        </w:rPr>
+        <w:t>ConstraintViolationException</w:t>
+      </w:r>
+      <w:r>
+        <w:rPr>
+          <w:rFonts w:hint="eastAsia"/>
+          <w:sz w:val="16"/>
+          <w:szCs w:val="16"/>
+          <w:lang w:val="en-US"/>
+        </w:rPr>
+        <w:t xml:space="preserve"> 을 방지하기 위해 Department에 속한 Student 가 있는지 미리 체크함</w:t>
+      </w:r>
+    </w:p>
+    <w:p>
+      <w:pPr>
+        <w:shd w:val="clear" w:color="auto" w:fill="F5F5F5"/>
+        <w:spacing w:line="240" w:lineRule="auto"/>
+        <w:rPr>
+          <w:lang w:val="en-US"/>
+        </w:rPr>
+      </w:pPr>
+      <w:r>
+        <w:rPr>
+          <w:rFonts w:ascii="Consolas" w:eastAsia="Consolas" w:hAnsi="Consolas" w:cs="Consolas"/>
+          <w:sz w:val="17"/>
+          <w:szCs w:val="17"/>
+          <w:lang w:val="en-US"/>
         </w:rPr>
         <w:t xml:space="preserve">    </w:t>
       </w:r>
@@ -11274,6 +12418,28 @@
       <w:pPr>
         <w:shd w:val="clear" w:color="auto" w:fill="F5F5F5"/>
         <w:spacing w:line="240" w:lineRule="auto"/>
+        <w:rPr>
+          <w:rFonts w:ascii="Consolas" w:eastAsia="Consolas" w:hAnsi="Consolas" w:cs="Consolas"/>
+          <w:sz w:val="17"/>
+          <w:szCs w:val="17"/>
+          <w:lang w:val="en-US"/>
+        </w:rPr>
+      </w:pPr>
+      <w:r>
+        <w:rPr>
+          <w:rFonts w:ascii="Consolas" w:eastAsia="Consolas" w:hAnsi="Consolas" w:cs="Consolas"/>
+          <w:sz w:val="17"/>
+          <w:szCs w:val="17"/>
+          <w:lang w:val="en-US"/>
+        </w:rPr>
+        <w:t>public StudentDTO.Response createStudent(StudentDTO.Request request) {</w:t>
+      </w:r>
+    </w:p>
+    <w:p>
+      <w:pPr>
+        <w:shd w:val="clear" w:color="auto" w:fill="F5F5F5"/>
+        <w:spacing w:line="240" w:lineRule="auto"/>
+        <w:ind w:firstLineChars="200" w:firstLine="340"/>
       </w:pPr>
       <w:r>
         <w:rPr>
@@ -11288,6 +12454,7 @@
       <w:pPr>
         <w:shd w:val="clear" w:color="auto" w:fill="F5F5F5"/>
         <w:spacing w:line="240" w:lineRule="auto"/>
+        <w:ind w:firstLineChars="200" w:firstLine="340"/>
         <w:rPr>
           <w:lang w:val="en-US"/>
         </w:rPr>
@@ -11317,6 +12484,301 @@
           <w:szCs w:val="17"/>
           <w:lang w:val="en-US"/>
         </w:rPr>
+        <w:lastRenderedPageBreak/>
+        <w:t xml:space="preserve">      </w:t>
+      </w:r>
+      <w:r>
+        <w:rPr>
+          <w:rFonts w:ascii="Consolas" w:hAnsi="Consolas" w:cs="Consolas" w:hint="eastAsia"/>
+          <w:sz w:val="17"/>
+          <w:szCs w:val="17"/>
+          <w:lang w:val="en-US"/>
+        </w:rPr>
+        <w:t xml:space="preserve"> </w:t>
+      </w:r>
+      <w:r>
+        <w:rPr>
+          <w:rFonts w:ascii="Consolas" w:eastAsia="Consolas" w:hAnsi="Consolas" w:cs="Consolas"/>
+          <w:sz w:val="17"/>
+          <w:szCs w:val="17"/>
+          <w:lang w:val="en-US"/>
+        </w:rPr>
+        <w:t xml:space="preserve">  </w:t>
+      </w:r>
+      <w:proofErr w:type="gramStart"/>
+      <w:r>
+        <w:rPr>
+          <w:rFonts w:ascii="Consolas" w:eastAsia="Consolas" w:hAnsi="Consolas" w:cs="Consolas"/>
+          <w:sz w:val="17"/>
+          <w:szCs w:val="17"/>
+          <w:lang w:val="en-US"/>
+        </w:rPr>
+        <w:t>.orElseThrow</w:t>
+      </w:r>
+      <w:proofErr w:type="gramEnd"/>
+      <w:r>
+        <w:rPr>
+          <w:rFonts w:ascii="Consolas" w:eastAsia="Consolas" w:hAnsi="Consolas" w:cs="Consolas"/>
+          <w:sz w:val="17"/>
+          <w:szCs w:val="17"/>
+          <w:lang w:val="en-US"/>
+        </w:rPr>
+        <w:t>(() -&gt; new BusinessException(ErrorCode.RESOURCE_NOT_FOUND,</w:t>
+      </w:r>
+    </w:p>
+    <w:p>
+      <w:pPr>
+        <w:shd w:val="clear" w:color="auto" w:fill="F5F5F5"/>
+        <w:spacing w:line="240" w:lineRule="auto"/>
+      </w:pPr>
+      <w:r>
+        <w:rPr>
+          <w:rFonts w:ascii="Consolas" w:eastAsia="Consolas" w:hAnsi="Consolas" w:cs="Consolas"/>
+          <w:sz w:val="17"/>
+          <w:szCs w:val="17"/>
+          <w:lang w:val="en-US"/>
+        </w:rPr>
+        <w:t xml:space="preserve">       </w:t>
+      </w:r>
+      <w:r>
+        <w:rPr>
+          <w:rFonts w:ascii="Consolas" w:hAnsi="Consolas" w:cs="Consolas" w:hint="eastAsia"/>
+          <w:sz w:val="17"/>
+          <w:szCs w:val="17"/>
+          <w:lang w:val="en-US"/>
+        </w:rPr>
+        <w:t xml:space="preserve"> </w:t>
+      </w:r>
+      <w:r>
+        <w:rPr>
+          <w:rFonts w:ascii="Consolas" w:eastAsia="Consolas" w:hAnsi="Consolas" w:cs="Consolas"/>
+          <w:sz w:val="17"/>
+          <w:szCs w:val="17"/>
+          <w:lang w:val="en-US"/>
+        </w:rPr>
+        <w:t xml:space="preserve">         </w:t>
+      </w:r>
+      <w:r>
+        <w:rPr>
+          <w:rFonts w:ascii="Consolas" w:eastAsia="Consolas" w:hAnsi="Consolas" w:cs="Consolas"/>
+          <w:sz w:val="17"/>
+          <w:szCs w:val="17"/>
+        </w:rPr>
+        <w:t>"Department", "id", request.getDepartmentId()));</w:t>
+      </w:r>
+    </w:p>
+    <w:p>
+      <w:pPr>
+        <w:shd w:val="clear" w:color="auto" w:fill="F5F5F5"/>
+        <w:spacing w:line="240" w:lineRule="auto"/>
+      </w:pPr>
+      <w:r>
+        <w:rPr>
+          <w:rFonts w:ascii="Consolas" w:eastAsia="Consolas" w:hAnsi="Consolas" w:cs="Consolas"/>
+          <w:sz w:val="17"/>
+          <w:szCs w:val="17"/>
+        </w:rPr>
+        <w:t xml:space="preserve"> </w:t>
+      </w:r>
+    </w:p>
+    <w:p>
+      <w:pPr>
+        <w:shd w:val="clear" w:color="auto" w:fill="F5F5F5"/>
+        <w:spacing w:line="240" w:lineRule="auto"/>
+        <w:ind w:firstLineChars="200" w:firstLine="340"/>
+      </w:pPr>
+      <w:r>
+        <w:rPr>
+          <w:rFonts w:ascii="Consolas" w:eastAsia="Consolas" w:hAnsi="Consolas" w:cs="Consolas"/>
+          <w:sz w:val="17"/>
+          <w:szCs w:val="17"/>
+        </w:rPr>
+        <w:t xml:space="preserve">// </w:t>
+      </w:r>
+      <w:proofErr w:type="gramStart"/>
+      <w:r>
+        <w:rPr>
+          <w:rFonts w:ascii="Consolas" w:eastAsia="Consolas" w:hAnsi="Consolas" w:cs="Consolas"/>
+          <w:sz w:val="17"/>
+          <w:szCs w:val="17"/>
+        </w:rPr>
+        <w:t>...</w:t>
+      </w:r>
+      <w:proofErr w:type="gramEnd"/>
+      <w:r>
+        <w:rPr>
+          <w:rFonts w:ascii="Consolas" w:eastAsia="Consolas" w:hAnsi="Consolas" w:cs="Consolas"/>
+          <w:sz w:val="17"/>
+          <w:szCs w:val="17"/>
+        </w:rPr>
+        <w:t xml:space="preserve"> 학번 / 이메일 / 전화번호 중복 검사 ...</w:t>
+      </w:r>
+    </w:p>
+    <w:p>
+      <w:pPr>
+        <w:shd w:val="clear" w:color="auto" w:fill="F5F5F5"/>
+        <w:spacing w:line="240" w:lineRule="auto"/>
+        <w:ind w:firstLineChars="200" w:firstLine="340"/>
+        <w:rPr>
+          <w:lang w:val="en-US"/>
+        </w:rPr>
+      </w:pPr>
+      <w:r>
+        <w:rPr>
+          <w:rFonts w:ascii="Consolas" w:eastAsia="Consolas" w:hAnsi="Consolas" w:cs="Consolas"/>
+          <w:sz w:val="17"/>
+          <w:szCs w:val="17"/>
+          <w:lang w:val="en-US"/>
+        </w:rPr>
+        <w:t>Student student = Student.builder()</w:t>
+      </w:r>
+    </w:p>
+    <w:p>
+      <w:pPr>
+        <w:shd w:val="clear" w:color="auto" w:fill="F5F5F5"/>
+        <w:spacing w:line="240" w:lineRule="auto"/>
+        <w:rPr>
+          <w:lang w:val="en-US"/>
+        </w:rPr>
+      </w:pPr>
+      <w:r>
+        <w:rPr>
+          <w:rFonts w:ascii="Consolas" w:eastAsia="Consolas" w:hAnsi="Consolas" w:cs="Consolas"/>
+          <w:sz w:val="17"/>
+          <w:szCs w:val="17"/>
+          <w:lang w:val="en-US"/>
+        </w:rPr>
+        <w:t xml:space="preserve">       </w:t>
+      </w:r>
+      <w:r>
+        <w:rPr>
+          <w:rFonts w:ascii="Consolas" w:hAnsi="Consolas" w:cs="Consolas" w:hint="eastAsia"/>
+          <w:sz w:val="17"/>
+          <w:szCs w:val="17"/>
+          <w:lang w:val="en-US"/>
+        </w:rPr>
+        <w:t xml:space="preserve">   </w:t>
+      </w:r>
+      <w:r>
+        <w:rPr>
+          <w:rFonts w:ascii="Consolas" w:eastAsia="Consolas" w:hAnsi="Consolas" w:cs="Consolas"/>
+          <w:sz w:val="17"/>
+          <w:szCs w:val="17"/>
+          <w:lang w:val="en-US"/>
+        </w:rPr>
+        <w:t xml:space="preserve"> </w:t>
+      </w:r>
+      <w:proofErr w:type="gramStart"/>
+      <w:r>
+        <w:rPr>
+          <w:rFonts w:ascii="Consolas" w:eastAsia="Consolas" w:hAnsi="Consolas" w:cs="Consolas"/>
+          <w:sz w:val="17"/>
+          <w:szCs w:val="17"/>
+          <w:lang w:val="en-US"/>
+        </w:rPr>
+        <w:t>.name</w:t>
+      </w:r>
+      <w:proofErr w:type="gramEnd"/>
+      <w:r>
+        <w:rPr>
+          <w:rFonts w:ascii="Consolas" w:eastAsia="Consolas" w:hAnsi="Consolas" w:cs="Consolas"/>
+          <w:sz w:val="17"/>
+          <w:szCs w:val="17"/>
+          <w:lang w:val="en-US"/>
+        </w:rPr>
+        <w:t>(request.getName())</w:t>
+      </w:r>
+    </w:p>
+    <w:p>
+      <w:pPr>
+        <w:shd w:val="clear" w:color="auto" w:fill="F5F5F5"/>
+        <w:spacing w:line="240" w:lineRule="auto"/>
+        <w:rPr>
+          <w:lang w:val="en-US"/>
+        </w:rPr>
+      </w:pPr>
+      <w:r>
+        <w:rPr>
+          <w:rFonts w:ascii="Consolas" w:eastAsia="Consolas" w:hAnsi="Consolas" w:cs="Consolas"/>
+          <w:sz w:val="17"/>
+          <w:szCs w:val="17"/>
+          <w:lang w:val="en-US"/>
+        </w:rPr>
+        <w:t xml:space="preserve">       </w:t>
+      </w:r>
+      <w:r>
+        <w:rPr>
+          <w:rFonts w:ascii="Consolas" w:hAnsi="Consolas" w:cs="Consolas" w:hint="eastAsia"/>
+          <w:sz w:val="17"/>
+          <w:szCs w:val="17"/>
+          <w:lang w:val="en-US"/>
+        </w:rPr>
+        <w:t xml:space="preserve">  </w:t>
+      </w:r>
+      <w:r>
+        <w:rPr>
+          <w:rFonts w:ascii="Consolas" w:eastAsia="Consolas" w:hAnsi="Consolas" w:cs="Consolas"/>
+          <w:sz w:val="17"/>
+          <w:szCs w:val="17"/>
+          <w:lang w:val="en-US"/>
+        </w:rPr>
+        <w:t xml:space="preserve"> </w:t>
+      </w:r>
+      <w:proofErr w:type="gramStart"/>
+      <w:r>
+        <w:rPr>
+          <w:rFonts w:ascii="Consolas" w:eastAsia="Consolas" w:hAnsi="Consolas" w:cs="Consolas"/>
+          <w:sz w:val="17"/>
+          <w:szCs w:val="17"/>
+          <w:lang w:val="en-US"/>
+        </w:rPr>
+        <w:t>.studentNumber</w:t>
+      </w:r>
+      <w:proofErr w:type="gramEnd"/>
+      <w:r>
+        <w:rPr>
+          <w:rFonts w:ascii="Consolas" w:eastAsia="Consolas" w:hAnsi="Consolas" w:cs="Consolas"/>
+          <w:sz w:val="17"/>
+          <w:szCs w:val="17"/>
+          <w:lang w:val="en-US"/>
+        </w:rPr>
+        <w:t>(request.getStudentNumber())</w:t>
+      </w:r>
+    </w:p>
+    <w:p>
+      <w:pPr>
+        <w:shd w:val="clear" w:color="auto" w:fill="F5F5F5"/>
+        <w:spacing w:line="240" w:lineRule="auto"/>
+      </w:pPr>
+      <w:r>
+        <w:rPr>
+          <w:rFonts w:ascii="Consolas" w:eastAsia="Consolas" w:hAnsi="Consolas" w:cs="Consolas"/>
+          <w:sz w:val="17"/>
+          <w:szCs w:val="17"/>
+          <w:lang w:val="en-US"/>
+        </w:rPr>
+        <w:t xml:space="preserve">      </w:t>
+      </w:r>
+      <w:r>
+        <w:rPr>
+          <w:rFonts w:ascii="Consolas" w:eastAsia="Consolas" w:hAnsi="Consolas" w:cs="Consolas"/>
+          <w:sz w:val="17"/>
+          <w:szCs w:val="17"/>
+        </w:rPr>
+        <w:t>//Student 와 Department 연관관계 저장 - 주인 쪽이므로 이것만으로 FK 가 저장된다</w:t>
+      </w:r>
+    </w:p>
+    <w:p>
+      <w:pPr>
+        <w:shd w:val="clear" w:color="auto" w:fill="F5F5F5"/>
+        <w:spacing w:line="240" w:lineRule="auto"/>
+      </w:pPr>
+      <w:r>
+        <w:rPr>
+          <w:rFonts w:ascii="Consolas" w:eastAsia="Consolas" w:hAnsi="Consolas" w:cs="Consolas"/>
+          <w:sz w:val="17"/>
+          <w:szCs w:val="17"/>
+        </w:rPr>
         <w:t xml:space="preserve">        </w:t>
       </w:r>
       <w:proofErr w:type="gramStart"/>
@@ -11325,9 +12787,8 @@
           <w:rFonts w:ascii="Consolas" w:eastAsia="Consolas" w:hAnsi="Consolas" w:cs="Consolas"/>
           <w:sz w:val="17"/>
           <w:szCs w:val="17"/>
-          <w:lang w:val="en-US"/>
-        </w:rPr>
-        <w:t>.orElseThrow</w:t>
+        </w:rPr>
+        <w:t>.department</w:t>
       </w:r>
       <w:proofErr w:type="gramEnd"/>
       <w:r>
@@ -11335,60 +12796,27 @@
           <w:rFonts w:ascii="Consolas" w:eastAsia="Consolas" w:hAnsi="Consolas" w:cs="Consolas"/>
           <w:sz w:val="17"/>
           <w:szCs w:val="17"/>
-          <w:lang w:val="en-US"/>
-        </w:rPr>
-        <w:t>(() -&gt; new BusinessException(ErrorCode.RESOURCE_NOT_FOUND,</w:t>
-      </w:r>
-    </w:p>
-    <w:p>
-      <w:pPr>
-        <w:shd w:val="clear" w:color="auto" w:fill="F5F5F5"/>
-        <w:spacing w:line="240" w:lineRule="auto"/>
-      </w:pPr>
-      <w:r>
-        <w:rPr>
-          <w:rFonts w:ascii="Consolas" w:eastAsia="Consolas" w:hAnsi="Consolas" w:cs="Consolas"/>
-          <w:sz w:val="17"/>
-          <w:szCs w:val="17"/>
-          <w:lang w:val="en-US"/>
-        </w:rPr>
-        <w:t xml:space="preserve">                </w:t>
-      </w:r>
-      <w:r>
-        <w:rPr>
-          <w:rFonts w:ascii="Consolas" w:eastAsia="Consolas" w:hAnsi="Consolas" w:cs="Consolas"/>
-          <w:sz w:val="17"/>
-          <w:szCs w:val="17"/>
-        </w:rPr>
-        <w:t>"Department", "id", request.getDepartmentId()));</w:t>
-      </w:r>
-    </w:p>
-    <w:p>
-      <w:pPr>
-        <w:shd w:val="clear" w:color="auto" w:fill="F5F5F5"/>
-        <w:spacing w:line="240" w:lineRule="auto"/>
-      </w:pPr>
-      <w:r>
-        <w:rPr>
-          <w:rFonts w:ascii="Consolas" w:eastAsia="Consolas" w:hAnsi="Consolas" w:cs="Consolas"/>
-          <w:sz w:val="17"/>
-          <w:szCs w:val="17"/>
-        </w:rPr>
-        <w:t xml:space="preserve"> </w:t>
-      </w:r>
-    </w:p>
-    <w:p>
-      <w:pPr>
-        <w:shd w:val="clear" w:color="auto" w:fill="F5F5F5"/>
-        <w:spacing w:line="240" w:lineRule="auto"/>
-      </w:pPr>
-      <w:r>
-        <w:rPr>
-          <w:rFonts w:ascii="Consolas" w:eastAsia="Consolas" w:hAnsi="Consolas" w:cs="Consolas"/>
-          <w:sz w:val="17"/>
-          <w:szCs w:val="17"/>
-        </w:rPr>
-        <w:t xml:space="preserve">// </w:t>
+        </w:rPr>
+        <w:t>(department)</w:t>
+      </w:r>
+    </w:p>
+    <w:p>
+      <w:pPr>
+        <w:shd w:val="clear" w:color="auto" w:fill="F5F5F5"/>
+        <w:spacing w:line="240" w:lineRule="auto"/>
+        <w:rPr>
+          <w:rFonts w:ascii="Consolas" w:hAnsi="Consolas" w:cs="Consolas"/>
+          <w:sz w:val="17"/>
+          <w:szCs w:val="17"/>
+        </w:rPr>
+      </w:pPr>
+      <w:r>
+        <w:rPr>
+          <w:rFonts w:ascii="Consolas" w:eastAsia="Consolas" w:hAnsi="Consolas" w:cs="Consolas"/>
+          <w:sz w:val="17"/>
+          <w:szCs w:val="17"/>
+        </w:rPr>
+        <w:t xml:space="preserve">        </w:t>
       </w:r>
       <w:proofErr w:type="gramStart"/>
       <w:r>
@@ -11397,7 +12825,7 @@
           <w:sz w:val="17"/>
           <w:szCs w:val="17"/>
         </w:rPr>
-        <w:t>...</w:t>
+        <w:t>.build</w:t>
       </w:r>
       <w:proofErr w:type="gramEnd"/>
       <w:r>
@@ -11406,202 +12834,21 @@
           <w:sz w:val="17"/>
           <w:szCs w:val="17"/>
         </w:rPr>
-        <w:t xml:space="preserve"> 학번 / 이메일 / 전화번호 중복 검사 ...</w:t>
-      </w:r>
-    </w:p>
-    <w:p>
-      <w:pPr>
-        <w:shd w:val="clear" w:color="auto" w:fill="F5F5F5"/>
-        <w:spacing w:line="240" w:lineRule="auto"/>
-      </w:pPr>
-      <w:r>
-        <w:rPr>
-          <w:rFonts w:ascii="Consolas" w:eastAsia="Consolas" w:hAnsi="Consolas" w:cs="Consolas"/>
-          <w:sz w:val="17"/>
-          <w:szCs w:val="17"/>
-        </w:rPr>
-        <w:t xml:space="preserve"> </w:t>
-      </w:r>
-    </w:p>
-    <w:p>
-      <w:pPr>
-        <w:shd w:val="clear" w:color="auto" w:fill="F5F5F5"/>
-        <w:spacing w:line="240" w:lineRule="auto"/>
-        <w:rPr>
-          <w:lang w:val="en-US"/>
-        </w:rPr>
-      </w:pPr>
-      <w:r>
-        <w:rPr>
-          <w:rFonts w:ascii="Consolas" w:eastAsia="Consolas" w:hAnsi="Consolas" w:cs="Consolas"/>
-          <w:sz w:val="17"/>
-          <w:szCs w:val="17"/>
-          <w:lang w:val="en-US"/>
-        </w:rPr>
-        <w:t>Student student = Student.builder()</w:t>
-      </w:r>
-    </w:p>
-    <w:p>
-      <w:pPr>
-        <w:shd w:val="clear" w:color="auto" w:fill="F5F5F5"/>
-        <w:spacing w:line="240" w:lineRule="auto"/>
-        <w:rPr>
-          <w:lang w:val="en-US"/>
-        </w:rPr>
-      </w:pPr>
-      <w:r>
-        <w:rPr>
-          <w:rFonts w:ascii="Consolas" w:eastAsia="Consolas" w:hAnsi="Consolas" w:cs="Consolas"/>
-          <w:sz w:val="17"/>
-          <w:szCs w:val="17"/>
-          <w:lang w:val="en-US"/>
-        </w:rPr>
-        <w:t xml:space="preserve">        </w:t>
-      </w:r>
-      <w:proofErr w:type="gramStart"/>
-      <w:r>
-        <w:rPr>
-          <w:rFonts w:ascii="Consolas" w:eastAsia="Consolas" w:hAnsi="Consolas" w:cs="Consolas"/>
-          <w:sz w:val="17"/>
-          <w:szCs w:val="17"/>
-          <w:lang w:val="en-US"/>
-        </w:rPr>
-        <w:t>.name</w:t>
-      </w:r>
-      <w:proofErr w:type="gramEnd"/>
-      <w:r>
-        <w:rPr>
-          <w:rFonts w:ascii="Consolas" w:eastAsia="Consolas" w:hAnsi="Consolas" w:cs="Consolas"/>
-          <w:sz w:val="17"/>
-          <w:szCs w:val="17"/>
-          <w:lang w:val="en-US"/>
-        </w:rPr>
-        <w:t>(request.getName())</w:t>
-      </w:r>
-    </w:p>
-    <w:p>
-      <w:pPr>
-        <w:shd w:val="clear" w:color="auto" w:fill="F5F5F5"/>
-        <w:spacing w:line="240" w:lineRule="auto"/>
-        <w:rPr>
-          <w:lang w:val="en-US"/>
-        </w:rPr>
-      </w:pPr>
-      <w:r>
-        <w:rPr>
-          <w:rFonts w:ascii="Consolas" w:eastAsia="Consolas" w:hAnsi="Consolas" w:cs="Consolas"/>
-          <w:sz w:val="17"/>
-          <w:szCs w:val="17"/>
-          <w:lang w:val="en-US"/>
-        </w:rPr>
-        <w:t xml:space="preserve">        </w:t>
-      </w:r>
-      <w:proofErr w:type="gramStart"/>
-      <w:r>
-        <w:rPr>
-          <w:rFonts w:ascii="Consolas" w:eastAsia="Consolas" w:hAnsi="Consolas" w:cs="Consolas"/>
-          <w:sz w:val="17"/>
-          <w:szCs w:val="17"/>
-          <w:lang w:val="en-US"/>
-        </w:rPr>
-        <w:t>.studentNumber</w:t>
-      </w:r>
-      <w:proofErr w:type="gramEnd"/>
-      <w:r>
-        <w:rPr>
-          <w:rFonts w:ascii="Consolas" w:eastAsia="Consolas" w:hAnsi="Consolas" w:cs="Consolas"/>
-          <w:sz w:val="17"/>
-          <w:szCs w:val="17"/>
-          <w:lang w:val="en-US"/>
-        </w:rPr>
-        <w:t>(request.getStudentNumber())</w:t>
-      </w:r>
-    </w:p>
-    <w:p>
-      <w:pPr>
-        <w:shd w:val="clear" w:color="auto" w:fill="F5F5F5"/>
-        <w:spacing w:line="240" w:lineRule="auto"/>
-      </w:pPr>
-      <w:r>
-        <w:rPr>
-          <w:rFonts w:ascii="Consolas" w:eastAsia="Consolas" w:hAnsi="Consolas" w:cs="Consolas"/>
-          <w:sz w:val="17"/>
-          <w:szCs w:val="17"/>
-          <w:lang w:val="en-US"/>
-        </w:rPr>
-        <w:t xml:space="preserve">        </w:t>
-      </w:r>
-      <w:r>
-        <w:rPr>
-          <w:rFonts w:ascii="Consolas" w:eastAsia="Consolas" w:hAnsi="Consolas" w:cs="Consolas"/>
-          <w:sz w:val="17"/>
-          <w:szCs w:val="17"/>
-        </w:rPr>
-        <w:t>//Student 와 Department 연관관계 저장 - 주인 쪽이므로 이것만으로 FK 가 저장된다</w:t>
-      </w:r>
-    </w:p>
-    <w:p>
-      <w:pPr>
-        <w:shd w:val="clear" w:color="auto" w:fill="F5F5F5"/>
-        <w:spacing w:line="240" w:lineRule="auto"/>
-      </w:pPr>
-      <w:r>
-        <w:rPr>
-          <w:rFonts w:ascii="Consolas" w:eastAsia="Consolas" w:hAnsi="Consolas" w:cs="Consolas"/>
-          <w:sz w:val="17"/>
-          <w:szCs w:val="17"/>
-        </w:rPr>
-        <w:t xml:space="preserve">        </w:t>
-      </w:r>
-      <w:proofErr w:type="gramStart"/>
-      <w:r>
-        <w:rPr>
-          <w:rFonts w:ascii="Consolas" w:eastAsia="Consolas" w:hAnsi="Consolas" w:cs="Consolas"/>
-          <w:sz w:val="17"/>
-          <w:szCs w:val="17"/>
-        </w:rPr>
-        <w:t>.department</w:t>
-      </w:r>
-      <w:proofErr w:type="gramEnd"/>
-      <w:r>
-        <w:rPr>
-          <w:rFonts w:ascii="Consolas" w:eastAsia="Consolas" w:hAnsi="Consolas" w:cs="Consolas"/>
-          <w:sz w:val="17"/>
-          <w:szCs w:val="17"/>
-        </w:rPr>
-        <w:t>(department)</w:t>
-      </w:r>
-    </w:p>
-    <w:p>
-      <w:pPr>
-        <w:shd w:val="clear" w:color="auto" w:fill="F5F5F5"/>
-        <w:spacing w:line="240" w:lineRule="auto"/>
-      </w:pPr>
-      <w:r>
-        <w:rPr>
-          <w:rFonts w:ascii="Consolas" w:eastAsia="Consolas" w:hAnsi="Consolas" w:cs="Consolas"/>
-          <w:sz w:val="17"/>
-          <w:szCs w:val="17"/>
-        </w:rPr>
-        <w:t xml:space="preserve">        </w:t>
-      </w:r>
-      <w:proofErr w:type="gramStart"/>
-      <w:r>
-        <w:rPr>
-          <w:rFonts w:ascii="Consolas" w:eastAsia="Consolas" w:hAnsi="Consolas" w:cs="Consolas"/>
-          <w:sz w:val="17"/>
-          <w:szCs w:val="17"/>
-        </w:rPr>
-        <w:t>.build</w:t>
-      </w:r>
-      <w:proofErr w:type="gramEnd"/>
-      <w:r>
-        <w:rPr>
-          <w:rFonts w:ascii="Consolas" w:eastAsia="Consolas" w:hAnsi="Consolas" w:cs="Consolas"/>
-          <w:sz w:val="17"/>
-          <w:szCs w:val="17"/>
-        </w:rPr>
         <w:t>();</w:t>
+      </w:r>
+    </w:p>
+    <w:p>
+      <w:pPr>
+        <w:shd w:val="clear" w:color="auto" w:fill="F5F5F5"/>
+        <w:spacing w:line="240" w:lineRule="auto"/>
+      </w:pPr>
+      <w:r>
+        <w:rPr>
+          <w:rFonts w:ascii="Consolas" w:hAnsi="Consolas" w:cs="Consolas" w:hint="eastAsia"/>
+          <w:sz w:val="17"/>
+          <w:szCs w:val="17"/>
+        </w:rPr>
+        <w:t>}</w:t>
       </w:r>
     </w:p>
     <w:p>
@@ -11649,16 +12896,7 @@
           <w:sz w:val="20"/>
           <w:szCs w:val="20"/>
         </w:rPr>
-        <w:t xml:space="preserve"> 한 번으로 외래키가 </w:t>
-      </w:r>
-      <w:r>
-        <w:rPr>
-          <w:rFonts w:ascii="맑은 고딕" w:eastAsia="맑은 고딕" w:hAnsi="맑은 고딕" w:cs="맑은 고딕"/>
-          <w:sz w:val="20"/>
-          <w:szCs w:val="20"/>
-        </w:rPr>
-        <w:lastRenderedPageBreak/>
-        <w:t>저장됩니다.</w:t>
+        <w:t xml:space="preserve"> 한 번으로 외래키가 저장됩니다.</w:t>
       </w:r>
     </w:p>
     <w:p>
@@ -11672,15 +12910,43 @@
         <w:ind w:left="720"/>
         <w:rPr>
           <w:rFonts w:ascii="맑은 고딕" w:eastAsia="맑은 고딕" w:hAnsi="맑은 고딕" w:cs="맑은 고딕"/>
-        </w:rPr>
-      </w:pPr>
-      <w:r>
-        <w:rPr>
-          <w:rFonts w:ascii="맑은 고딕" w:eastAsia="맑은 고딕" w:hAnsi="맑은 고딕" w:cs="맑은 고딕"/>
-          <w:sz w:val="20"/>
-          <w:szCs w:val="20"/>
-        </w:rPr>
-        <w:t xml:space="preserve">1:1 인 </w:t>
+          <w:lang w:val="en-US"/>
+        </w:rPr>
+      </w:pPr>
+      <w:r>
+        <w:rPr>
+          <w:rFonts w:ascii="맑은 고딕" w:eastAsia="맑은 고딕" w:hAnsi="맑은 고딕" w:cs="맑은 고딕"/>
+          <w:sz w:val="20"/>
+          <w:szCs w:val="20"/>
+        </w:rPr>
+        <w:t xml:space="preserve">외래키 저장은 1:1 과 1:N 모두 </w:t>
+      </w:r>
+      <w:r>
+        <w:rPr>
+          <w:rFonts w:ascii="맑은 고딕" w:eastAsia="맑은 고딕" w:hAnsi="맑은 고딕" w:cs="맑은 고딕"/>
+          <w:b/>
+          <w:sz w:val="20"/>
+          <w:szCs w:val="20"/>
+        </w:rPr>
+        <w:t>주인 쪽 설정 한 번</w:t>
+      </w:r>
+      <w:r>
+        <w:rPr>
+          <w:rFonts w:ascii="맑은 고딕" w:eastAsia="맑은 고딕" w:hAnsi="맑은 고딕" w:cs="맑은 고딕"/>
+          <w:sz w:val="20"/>
+          <w:szCs w:val="20"/>
+        </w:rPr>
+        <w:t xml:space="preserve">이면 됩니다. </w:t>
+      </w:r>
+      <w:proofErr w:type="gramStart"/>
+      <w:r>
+        <w:rPr>
+          <w:rFonts w:ascii="맑은 고딕" w:eastAsia="맑은 고딕" w:hAnsi="맑은 고딕" w:cs="맑은 고딕"/>
+          <w:sz w:val="20"/>
+          <w:szCs w:val="20"/>
+          <w:lang w:val="en-US"/>
+        </w:rPr>
+        <w:t xml:space="preserve">( </w:t>
       </w:r>
       <w:r>
         <w:rPr>
@@ -11688,33 +12954,48 @@
           <w:color w:val="188038"/>
           <w:sz w:val="19"/>
           <w:szCs w:val="19"/>
-        </w:rPr>
-        <w:t>StudentDetail</w:t>
-      </w:r>
-      <w:r>
-        <w:rPr>
-          <w:rFonts w:ascii="맑은 고딕" w:eastAsia="맑은 고딕" w:hAnsi="맑은 고딕" w:cs="맑은 고딕"/>
-          <w:sz w:val="20"/>
-          <w:szCs w:val="20"/>
-        </w:rPr>
-        <w:t xml:space="preserve"> 은 양쪽 모두 설정해야 하지만, 1:N 은 주인인 </w:t>
-      </w:r>
+          <w:lang w:val="en-US"/>
+        </w:rPr>
+        <w:t>studentDetail.setStudent</w:t>
+      </w:r>
+      <w:proofErr w:type="gramEnd"/>
       <w:r>
         <w:rPr>
           <w:rFonts w:ascii="Consolas" w:eastAsia="Consolas" w:hAnsi="Consolas" w:cs="Consolas"/>
           <w:color w:val="188038"/>
           <w:sz w:val="19"/>
           <w:szCs w:val="19"/>
-        </w:rPr>
-        <w:t>Student</w:t>
-      </w:r>
-      <w:r>
-        <w:rPr>
-          <w:rFonts w:ascii="맑은 고딕" w:eastAsia="맑은 고딕" w:hAnsi="맑은 고딕" w:cs="맑은 고딕"/>
-          <w:sz w:val="20"/>
-          <w:szCs w:val="20"/>
-        </w:rPr>
-        <w:t xml:space="preserve"> 쪽만 설정하면 됩니다.</w:t>
+          <w:lang w:val="en-US"/>
+        </w:rPr>
+        <w:t>(student)</w:t>
+      </w:r>
+      <w:r>
+        <w:rPr>
+          <w:rFonts w:ascii="맑은 고딕" w:eastAsia="맑은 고딕" w:hAnsi="맑은 고딕" w:cs="맑은 고딕"/>
+          <w:sz w:val="20"/>
+          <w:szCs w:val="20"/>
+          <w:lang w:val="en-US"/>
+        </w:rPr>
+        <w:t xml:space="preserve"> / </w:t>
+      </w:r>
+      <w:r>
+        <w:rPr>
+          <w:rFonts w:ascii="Consolas" w:eastAsia="Consolas" w:hAnsi="Consolas" w:cs="Consolas"/>
+          <w:color w:val="188038"/>
+          <w:sz w:val="19"/>
+          <w:szCs w:val="19"/>
+          <w:lang w:val="en-US"/>
+        </w:rPr>
+        <w:t>student.setDepartment(department)</w:t>
+      </w:r>
+      <w:r>
+        <w:rPr>
+          <w:rFonts w:ascii="맑은 고딕" w:eastAsia="맑은 고딕" w:hAnsi="맑은 고딕" w:cs="맑은 고딕"/>
+          <w:sz w:val="20"/>
+          <w:szCs w:val="20"/>
+          <w:lang w:val="en-US"/>
+        </w:rPr>
+        <w:t xml:space="preserve"> )</w:t>
       </w:r>
     </w:p>
     <w:p>
@@ -11732,21 +13013,38 @@
       </w:pPr>
       <w:r>
         <w:rPr>
+          <w:rFonts w:ascii="맑은 고딕" w:eastAsia="맑은 고딕" w:hAnsi="맑은 고딕" w:cs="맑은 고딕"/>
+          <w:sz w:val="20"/>
+          <w:szCs w:val="20"/>
+        </w:rPr>
+        <w:t>그</w:t>
+      </w:r>
+      <w:r>
+        <w:rPr>
+          <w:rFonts w:ascii="맑은 고딕" w:eastAsia="맑은 고딕" w:hAnsi="맑은 고딕" w:cs="맑은 고딕" w:hint="eastAsia"/>
+          <w:sz w:val="20"/>
+          <w:szCs w:val="20"/>
+        </w:rPr>
+        <w:t>러나</w:t>
+      </w:r>
+      <w:r>
+        <w:rPr>
+          <w:rFonts w:ascii="맑은 고딕" w:eastAsia="맑은 고딕" w:hAnsi="맑은 고딕" w:cs="맑은 고딕"/>
+          <w:sz w:val="20"/>
+          <w:szCs w:val="20"/>
+        </w:rPr>
+        <w:t xml:space="preserve"> </w:t>
+      </w:r>
+      <w:r>
+        <w:rPr>
           <w:rFonts w:ascii="Consolas" w:eastAsia="Consolas" w:hAnsi="Consolas" w:cs="Consolas"/>
           <w:color w:val="188038"/>
           <w:sz w:val="19"/>
           <w:szCs w:val="19"/>
         </w:rPr>
-        <w:t>updateStudent()</w:t>
-      </w:r>
-      <w:r>
-        <w:rPr>
-          <w:rFonts w:ascii="맑은 고딕" w:eastAsia="맑은 고딕" w:hAnsi="맑은 고딕" w:cs="맑은 고딕"/>
-          <w:sz w:val="20"/>
-          <w:szCs w:val="20"/>
-        </w:rPr>
-        <w:t xml:space="preserve"> 에서 학과를 바꾸면 </w:t>
-      </w:r>
+        <w:t>student.setStudentDetail(</w:t>
+      </w:r>
+      <w:proofErr w:type="gramStart"/>
       <w:r>
         <w:rPr>
           <w:rFonts w:ascii="Consolas" w:eastAsia="Consolas" w:hAnsi="Consolas" w:cs="Consolas"/>
@@ -11754,15 +13052,93 @@
           <w:sz w:val="19"/>
           <w:szCs w:val="19"/>
         </w:rPr>
-        <w:t>student.setDepartment(department)</w:t>
-      </w:r>
-      <w:r>
-        <w:rPr>
-          <w:rFonts w:ascii="맑은 고딕" w:eastAsia="맑은 고딕" w:hAnsi="맑은 고딕" w:cs="맑은 고딕"/>
-          <w:sz w:val="20"/>
-          <w:szCs w:val="20"/>
-        </w:rPr>
-        <w:t xml:space="preserve"> 로 반영됩니다.</w:t>
+        <w:t>...</w:t>
+      </w:r>
+      <w:proofErr w:type="gramEnd"/>
+      <w:r>
+        <w:rPr>
+          <w:rFonts w:ascii="Consolas" w:eastAsia="Consolas" w:hAnsi="Consolas" w:cs="Consolas"/>
+          <w:color w:val="188038"/>
+          <w:sz w:val="19"/>
+          <w:szCs w:val="19"/>
+        </w:rPr>
+        <w:t>)</w:t>
+      </w:r>
+      <w:r>
+        <w:rPr>
+          <w:rFonts w:ascii="맑은 고딕" w:eastAsia="맑은 고딕" w:hAnsi="맑은 고딕" w:cs="맑은 고딕"/>
+          <w:sz w:val="20"/>
+          <w:szCs w:val="20"/>
+        </w:rPr>
+        <w:t xml:space="preserve"> 을 호출하는 것은 </w:t>
+      </w:r>
+      <w:r>
+        <w:rPr>
+          <w:rFonts w:ascii="맑은 고딕" w:eastAsia="맑은 고딕" w:hAnsi="맑은 고딕" w:cs="맑은 고딕"/>
+          <w:b/>
+          <w:sz w:val="20"/>
+          <w:szCs w:val="20"/>
+        </w:rPr>
+        <w:t>cascade 때문</w:t>
+      </w:r>
+      <w:r>
+        <w:rPr>
+          <w:rFonts w:ascii="맑은 고딕" w:eastAsia="맑은 고딕" w:hAnsi="맑은 고딕" w:cs="맑은 고딕"/>
+          <w:sz w:val="20"/>
+          <w:szCs w:val="20"/>
+        </w:rPr>
+        <w:t xml:space="preserve">입니다. </w:t>
+      </w:r>
+      <w:r>
+        <w:rPr>
+          <w:rFonts w:ascii="Consolas" w:eastAsia="Consolas" w:hAnsi="Consolas" w:cs="Consolas"/>
+          <w:color w:val="188038"/>
+          <w:sz w:val="19"/>
+          <w:szCs w:val="19"/>
+        </w:rPr>
+        <w:t>Student.studentDetail</w:t>
+      </w:r>
+      <w:r>
+        <w:rPr>
+          <w:rFonts w:ascii="맑은 고딕" w:eastAsia="맑은 고딕" w:hAnsi="맑은 고딕" w:cs="맑은 고딕"/>
+          <w:sz w:val="20"/>
+          <w:szCs w:val="20"/>
+        </w:rPr>
+        <w:t xml:space="preserve"> 에 </w:t>
+      </w:r>
+      <w:r>
+        <w:rPr>
+          <w:rFonts w:ascii="Consolas" w:eastAsia="Consolas" w:hAnsi="Consolas" w:cs="Consolas"/>
+          <w:color w:val="188038"/>
+          <w:sz w:val="19"/>
+          <w:szCs w:val="19"/>
+        </w:rPr>
+        <w:t>cascade = ALL</w:t>
+      </w:r>
+      <w:r>
+        <w:rPr>
+          <w:rFonts w:ascii="맑은 고딕" w:eastAsia="맑은 고딕" w:hAnsi="맑은 고딕" w:cs="맑은 고딕"/>
+          <w:sz w:val="20"/>
+          <w:szCs w:val="20"/>
+        </w:rPr>
+        <w:t xml:space="preserve"> 이 걸려 있고 </w:t>
+      </w:r>
+      <w:r>
+        <w:rPr>
+          <w:rFonts w:ascii="Consolas" w:eastAsia="Consolas" w:hAnsi="Consolas" w:cs="Consolas"/>
+          <w:color w:val="188038"/>
+          <w:sz w:val="19"/>
+          <w:szCs w:val="19"/>
+        </w:rPr>
+        <w:t>student</w:t>
+      </w:r>
+      <w:r>
+        <w:rPr>
+          <w:rFonts w:ascii="맑은 고딕" w:eastAsia="맑은 고딕" w:hAnsi="맑은 고딕" w:cs="맑은 고딕"/>
+          <w:sz w:val="20"/>
+          <w:szCs w:val="20"/>
+        </w:rPr>
+        <w:t xml:space="preserve"> 만 저장하므로, 이 호출을 빠뜨리면 상세정보가 저장되지 않습니다.</w:t>
       </w:r>
     </w:p>
     <w:p>
@@ -11785,6 +13161,85 @@
           <w:sz w:val="19"/>
           <w:szCs w:val="19"/>
         </w:rPr>
+        <w:t>Department.students</w:t>
+      </w:r>
+      <w:r>
+        <w:rPr>
+          <w:rFonts w:ascii="맑은 고딕" w:eastAsia="맑은 고딕" w:hAnsi="맑은 고딕" w:cs="맑은 고딕"/>
+          <w:sz w:val="20"/>
+          <w:szCs w:val="20"/>
+        </w:rPr>
+        <w:t xml:space="preserve"> 에는 cascade 가 없고 학생을 직접 저장하므로 넣지 않아도 됩니다. 다만 같은 트랜잭션 안에서 반대쪽을 읽는다면 양쪽 모두 넣어야 값이 보입니다.</w:t>
+      </w:r>
+    </w:p>
+    <w:p>
+      <w:pPr>
+        <w:widowControl w:val="0"/>
+        <w:numPr>
+          <w:ilvl w:val="0"/>
+          <w:numId w:val="5"/>
+        </w:numPr>
+        <w:spacing w:line="259" w:lineRule="auto"/>
+        <w:ind w:left="720"/>
+        <w:rPr>
+          <w:rFonts w:ascii="맑은 고딕" w:eastAsia="맑은 고딕" w:hAnsi="맑은 고딕" w:cs="맑은 고딕"/>
+        </w:rPr>
+      </w:pPr>
+      <w:r>
+        <w:rPr>
+          <w:rFonts w:ascii="Consolas" w:eastAsia="Consolas" w:hAnsi="Consolas" w:cs="Consolas"/>
+          <w:color w:val="188038"/>
+          <w:sz w:val="19"/>
+          <w:szCs w:val="19"/>
+        </w:rPr>
+        <w:t>updateStudent()</w:t>
+      </w:r>
+      <w:r>
+        <w:rPr>
+          <w:rFonts w:ascii="맑은 고딕" w:eastAsia="맑은 고딕" w:hAnsi="맑은 고딕" w:cs="맑은 고딕"/>
+          <w:sz w:val="20"/>
+          <w:szCs w:val="20"/>
+        </w:rPr>
+        <w:t xml:space="preserve"> 에서 학과를 바꾸면 </w:t>
+      </w:r>
+      <w:r>
+        <w:rPr>
+          <w:rFonts w:ascii="Consolas" w:eastAsia="Consolas" w:hAnsi="Consolas" w:cs="Consolas"/>
+          <w:color w:val="188038"/>
+          <w:sz w:val="19"/>
+          <w:szCs w:val="19"/>
+        </w:rPr>
+        <w:t>student.setDepartment(department)</w:t>
+      </w:r>
+      <w:r>
+        <w:rPr>
+          <w:rFonts w:ascii="맑은 고딕" w:eastAsia="맑은 고딕" w:hAnsi="맑은 고딕" w:cs="맑은 고딕"/>
+          <w:sz w:val="20"/>
+          <w:szCs w:val="20"/>
+        </w:rPr>
+        <w:t xml:space="preserve"> 로 반영됩니다.</w:t>
+      </w:r>
+    </w:p>
+    <w:p>
+      <w:pPr>
+        <w:widowControl w:val="0"/>
+        <w:numPr>
+          <w:ilvl w:val="0"/>
+          <w:numId w:val="5"/>
+        </w:numPr>
+        <w:spacing w:line="259" w:lineRule="auto"/>
+        <w:ind w:left="720"/>
+        <w:rPr>
+          <w:rFonts w:ascii="맑은 고딕" w:eastAsia="맑은 고딕" w:hAnsi="맑은 고딕" w:cs="맑은 고딕"/>
+        </w:rPr>
+      </w:pPr>
+      <w:r>
+        <w:rPr>
+          <w:rFonts w:ascii="Consolas" w:eastAsia="Consolas" w:hAnsi="Consolas" w:cs="Consolas"/>
+          <w:color w:val="188038"/>
+          <w:sz w:val="19"/>
+          <w:szCs w:val="19"/>
+        </w:rPr>
         <w:t>getStudentsByDepartmentId(Long</w:t>
       </w:r>
       <w:proofErr w:type="gramStart"/>
@@ -11821,2192 +13276,15 @@
       </w:pPr>
       <w:r>
         <w:rPr>
-          <w:rFonts w:ascii="맑은 고딕" w:eastAsia="맑은 고딕" w:hAnsi="맑은 고딕" w:cs="맑은 고딕"/>
+          <w:rFonts w:ascii="맑은 고딕" w:eastAsia="맑은 고딕" w:hAnsi="맑은 고딕" w:cs="맑은 고딕" w:hint="eastAsia"/>
           <w:b/>
           <w:bCs/>
           <w:color w:val="000000"/>
           <w:sz w:val="21"/>
           <w:szCs w:val="21"/>
         </w:rPr>
-        <w:t>3) 상세정보를 나중에 추가할 때 주의할 점 - flush 시점 문제</w:t>
-      </w:r>
-    </w:p>
-    <w:p>
-      <w:pPr>
-        <w:spacing w:before="40" w:after="40"/>
-      </w:pPr>
-      <w:r>
-        <w:rPr>
-          <w:rFonts w:ascii="맑은 고딕" w:eastAsia="맑은 고딕" w:hAnsi="맑은 고딕" w:cs="맑은 고딕"/>
-          <w:sz w:val="20"/>
-          <w:szCs w:val="20"/>
-        </w:rPr>
-        <w:t>상세정보 없이 등록한 학생에게 나중에 상세정보를 추가하는 경우입니다. API 테스트에서 실제로 500 오류가 발생했던 부분이므로 원인과 해결 방법을 정리합니다.</w:t>
-      </w:r>
-    </w:p>
-    <w:p>
-      <w:pPr>
-        <w:spacing w:before="120" w:after="40"/>
-      </w:pPr>
-      <w:r>
-        <w:rPr>
-          <w:rFonts w:ascii="맑은 고딕" w:eastAsia="맑은 고딕" w:hAnsi="맑은 고딕" w:cs="맑은 고딕"/>
-          <w:b/>
-          <w:bCs/>
-          <w:color w:val="000000"/>
-          <w:sz w:val="20"/>
-          <w:szCs w:val="20"/>
-        </w:rPr>
-        <w:t>발생한 오류</w:t>
-      </w:r>
-    </w:p>
-    <w:p>
-      <w:pPr>
-        <w:shd w:val="clear" w:color="auto" w:fill="F5F5F5"/>
-        <w:spacing w:line="240" w:lineRule="auto"/>
-      </w:pPr>
-      <w:r>
-        <w:rPr>
-          <w:rFonts w:ascii="Consolas" w:eastAsia="Consolas" w:hAnsi="Consolas" w:cs="Consolas"/>
-          <w:sz w:val="17"/>
-        </w:rPr>
-        <w:t>POST /api/students          ( 상세정보 없이 학생 등록 )</w:t>
-      </w:r>
-    </w:p>
-    <w:p>
-      <w:pPr>
-        <w:shd w:val="clear" w:color="auto" w:fill="F5F5F5"/>
-        <w:spacing w:line="240" w:lineRule="auto"/>
-        <w:rPr>
-          <w:lang w:val="en-US"/>
-        </w:rPr>
-      </w:pPr>
-      <w:proofErr w:type="gramStart"/>
-      <w:r>
-        <w:rPr>
-          <w:rFonts w:ascii="Consolas" w:eastAsia="Consolas" w:hAnsi="Consolas" w:cs="Consolas"/>
-          <w:sz w:val="17"/>
-          <w:lang w:val="en-US"/>
-        </w:rPr>
-        <w:t>{ "</w:t>
-      </w:r>
-      <w:proofErr w:type="gramEnd"/>
-      <w:r>
-        <w:rPr>
-          <w:rFonts w:ascii="Consolas" w:eastAsia="Consolas" w:hAnsi="Consolas" w:cs="Consolas"/>
-          <w:sz w:val="17"/>
-          <w:lang w:val="en-US"/>
-        </w:rPr>
-        <w:t>name":"Repro Student", "studentNumber":"RP001", "departmentId":1 }</w:t>
-      </w:r>
-    </w:p>
-    <w:p>
-      <w:pPr>
-        <w:shd w:val="clear" w:color="auto" w:fill="F5F5F5"/>
-        <w:spacing w:line="240" w:lineRule="auto"/>
-        <w:rPr>
-          <w:lang w:val="en-US"/>
-        </w:rPr>
-      </w:pPr>
-      <w:r>
-        <w:rPr>
-          <w:rFonts w:ascii="Consolas" w:eastAsia="Consolas" w:hAnsi="Consolas" w:cs="Consolas"/>
-          <w:sz w:val="17"/>
-          <w:lang w:val="en-US"/>
-        </w:rPr>
-        <w:t xml:space="preserve"> </w:t>
-      </w:r>
-    </w:p>
-    <w:p>
-      <w:pPr>
-        <w:shd w:val="clear" w:color="auto" w:fill="F5F5F5"/>
-        <w:spacing w:line="240" w:lineRule="auto"/>
-      </w:pPr>
-      <w:r>
-        <w:rPr>
-          <w:rFonts w:ascii="Consolas" w:eastAsia="Consolas" w:hAnsi="Consolas" w:cs="Consolas"/>
-          <w:sz w:val="17"/>
-          <w:lang w:val="en-US"/>
-        </w:rPr>
-        <w:t xml:space="preserve">  </w:t>
-      </w:r>
-      <w:r>
-        <w:rPr>
-          <w:rFonts w:ascii="Consolas" w:eastAsia="Consolas" w:hAnsi="Consolas" w:cs="Consolas"/>
-          <w:sz w:val="17"/>
-        </w:rPr>
-        <w:t>201 Created   -&gt;  "detail": null</w:t>
-      </w:r>
-    </w:p>
-    <w:p>
-      <w:pPr>
-        <w:shd w:val="clear" w:color="auto" w:fill="F5F5F5"/>
-        <w:spacing w:line="240" w:lineRule="auto"/>
-      </w:pPr>
-      <w:r>
-        <w:rPr>
-          <w:rFonts w:ascii="Consolas" w:eastAsia="Consolas" w:hAnsi="Consolas" w:cs="Consolas"/>
-          <w:sz w:val="17"/>
-        </w:rPr>
-        <w:t xml:space="preserve"> </w:t>
-      </w:r>
-    </w:p>
-    <w:p>
-      <w:pPr>
-        <w:shd w:val="clear" w:color="auto" w:fill="F5F5F5"/>
-        <w:spacing w:line="240" w:lineRule="auto"/>
-      </w:pPr>
-      <w:r>
-        <w:rPr>
-          <w:rFonts w:ascii="Consolas" w:eastAsia="Consolas" w:hAnsi="Consolas" w:cs="Consolas"/>
-          <w:sz w:val="17"/>
-        </w:rPr>
-        <w:t xml:space="preserve"> </w:t>
-      </w:r>
-    </w:p>
-    <w:p>
-      <w:pPr>
-        <w:shd w:val="clear" w:color="auto" w:fill="F5F5F5"/>
-        <w:spacing w:line="240" w:lineRule="auto"/>
-      </w:pPr>
-      <w:r>
-        <w:rPr>
-          <w:rFonts w:ascii="Consolas" w:eastAsia="Consolas" w:hAnsi="Consolas" w:cs="Consolas"/>
-          <w:sz w:val="17"/>
-        </w:rPr>
-        <w:t>PUT /api/students/9         ( 그 학생에게 상세정보를 추가 )</w:t>
-      </w:r>
-    </w:p>
-    <w:p>
-      <w:pPr>
-        <w:shd w:val="clear" w:color="auto" w:fill="F5F5F5"/>
-        <w:spacing w:line="240" w:lineRule="auto"/>
-      </w:pPr>
-      <w:r>
-        <w:rPr>
-          <w:rFonts w:ascii="Consolas" w:eastAsia="Consolas" w:hAnsi="Consolas" w:cs="Consolas"/>
-          <w:sz w:val="17"/>
-        </w:rPr>
-        <w:t>{</w:t>
-      </w:r>
-    </w:p>
-    <w:p>
-      <w:pPr>
-        <w:shd w:val="clear" w:color="auto" w:fill="F5F5F5"/>
-        <w:spacing w:line="240" w:lineRule="auto"/>
-      </w:pPr>
-      <w:r>
-        <w:rPr>
-          <w:rFonts w:ascii="Consolas" w:eastAsia="Consolas" w:hAnsi="Consolas" w:cs="Consolas"/>
-          <w:sz w:val="17"/>
-        </w:rPr>
-        <w:t xml:space="preserve">  "name":"Repro Student", "studentNumber":"RP001", "departmentId":1,</w:t>
-      </w:r>
-    </w:p>
-    <w:p>
-      <w:pPr>
-        <w:shd w:val="clear" w:color="auto" w:fill="F5F5F5"/>
-        <w:spacing w:line="240" w:lineRule="auto"/>
-      </w:pPr>
-      <w:r>
-        <w:rPr>
-          <w:rFonts w:ascii="Consolas" w:eastAsia="Consolas" w:hAnsi="Consolas" w:cs="Consolas"/>
-          <w:sz w:val="17"/>
-        </w:rPr>
-        <w:t xml:space="preserve">  "detailRequest":{ "address":"Some Address",</w:t>
-      </w:r>
-    </w:p>
-    <w:p>
-      <w:pPr>
-        <w:shd w:val="clear" w:color="auto" w:fill="F5F5F5"/>
-        <w:spacing w:line="240" w:lineRule="auto"/>
-        <w:rPr>
-          <w:lang w:val="en-US"/>
-        </w:rPr>
-      </w:pPr>
-      <w:r>
-        <w:rPr>
-          <w:rFonts w:ascii="Consolas" w:eastAsia="Consolas" w:hAnsi="Consolas" w:cs="Consolas"/>
-          <w:sz w:val="17"/>
-        </w:rPr>
-        <w:t xml:space="preserve">                    </w:t>
-      </w:r>
-      <w:r>
-        <w:rPr>
-          <w:rFonts w:ascii="Consolas" w:eastAsia="Consolas" w:hAnsi="Consolas" w:cs="Consolas"/>
-          <w:sz w:val="17"/>
-          <w:lang w:val="en-US"/>
-        </w:rPr>
-        <w:t>"phoneNumber":"010-5555-6666",</w:t>
-      </w:r>
-    </w:p>
-    <w:p>
-      <w:pPr>
-        <w:shd w:val="clear" w:color="auto" w:fill="F5F5F5"/>
-        <w:spacing w:line="240" w:lineRule="auto"/>
-        <w:rPr>
-          <w:lang w:val="en-US"/>
-        </w:rPr>
-      </w:pPr>
-      <w:r>
-        <w:rPr>
-          <w:rFonts w:ascii="Consolas" w:eastAsia="Consolas" w:hAnsi="Consolas" w:cs="Consolas"/>
-          <w:sz w:val="17"/>
-          <w:lang w:val="en-US"/>
-        </w:rPr>
-        <w:t xml:space="preserve">                    "email":"repro@example.com</w:t>
-      </w:r>
-      <w:proofErr w:type="gramStart"/>
-      <w:r>
-        <w:rPr>
-          <w:rFonts w:ascii="Consolas" w:eastAsia="Consolas" w:hAnsi="Consolas" w:cs="Consolas"/>
-          <w:sz w:val="17"/>
-          <w:lang w:val="en-US"/>
-        </w:rPr>
-        <w:t>" }</w:t>
-      </w:r>
-      <w:proofErr w:type="gramEnd"/>
-    </w:p>
-    <w:p>
-      <w:pPr>
-        <w:shd w:val="clear" w:color="auto" w:fill="F5F5F5"/>
-        <w:spacing w:line="240" w:lineRule="auto"/>
-        <w:rPr>
-          <w:lang w:val="en-US"/>
-        </w:rPr>
-      </w:pPr>
-      <w:r>
-        <w:rPr>
-          <w:rFonts w:ascii="Consolas" w:eastAsia="Consolas" w:hAnsi="Consolas" w:cs="Consolas"/>
-          <w:sz w:val="17"/>
-          <w:lang w:val="en-US"/>
-        </w:rPr>
-        <w:t>}</w:t>
-      </w:r>
-    </w:p>
-    <w:p>
-      <w:pPr>
-        <w:shd w:val="clear" w:color="auto" w:fill="F5F5F5"/>
-        <w:spacing w:line="240" w:lineRule="auto"/>
-        <w:rPr>
-          <w:lang w:val="en-US"/>
-        </w:rPr>
-      </w:pPr>
-      <w:r>
-        <w:rPr>
-          <w:rFonts w:ascii="Consolas" w:eastAsia="Consolas" w:hAnsi="Consolas" w:cs="Consolas"/>
-          <w:sz w:val="17"/>
-          <w:lang w:val="en-US"/>
-        </w:rPr>
-        <w:t xml:space="preserve"> </w:t>
-      </w:r>
-    </w:p>
-    <w:p>
-      <w:pPr>
-        <w:shd w:val="clear" w:color="auto" w:fill="F5F5F5"/>
-        <w:spacing w:line="240" w:lineRule="auto"/>
-        <w:rPr>
-          <w:lang w:val="en-US"/>
-        </w:rPr>
-      </w:pPr>
-      <w:r>
-        <w:rPr>
-          <w:rFonts w:ascii="Consolas" w:eastAsia="Consolas" w:hAnsi="Consolas" w:cs="Consolas"/>
-          <w:sz w:val="17"/>
-          <w:lang w:val="en-US"/>
-        </w:rPr>
-        <w:t xml:space="preserve">  500 Internal Server Error</w:t>
-      </w:r>
-    </w:p>
-    <w:p>
-      <w:pPr>
-        <w:shd w:val="clear" w:color="auto" w:fill="F5F5F5"/>
-        <w:spacing w:line="240" w:lineRule="auto"/>
-        <w:rPr>
-          <w:lang w:val="en-US"/>
-        </w:rPr>
-      </w:pPr>
-      <w:r>
-        <w:rPr>
-          <w:rFonts w:ascii="Consolas" w:eastAsia="Consolas" w:hAnsi="Consolas" w:cs="Consolas"/>
-          <w:sz w:val="17"/>
-          <w:lang w:val="en-US"/>
-        </w:rPr>
-        <w:t xml:space="preserve"> </w:t>
-      </w:r>
-    </w:p>
-    <w:p>
-      <w:pPr>
-        <w:shd w:val="clear" w:color="auto" w:fill="F5F5F5"/>
-        <w:spacing w:line="240" w:lineRule="auto"/>
-        <w:rPr>
-          <w:lang w:val="en-US"/>
-        </w:rPr>
-      </w:pPr>
-      <w:r>
-        <w:rPr>
-          <w:rFonts w:ascii="Consolas" w:eastAsia="Consolas" w:hAnsi="Consolas" w:cs="Consolas"/>
-          <w:sz w:val="17"/>
-          <w:lang w:val="en-US"/>
-        </w:rPr>
-        <w:t xml:space="preserve">  insert into student_details (address</w:t>
-      </w:r>
-      <w:proofErr w:type="gramStart"/>
-      <w:r>
-        <w:rPr>
-          <w:rFonts w:ascii="Consolas" w:eastAsia="Consolas" w:hAnsi="Consolas" w:cs="Consolas"/>
-          <w:sz w:val="17"/>
-          <w:lang w:val="en-US"/>
-        </w:rPr>
-        <w:t>,date</w:t>
-      </w:r>
-      <w:proofErr w:type="gramEnd"/>
-      <w:r>
-        <w:rPr>
-          <w:rFonts w:ascii="Consolas" w:eastAsia="Consolas" w:hAnsi="Consolas" w:cs="Consolas"/>
-          <w:sz w:val="17"/>
-          <w:lang w:val="en-US"/>
-        </w:rPr>
-        <w:t>_of_birth,email,phone_number,</w:t>
-      </w:r>
-    </w:p>
-    <w:p>
-      <w:pPr>
-        <w:shd w:val="clear" w:color="auto" w:fill="F5F5F5"/>
-        <w:spacing w:line="240" w:lineRule="auto"/>
-        <w:rPr>
-          <w:lang w:val="en-US"/>
-        </w:rPr>
-      </w:pPr>
-      <w:r>
-        <w:rPr>
-          <w:rFonts w:ascii="Consolas" w:eastAsia="Consolas" w:hAnsi="Consolas" w:cs="Consolas"/>
-          <w:sz w:val="17"/>
-          <w:lang w:val="en-US"/>
-        </w:rPr>
-        <w:t xml:space="preserve">                               student_id</w:t>
-      </w:r>
-      <w:proofErr w:type="gramStart"/>
-      <w:r>
-        <w:rPr>
-          <w:rFonts w:ascii="Consolas" w:eastAsia="Consolas" w:hAnsi="Consolas" w:cs="Consolas"/>
-          <w:sz w:val="17"/>
-          <w:lang w:val="en-US"/>
-        </w:rPr>
-        <w:t>,student</w:t>
-      </w:r>
-      <w:proofErr w:type="gramEnd"/>
-      <w:r>
-        <w:rPr>
-          <w:rFonts w:ascii="Consolas" w:eastAsia="Consolas" w:hAnsi="Consolas" w:cs="Consolas"/>
-          <w:sz w:val="17"/>
-          <w:lang w:val="en-US"/>
-        </w:rPr>
-        <w:t>_detail_id)</w:t>
-      </w:r>
-    </w:p>
-    <w:p>
-      <w:pPr>
-        <w:shd w:val="clear" w:color="auto" w:fill="F5F5F5"/>
-        <w:spacing w:line="240" w:lineRule="auto"/>
-        <w:rPr>
-          <w:lang w:val="en-US"/>
-        </w:rPr>
-      </w:pPr>
-      <w:r>
-        <w:rPr>
-          <w:rFonts w:ascii="Consolas" w:eastAsia="Consolas" w:hAnsi="Consolas" w:cs="Consolas"/>
-          <w:sz w:val="17"/>
-          <w:lang w:val="en-US"/>
-        </w:rPr>
-        <w:t xml:space="preserve">         values (</w:t>
-      </w:r>
-      <w:proofErr w:type="gramStart"/>
-      <w:r>
-        <w:rPr>
-          <w:rFonts w:ascii="Consolas" w:eastAsia="Consolas" w:hAnsi="Consolas" w:cs="Consolas"/>
-          <w:sz w:val="17"/>
-          <w:lang w:val="en-US"/>
-        </w:rPr>
-        <w:t>?,?,?,?,?,</w:t>
-      </w:r>
-      <w:proofErr w:type="gramEnd"/>
-      <w:r>
-        <w:rPr>
-          <w:rFonts w:ascii="Consolas" w:eastAsia="Consolas" w:hAnsi="Consolas" w:cs="Consolas"/>
-          <w:sz w:val="17"/>
-          <w:lang w:val="en-US"/>
-        </w:rPr>
-        <w:t>default)</w:t>
-      </w:r>
-    </w:p>
-    <w:p>
-      <w:pPr>
-        <w:shd w:val="clear" w:color="auto" w:fill="F5F5F5"/>
-        <w:spacing w:line="240" w:lineRule="auto"/>
-        <w:rPr>
-          <w:lang w:val="en-US"/>
-        </w:rPr>
-      </w:pPr>
-      <w:r>
-        <w:rPr>
-          <w:rFonts w:ascii="Consolas" w:eastAsia="Consolas" w:hAnsi="Consolas" w:cs="Consolas"/>
-          <w:sz w:val="17"/>
-          <w:lang w:val="en-US"/>
-        </w:rPr>
-        <w:t xml:space="preserve"> </w:t>
-      </w:r>
-    </w:p>
-    <w:p>
-      <w:pPr>
-        <w:shd w:val="clear" w:color="auto" w:fill="F5F5F5"/>
-        <w:spacing w:line="240" w:lineRule="auto"/>
-        <w:rPr>
-          <w:lang w:val="en-US"/>
-        </w:rPr>
-      </w:pPr>
-      <w:r>
-        <w:rPr>
-          <w:rFonts w:ascii="Consolas" w:eastAsia="Consolas" w:hAnsi="Consolas" w:cs="Consolas"/>
-          <w:sz w:val="17"/>
-          <w:lang w:val="en-US"/>
-        </w:rPr>
-        <w:t xml:space="preserve">  NULL not allowed for column "EMAIL"   [23502-232]</w:t>
-      </w:r>
-    </w:p>
-    <w:p>
-      <w:pPr>
-        <w:spacing w:before="120" w:after="40"/>
-      </w:pPr>
-      <w:r>
-        <w:rPr>
-          <w:rFonts w:ascii="맑은 고딕" w:eastAsia="맑은 고딕" w:hAnsi="맑은 고딕" w:cs="맑은 고딕"/>
-          <w:b/>
-          <w:bCs/>
-          <w:color w:val="000000"/>
-          <w:sz w:val="20"/>
-          <w:szCs w:val="20"/>
-        </w:rPr>
-        <w:t>원인</w:t>
-      </w:r>
-    </w:p>
-    <w:p>
-      <w:pPr>
-        <w:spacing w:before="40" w:after="40"/>
-      </w:pPr>
-      <w:r>
-        <w:rPr>
-          <w:rFonts w:ascii="맑은 고딕" w:eastAsia="맑은 고딕" w:hAnsi="맑은 고딕" w:cs="맑은 고딕"/>
-          <w:sz w:val="20"/>
-          <w:szCs w:val="20"/>
-        </w:rPr>
-        <w:t>문제가 된 코드의 순서입니다.</w:t>
-      </w:r>
-    </w:p>
-    <w:p>
-      <w:pPr>
-        <w:shd w:val="clear" w:color="auto" w:fill="F5F5F5"/>
-        <w:spacing w:line="240" w:lineRule="auto"/>
-      </w:pPr>
-      <w:r>
-        <w:rPr>
-          <w:rFonts w:ascii="Consolas" w:eastAsia="Consolas" w:hAnsi="Consolas" w:cs="Consolas"/>
-          <w:sz w:val="17"/>
-          <w:szCs w:val="17"/>
-        </w:rPr>
-        <w:t>StudentDetail studentDetail = student.getStudentDetail();</w:t>
-      </w:r>
-    </w:p>
-    <w:p>
-      <w:pPr>
-        <w:shd w:val="clear" w:color="auto" w:fill="F5F5F5"/>
-        <w:spacing w:line="240" w:lineRule="auto"/>
-      </w:pPr>
-      <w:r>
-        <w:rPr>
-          <w:rFonts w:ascii="Consolas" w:eastAsia="Consolas" w:hAnsi="Consolas" w:cs="Consolas"/>
-          <w:sz w:val="17"/>
-          <w:szCs w:val="17"/>
-        </w:rPr>
-        <w:t xml:space="preserve"> </w:t>
-      </w:r>
-    </w:p>
-    <w:p>
-      <w:pPr>
-        <w:shd w:val="clear" w:color="auto" w:fill="F5F5F5"/>
-        <w:spacing w:line="240" w:lineRule="auto"/>
-      </w:pPr>
-      <w:r>
-        <w:rPr>
-          <w:rFonts w:ascii="Consolas" w:eastAsia="Consolas" w:hAnsi="Consolas" w:cs="Consolas"/>
-          <w:sz w:val="17"/>
-          <w:szCs w:val="17"/>
-        </w:rPr>
-        <w:t>// (1) 값이 비어 있는 StudentDetail 을 먼저 만들어 연결한다</w:t>
-      </w:r>
-    </w:p>
-    <w:p>
-      <w:pPr>
-        <w:shd w:val="clear" w:color="auto" w:fill="F5F5F5"/>
-        <w:spacing w:line="240" w:lineRule="auto"/>
-      </w:pPr>
-      <w:r>
-        <w:rPr>
-          <w:rFonts w:ascii="Consolas" w:eastAsia="Consolas" w:hAnsi="Consolas" w:cs="Consolas"/>
-          <w:sz w:val="17"/>
-          <w:szCs w:val="17"/>
-        </w:rPr>
-        <w:t>if (studentDetail == null) {</w:t>
-      </w:r>
-    </w:p>
-    <w:p>
-      <w:pPr>
-        <w:shd w:val="clear" w:color="auto" w:fill="F5F5F5"/>
-        <w:spacing w:line="240" w:lineRule="auto"/>
-      </w:pPr>
-      <w:r>
-        <w:rPr>
-          <w:rFonts w:ascii="Consolas" w:eastAsia="Consolas" w:hAnsi="Consolas" w:cs="Consolas"/>
-          <w:sz w:val="17"/>
-          <w:szCs w:val="17"/>
-        </w:rPr>
-        <w:t xml:space="preserve">    studentDetail = new StudentDetail();</w:t>
-      </w:r>
-    </w:p>
-    <w:p>
-      <w:pPr>
-        <w:shd w:val="clear" w:color="auto" w:fill="F5F5F5"/>
-        <w:spacing w:line="240" w:lineRule="auto"/>
-      </w:pPr>
-      <w:r>
-        <w:rPr>
-          <w:rFonts w:ascii="Consolas" w:eastAsia="Consolas" w:hAnsi="Consolas" w:cs="Consolas"/>
-          <w:sz w:val="17"/>
-          <w:szCs w:val="17"/>
-        </w:rPr>
-        <w:t xml:space="preserve">    studentDetail.setStudent(student);</w:t>
-      </w:r>
-    </w:p>
-    <w:p>
-      <w:pPr>
-        <w:shd w:val="clear" w:color="auto" w:fill="F5F5F5"/>
-        <w:spacing w:line="240" w:lineRule="auto"/>
-      </w:pPr>
-      <w:r>
-        <w:rPr>
-          <w:rFonts w:ascii="Consolas" w:eastAsia="Consolas" w:hAnsi="Consolas" w:cs="Consolas"/>
-          <w:sz w:val="17"/>
-          <w:szCs w:val="17"/>
-        </w:rPr>
-        <w:t xml:space="preserve">    student.setStudentDetail(studentDetail);      &lt;- 영속 상태의 Student 에 연결됨</w:t>
-      </w:r>
-    </w:p>
-    <w:p>
-      <w:pPr>
-        <w:shd w:val="clear" w:color="auto" w:fill="F5F5F5"/>
-        <w:spacing w:line="240" w:lineRule="auto"/>
-      </w:pPr>
-      <w:r>
-        <w:rPr>
-          <w:rFonts w:ascii="Consolas" w:eastAsia="Consolas" w:hAnsi="Consolas" w:cs="Consolas"/>
-          <w:sz w:val="17"/>
-          <w:szCs w:val="17"/>
-        </w:rPr>
-        <w:t>}</w:t>
-      </w:r>
-    </w:p>
-    <w:p>
-      <w:pPr>
-        <w:shd w:val="clear" w:color="auto" w:fill="F5F5F5"/>
-        <w:spacing w:line="240" w:lineRule="auto"/>
-      </w:pPr>
-      <w:r>
-        <w:rPr>
-          <w:rFonts w:ascii="Consolas" w:eastAsia="Consolas" w:hAnsi="Consolas" w:cs="Consolas"/>
-          <w:sz w:val="17"/>
-          <w:szCs w:val="17"/>
-        </w:rPr>
-        <w:t xml:space="preserve"> </w:t>
-      </w:r>
-    </w:p>
-    <w:p>
-      <w:pPr>
-        <w:shd w:val="clear" w:color="auto" w:fill="F5F5F5"/>
-        <w:spacing w:line="240" w:lineRule="auto"/>
-      </w:pPr>
-      <w:r>
-        <w:rPr>
-          <w:rFonts w:ascii="Consolas" w:eastAsia="Consolas" w:hAnsi="Consolas" w:cs="Consolas"/>
-          <w:sz w:val="17"/>
-          <w:szCs w:val="17"/>
-        </w:rPr>
-        <w:t>// (2) 중복 검사 - 여기서 조회 쿼리가 실행된다</w:t>
-      </w:r>
-    </w:p>
-    <w:p>
-      <w:pPr>
-        <w:shd w:val="clear" w:color="auto" w:fill="F5F5F5"/>
-        <w:spacing w:line="240" w:lineRule="auto"/>
-        <w:rPr>
-          <w:lang w:val="en-US"/>
-        </w:rPr>
-      </w:pPr>
-      <w:r>
-        <w:rPr>
-          <w:rFonts w:ascii="Consolas" w:eastAsia="Consolas" w:hAnsi="Consolas" w:cs="Consolas"/>
-          <w:sz w:val="17"/>
-          <w:szCs w:val="17"/>
-          <w:lang w:val="en-US"/>
-        </w:rPr>
-        <w:t xml:space="preserve">if (isEmailChangingAndExists(studentDetail, request.getDetailRequest())) </w:t>
-      </w:r>
-      <w:proofErr w:type="gramStart"/>
-      <w:r>
-        <w:rPr>
-          <w:rFonts w:ascii="Consolas" w:eastAsia="Consolas" w:hAnsi="Consolas" w:cs="Consolas"/>
-          <w:sz w:val="17"/>
-          <w:szCs w:val="17"/>
-          <w:lang w:val="en-US"/>
-        </w:rPr>
-        <w:t>{ ...</w:t>
-      </w:r>
-      <w:proofErr w:type="gramEnd"/>
-      <w:r>
-        <w:rPr>
-          <w:rFonts w:ascii="Consolas" w:eastAsia="Consolas" w:hAnsi="Consolas" w:cs="Consolas"/>
-          <w:sz w:val="17"/>
-          <w:szCs w:val="17"/>
-          <w:lang w:val="en-US"/>
-        </w:rPr>
-        <w:t xml:space="preserve"> }</w:t>
-      </w:r>
-    </w:p>
-    <w:p>
-      <w:pPr>
-        <w:shd w:val="clear" w:color="auto" w:fill="F5F5F5"/>
-        <w:spacing w:line="240" w:lineRule="auto"/>
-        <w:rPr>
-          <w:lang w:val="en-US"/>
-        </w:rPr>
-      </w:pPr>
-      <w:r>
-        <w:rPr>
-          <w:rFonts w:ascii="Consolas" w:eastAsia="Consolas" w:hAnsi="Consolas" w:cs="Consolas"/>
-          <w:sz w:val="17"/>
-          <w:szCs w:val="17"/>
-          <w:lang w:val="en-US"/>
-        </w:rPr>
-        <w:t xml:space="preserve"> </w:t>
-      </w:r>
-    </w:p>
-    <w:p>
-      <w:pPr>
-        <w:shd w:val="clear" w:color="auto" w:fill="F5F5F5"/>
-        <w:spacing w:line="240" w:lineRule="auto"/>
-      </w:pPr>
-      <w:r>
-        <w:rPr>
-          <w:rFonts w:ascii="Consolas" w:eastAsia="Consolas" w:hAnsi="Consolas" w:cs="Consolas"/>
-          <w:sz w:val="17"/>
-          <w:szCs w:val="17"/>
-        </w:rPr>
-        <w:t>// (3) 이제서야 값을 채운다</w:t>
-      </w:r>
-    </w:p>
-    <w:p>
-      <w:pPr>
-        <w:shd w:val="clear" w:color="auto" w:fill="F5F5F5"/>
-        <w:spacing w:line="240" w:lineRule="auto"/>
-        <w:rPr>
-          <w:lang w:val="en-US"/>
-        </w:rPr>
-      </w:pPr>
-      <w:r>
-        <w:rPr>
-          <w:rFonts w:ascii="Consolas" w:eastAsia="Consolas" w:hAnsi="Consolas" w:cs="Consolas"/>
-          <w:sz w:val="17"/>
-          <w:szCs w:val="17"/>
-          <w:lang w:val="en-US"/>
-        </w:rPr>
-        <w:t>studentDetail.setAddress(request.getDetailRequest()</w:t>
-      </w:r>
-      <w:proofErr w:type="gramStart"/>
-      <w:r>
-        <w:rPr>
-          <w:rFonts w:ascii="Consolas" w:eastAsia="Consolas" w:hAnsi="Consolas" w:cs="Consolas"/>
-          <w:sz w:val="17"/>
-          <w:szCs w:val="17"/>
-          <w:lang w:val="en-US"/>
-        </w:rPr>
-        <w:t>.getAddress</w:t>
-      </w:r>
-      <w:proofErr w:type="gramEnd"/>
-      <w:r>
-        <w:rPr>
-          <w:rFonts w:ascii="Consolas" w:eastAsia="Consolas" w:hAnsi="Consolas" w:cs="Consolas"/>
-          <w:sz w:val="17"/>
-          <w:szCs w:val="17"/>
-          <w:lang w:val="en-US"/>
-        </w:rPr>
-        <w:t>());</w:t>
-      </w:r>
-    </w:p>
-    <w:p>
-      <w:pPr>
-        <w:widowControl w:val="0"/>
-        <w:numPr>
-          <w:ilvl w:val="0"/>
-          <w:numId w:val="5"/>
-        </w:numPr>
-        <w:spacing w:line="259" w:lineRule="auto"/>
-        <w:ind w:left="720"/>
-        <w:rPr>
-          <w:rFonts w:ascii="맑은 고딕" w:eastAsia="맑은 고딕" w:hAnsi="맑은 고딕" w:cs="맑은 고딕"/>
-        </w:rPr>
-      </w:pPr>
-      <w:r>
-        <w:rPr>
-          <w:rFonts w:ascii="맑은 고딕" w:eastAsia="맑은 고딕" w:hAnsi="맑은 고딕" w:cs="맑은 고딕"/>
-          <w:sz w:val="20"/>
-          <w:szCs w:val="20"/>
-        </w:rPr>
-        <w:t xml:space="preserve">(1) 에서 </w:t>
-      </w:r>
-      <w:r>
-        <w:rPr>
-          <w:rFonts w:ascii="Consolas" w:eastAsia="Consolas" w:hAnsi="Consolas" w:cs="Consolas"/>
-          <w:color w:val="188038"/>
-          <w:sz w:val="19"/>
-          <w:szCs w:val="19"/>
-        </w:rPr>
-        <w:t>Student</w:t>
-      </w:r>
-      <w:r>
-        <w:rPr>
-          <w:rFonts w:ascii="맑은 고딕" w:eastAsia="맑은 고딕" w:hAnsi="맑은 고딕" w:cs="맑은 고딕"/>
-          <w:sz w:val="20"/>
-          <w:szCs w:val="20"/>
-        </w:rPr>
-        <w:t xml:space="preserve"> 는 이미 영속 상태이고 </w:t>
-      </w:r>
-      <w:r>
-        <w:rPr>
-          <w:rFonts w:ascii="Consolas" w:eastAsia="Consolas" w:hAnsi="Consolas" w:cs="Consolas"/>
-          <w:color w:val="188038"/>
-          <w:sz w:val="19"/>
-          <w:szCs w:val="19"/>
-        </w:rPr>
-        <w:t xml:space="preserve">cascade = </w:t>
-      </w:r>
-      <w:proofErr w:type="gramStart"/>
-      <w:r>
-        <w:rPr>
-          <w:rFonts w:ascii="Consolas" w:eastAsia="Consolas" w:hAnsi="Consolas" w:cs="Consolas"/>
-          <w:color w:val="188038"/>
-          <w:sz w:val="19"/>
-          <w:szCs w:val="19"/>
-        </w:rPr>
-        <w:t>CascadeType.ALL</w:t>
-      </w:r>
-      <w:proofErr w:type="gramEnd"/>
-      <w:r>
-        <w:rPr>
-          <w:rFonts w:ascii="맑은 고딕" w:eastAsia="맑은 고딕" w:hAnsi="맑은 고딕" w:cs="맑은 고딕"/>
-          <w:sz w:val="20"/>
-          <w:szCs w:val="20"/>
-        </w:rPr>
-        <w:t xml:space="preserve"> 이 걸려 있으므로, 연결된 </w:t>
-      </w:r>
-      <w:r>
-        <w:rPr>
-          <w:rFonts w:ascii="Consolas" w:eastAsia="Consolas" w:hAnsi="Consolas" w:cs="Consolas"/>
-          <w:color w:val="188038"/>
-          <w:sz w:val="19"/>
-          <w:szCs w:val="19"/>
-        </w:rPr>
-        <w:t>StudentDetail</w:t>
-      </w:r>
-      <w:r>
-        <w:rPr>
-          <w:rFonts w:ascii="맑은 고딕" w:eastAsia="맑은 고딕" w:hAnsi="맑은 고딕" w:cs="맑은 고딕"/>
-          <w:sz w:val="20"/>
-          <w:szCs w:val="20"/>
-        </w:rPr>
-        <w:t xml:space="preserve"> 도 저장 대상이 됩니다.</w:t>
-      </w:r>
-    </w:p>
-    <w:p>
-      <w:pPr>
-        <w:widowControl w:val="0"/>
-        <w:numPr>
-          <w:ilvl w:val="0"/>
-          <w:numId w:val="5"/>
-        </w:numPr>
-        <w:spacing w:line="259" w:lineRule="auto"/>
-        <w:ind w:left="720"/>
-        <w:rPr>
-          <w:rFonts w:ascii="맑은 고딕" w:eastAsia="맑은 고딕" w:hAnsi="맑은 고딕" w:cs="맑은 고딕"/>
-        </w:rPr>
-      </w:pPr>
-      <w:r>
-        <w:rPr>
-          <w:rFonts w:ascii="맑은 고딕" w:eastAsia="맑은 고딕" w:hAnsi="맑은 고딕" w:cs="맑은 고딕"/>
-          <w:sz w:val="20"/>
-          <w:szCs w:val="20"/>
-        </w:rPr>
-        <w:lastRenderedPageBreak/>
-        <w:t xml:space="preserve">(2) 의 </w:t>
-      </w:r>
-      <w:r>
-        <w:rPr>
-          <w:rFonts w:ascii="Consolas" w:eastAsia="Consolas" w:hAnsi="Consolas" w:cs="Consolas"/>
-          <w:color w:val="188038"/>
-          <w:sz w:val="19"/>
-          <w:szCs w:val="19"/>
-        </w:rPr>
-        <w:t>existsByEmail()</w:t>
-      </w:r>
-      <w:r>
-        <w:rPr>
-          <w:rFonts w:ascii="맑은 고딕" w:eastAsia="맑은 고딕" w:hAnsi="맑은 고딕" w:cs="맑은 고딕"/>
-          <w:sz w:val="20"/>
-          <w:szCs w:val="20"/>
-        </w:rPr>
-        <w:t xml:space="preserve"> 은 조회 쿼리입니다. JPA 의 기본 플러시 모드는 AUTO 라서, 조회 결과의 정확성을 보장하기 위해 쿼리 실행 전에 영속성 컨텍스트를 flush 합니다.</w:t>
-      </w:r>
-    </w:p>
-    <w:p>
-      <w:pPr>
-        <w:widowControl w:val="0"/>
-        <w:numPr>
-          <w:ilvl w:val="0"/>
-          <w:numId w:val="5"/>
-        </w:numPr>
-        <w:spacing w:line="259" w:lineRule="auto"/>
-        <w:ind w:left="720"/>
-        <w:rPr>
-          <w:rFonts w:ascii="맑은 고딕" w:eastAsia="맑은 고딕" w:hAnsi="맑은 고딕" w:cs="맑은 고딕"/>
-        </w:rPr>
-      </w:pPr>
-      <w:r>
-        <w:rPr>
-          <w:rFonts w:ascii="맑은 고딕" w:eastAsia="맑은 고딕" w:hAnsi="맑은 고딕" w:cs="맑은 고딕"/>
-          <w:sz w:val="20"/>
-        </w:rPr>
-        <w:t xml:space="preserve">이때 아직 값이 채워지지 않은 </w:t>
-      </w:r>
-      <w:r>
-        <w:rPr>
-          <w:rFonts w:ascii="Consolas" w:eastAsia="Consolas" w:hAnsi="Consolas" w:cs="Consolas"/>
-          <w:color w:val="188038"/>
-          <w:sz w:val="19"/>
-        </w:rPr>
-        <w:t>StudentDetail</w:t>
-      </w:r>
-      <w:r>
-        <w:rPr>
-          <w:rFonts w:ascii="맑은 고딕" w:eastAsia="맑은 고딕" w:hAnsi="맑은 고딕" w:cs="맑은 고딕"/>
-          <w:sz w:val="20"/>
-        </w:rPr>
-        <w:t xml:space="preserve"> 이 INSERT 되면서 </w:t>
-      </w:r>
-      <w:r>
-        <w:rPr>
-          <w:rFonts w:ascii="Consolas" w:eastAsia="Consolas" w:hAnsi="Consolas" w:cs="Consolas"/>
-          <w:color w:val="188038"/>
-          <w:sz w:val="19"/>
-        </w:rPr>
-        <w:t>email</w:t>
-      </w:r>
-      <w:r>
-        <w:rPr>
-          <w:rFonts w:ascii="맑은 고딕" w:eastAsia="맑은 고딕" w:hAnsi="맑은 고딕" w:cs="맑은 고딕"/>
-          <w:sz w:val="20"/>
-        </w:rPr>
-        <w:t xml:space="preserve"> 의 NOT NULL 제약을 위반합니다. </w:t>
-      </w:r>
-      <w:r>
-        <w:rPr>
-          <w:rFonts w:ascii="Consolas" w:eastAsia="Consolas" w:hAnsi="Consolas" w:cs="Consolas"/>
-          <w:color w:val="188038"/>
-          <w:sz w:val="19"/>
-        </w:rPr>
-        <w:t>address</w:t>
-      </w:r>
-      <w:r>
-        <w:rPr>
-          <w:rFonts w:ascii="맑은 고딕" w:eastAsia="맑은 고딕" w:hAnsi="맑은 고딕" w:cs="맑은 고딕"/>
-          <w:sz w:val="20"/>
-        </w:rPr>
-        <w:t xml:space="preserve"> 는 null 을 허용하므로 통과하고, 처음 만나는 NOT NULL 컬럼에서 걸립니다.</w:t>
-      </w:r>
-    </w:p>
-    <w:p>
-      <w:pPr>
-        <w:widowControl w:val="0"/>
-        <w:numPr>
-          <w:ilvl w:val="0"/>
-          <w:numId w:val="5"/>
-        </w:numPr>
-        <w:spacing w:line="259" w:lineRule="auto"/>
-        <w:ind w:left="720"/>
-        <w:rPr>
-          <w:rFonts w:ascii="맑은 고딕" w:eastAsia="맑은 고딕" w:hAnsi="맑은 고딕" w:cs="맑은 고딕"/>
-        </w:rPr>
-      </w:pPr>
-      <w:r>
-        <w:rPr>
-          <w:rFonts w:ascii="맑은 고딕" w:eastAsia="맑은 고딕" w:hAnsi="맑은 고딕" w:cs="맑은 고딕"/>
-          <w:sz w:val="20"/>
-          <w:szCs w:val="20"/>
-        </w:rPr>
-        <w:t>(3) 의 setter 는 실행되지도 못합니다. 이미 (2) 에서 예외가 발생했기 때문입니다.</w:t>
-      </w:r>
-    </w:p>
-    <w:p>
-      <w:pPr>
-        <w:spacing w:before="40" w:after="40"/>
-      </w:pPr>
-      <w:r>
-        <w:rPr>
-          <w:rFonts w:ascii="맑은 고딕" w:eastAsia="맑은 고딕" w:hAnsi="맑은 고딕" w:cs="맑은 고딕"/>
-          <w:sz w:val="20"/>
-          <w:szCs w:val="20"/>
-        </w:rPr>
-        <w:t>정리하면 "값을 채우기 전에 영속 상태에 연결" + "중간에 조회 쿼리로 flush 발생" 이 겹쳐서 생긴 문제입니다.</w:t>
-      </w:r>
-    </w:p>
-    <w:p>
-      <w:pPr>
-        <w:spacing w:before="120" w:after="40"/>
-      </w:pPr>
-      <w:r>
-        <w:rPr>
-          <w:rFonts w:ascii="맑은 고딕" w:eastAsia="맑은 고딕" w:hAnsi="맑은 고딕" w:cs="맑은 고딕"/>
-          <w:b/>
-          <w:bCs/>
-          <w:color w:val="000000"/>
-          <w:sz w:val="20"/>
-          <w:szCs w:val="20"/>
-        </w:rPr>
-        <w:t>해결 - 중복 검사를 먼저 수행한다</w:t>
-      </w:r>
-    </w:p>
-    <w:p>
-      <w:pPr>
-        <w:shd w:val="clear" w:color="auto" w:fill="F5F5F5"/>
-        <w:spacing w:line="240" w:lineRule="auto"/>
-      </w:pPr>
-      <w:r>
-        <w:rPr>
-          <w:rFonts w:ascii="Consolas" w:eastAsia="Consolas" w:hAnsi="Consolas" w:cs="Consolas"/>
-          <w:sz w:val="17"/>
-          <w:szCs w:val="17"/>
-        </w:rPr>
-        <w:t>StudentDetail studentDetail = student.getStudentDetail();</w:t>
-      </w:r>
-    </w:p>
-    <w:p>
-      <w:pPr>
-        <w:shd w:val="clear" w:color="auto" w:fill="F5F5F5"/>
-        <w:spacing w:line="240" w:lineRule="auto"/>
-      </w:pPr>
-      <w:r>
-        <w:rPr>
-          <w:rFonts w:ascii="Consolas" w:eastAsia="Consolas" w:hAnsi="Consolas" w:cs="Consolas"/>
-          <w:sz w:val="17"/>
-          <w:szCs w:val="17"/>
-        </w:rPr>
-        <w:t xml:space="preserve"> </w:t>
-      </w:r>
-    </w:p>
-    <w:p>
-      <w:pPr>
-        <w:shd w:val="clear" w:color="auto" w:fill="F5F5F5"/>
-        <w:spacing w:line="240" w:lineRule="auto"/>
-      </w:pPr>
-      <w:r>
-        <w:rPr>
-          <w:rFonts w:ascii="Consolas" w:eastAsia="Consolas" w:hAnsi="Consolas" w:cs="Consolas"/>
-          <w:sz w:val="17"/>
-          <w:szCs w:val="17"/>
-        </w:rPr>
-        <w:t>// 중복 검사를 먼저 수행한다.</w:t>
-      </w:r>
-    </w:p>
-    <w:p>
-      <w:pPr>
-        <w:shd w:val="clear" w:color="auto" w:fill="F5F5F5"/>
-        <w:spacing w:line="240" w:lineRule="auto"/>
-      </w:pPr>
-      <w:r>
-        <w:rPr>
-          <w:rFonts w:ascii="Consolas" w:eastAsia="Consolas" w:hAnsi="Consolas" w:cs="Consolas"/>
-          <w:sz w:val="17"/>
-          <w:szCs w:val="17"/>
-        </w:rPr>
-        <w:t>// 검사용 조회 쿼리가 실행되면 영속성 컨텍스트가 flush 되는데,</w:t>
-      </w:r>
-    </w:p>
-    <w:p>
-      <w:pPr>
-        <w:shd w:val="clear" w:color="auto" w:fill="F5F5F5"/>
-        <w:spacing w:line="240" w:lineRule="auto"/>
-      </w:pPr>
-      <w:r>
-        <w:rPr>
-          <w:rFonts w:ascii="Consolas" w:eastAsia="Consolas" w:hAnsi="Consolas" w:cs="Consolas"/>
-          <w:sz w:val="17"/>
-          <w:szCs w:val="17"/>
-        </w:rPr>
-        <w:t>// 값이 채워지지 않은 StudentDetail 을 먼저 연결해 두면</w:t>
-      </w:r>
-    </w:p>
-    <w:p>
-      <w:pPr>
-        <w:shd w:val="clear" w:color="auto" w:fill="F5F5F5"/>
-        <w:spacing w:line="240" w:lineRule="auto"/>
-      </w:pPr>
-      <w:r>
-        <w:rPr>
-          <w:rFonts w:ascii="Consolas" w:eastAsia="Consolas" w:hAnsi="Consolas" w:cs="Consolas"/>
-          <w:sz w:val="17"/>
-        </w:rPr>
-        <w:t>// email, phoneNumber 등 NOT NULL 컬럼에 null 이 들어가 제약조건 위반이 발생한다.</w:t>
-      </w:r>
-    </w:p>
-    <w:p>
-      <w:pPr>
-        <w:shd w:val="clear" w:color="auto" w:fill="F5F5F5"/>
-        <w:spacing w:line="240" w:lineRule="auto"/>
-        <w:rPr>
-          <w:lang w:val="en-US"/>
-        </w:rPr>
-      </w:pPr>
-      <w:r>
-        <w:rPr>
-          <w:rFonts w:ascii="Consolas" w:eastAsia="Consolas" w:hAnsi="Consolas" w:cs="Consolas"/>
-          <w:sz w:val="17"/>
-          <w:szCs w:val="17"/>
-          <w:lang w:val="en-US"/>
-        </w:rPr>
-        <w:t>if (isEmailChangingAndExists(studentDetail, request.getDetailRequest())) {</w:t>
-      </w:r>
-    </w:p>
-    <w:p>
-      <w:pPr>
-        <w:shd w:val="clear" w:color="auto" w:fill="F5F5F5"/>
-        <w:spacing w:line="240" w:lineRule="auto"/>
-        <w:rPr>
-          <w:lang w:val="en-US"/>
-        </w:rPr>
-      </w:pPr>
-      <w:r>
-        <w:rPr>
-          <w:rFonts w:ascii="Consolas" w:eastAsia="Consolas" w:hAnsi="Consolas" w:cs="Consolas"/>
-          <w:sz w:val="17"/>
-          <w:szCs w:val="17"/>
-          <w:lang w:val="en-US"/>
-        </w:rPr>
-        <w:t xml:space="preserve">    throw new BusinessException(</w:t>
-      </w:r>
-      <w:proofErr w:type="gramStart"/>
-      <w:r>
-        <w:rPr>
-          <w:rFonts w:ascii="Consolas" w:eastAsia="Consolas" w:hAnsi="Consolas" w:cs="Consolas"/>
-          <w:sz w:val="17"/>
-          <w:szCs w:val="17"/>
-          <w:lang w:val="en-US"/>
-        </w:rPr>
-        <w:t>ErrorCode.EMAIL</w:t>
-      </w:r>
-      <w:proofErr w:type="gramEnd"/>
-      <w:r>
-        <w:rPr>
-          <w:rFonts w:ascii="Consolas" w:eastAsia="Consolas" w:hAnsi="Consolas" w:cs="Consolas"/>
-          <w:sz w:val="17"/>
-          <w:szCs w:val="17"/>
-          <w:lang w:val="en-US"/>
-        </w:rPr>
-        <w:t>_DUPLICATE, ...);</w:t>
-      </w:r>
-    </w:p>
-    <w:p>
-      <w:pPr>
-        <w:shd w:val="clear" w:color="auto" w:fill="F5F5F5"/>
-        <w:spacing w:line="240" w:lineRule="auto"/>
-        <w:rPr>
-          <w:lang w:val="en-US"/>
-        </w:rPr>
-      </w:pPr>
-      <w:r>
-        <w:rPr>
-          <w:rFonts w:ascii="Consolas" w:eastAsia="Consolas" w:hAnsi="Consolas" w:cs="Consolas"/>
-          <w:sz w:val="17"/>
-          <w:szCs w:val="17"/>
-          <w:lang w:val="en-US"/>
-        </w:rPr>
-        <w:t>}</w:t>
-      </w:r>
-    </w:p>
-    <w:p>
-      <w:pPr>
-        <w:shd w:val="clear" w:color="auto" w:fill="F5F5F5"/>
-        <w:spacing w:line="240" w:lineRule="auto"/>
-        <w:rPr>
-          <w:lang w:val="en-US"/>
-        </w:rPr>
-      </w:pPr>
-      <w:r>
-        <w:rPr>
-          <w:rFonts w:ascii="Consolas" w:eastAsia="Consolas" w:hAnsi="Consolas" w:cs="Consolas"/>
-          <w:sz w:val="17"/>
-          <w:szCs w:val="17"/>
-          <w:lang w:val="en-US"/>
-        </w:rPr>
-        <w:t>if (isPhoneNumberChangingAndExists(studentDetail, request.getDetailRequest())) {</w:t>
-      </w:r>
-    </w:p>
-    <w:p>
-      <w:pPr>
-        <w:shd w:val="clear" w:color="auto" w:fill="F5F5F5"/>
-        <w:spacing w:line="240" w:lineRule="auto"/>
-        <w:rPr>
-          <w:lang w:val="en-US"/>
-        </w:rPr>
-      </w:pPr>
-      <w:r>
-        <w:rPr>
-          <w:rFonts w:ascii="Consolas" w:eastAsia="Consolas" w:hAnsi="Consolas" w:cs="Consolas"/>
-          <w:sz w:val="17"/>
-          <w:szCs w:val="17"/>
-          <w:lang w:val="en-US"/>
-        </w:rPr>
-        <w:t xml:space="preserve">    throw new BusinessException(</w:t>
-      </w:r>
-      <w:proofErr w:type="gramStart"/>
-      <w:r>
-        <w:rPr>
-          <w:rFonts w:ascii="Consolas" w:eastAsia="Consolas" w:hAnsi="Consolas" w:cs="Consolas"/>
-          <w:sz w:val="17"/>
-          <w:szCs w:val="17"/>
-          <w:lang w:val="en-US"/>
-        </w:rPr>
-        <w:t>ErrorCode.PHONE</w:t>
-      </w:r>
-      <w:proofErr w:type="gramEnd"/>
-      <w:r>
-        <w:rPr>
-          <w:rFonts w:ascii="Consolas" w:eastAsia="Consolas" w:hAnsi="Consolas" w:cs="Consolas"/>
-          <w:sz w:val="17"/>
-          <w:szCs w:val="17"/>
-          <w:lang w:val="en-US"/>
-        </w:rPr>
-        <w:t>_NUMBER_DUPLICATE, ...);</w:t>
-      </w:r>
-    </w:p>
-    <w:p>
-      <w:pPr>
-        <w:shd w:val="clear" w:color="auto" w:fill="F5F5F5"/>
-        <w:spacing w:line="240" w:lineRule="auto"/>
-      </w:pPr>
-      <w:r>
-        <w:rPr>
-          <w:rFonts w:ascii="Consolas" w:eastAsia="Consolas" w:hAnsi="Consolas" w:cs="Consolas"/>
-          <w:sz w:val="17"/>
-          <w:szCs w:val="17"/>
-        </w:rPr>
-        <w:t>}</w:t>
-      </w:r>
-    </w:p>
-    <w:p>
-      <w:pPr>
-        <w:shd w:val="clear" w:color="auto" w:fill="F5F5F5"/>
-        <w:spacing w:line="240" w:lineRule="auto"/>
-      </w:pPr>
-      <w:r>
-        <w:rPr>
-          <w:rFonts w:ascii="Consolas" w:eastAsia="Consolas" w:hAnsi="Consolas" w:cs="Consolas"/>
-          <w:sz w:val="17"/>
-          <w:szCs w:val="17"/>
-        </w:rPr>
-        <w:t xml:space="preserve"> </w:t>
-      </w:r>
-    </w:p>
-    <w:p>
-      <w:pPr>
-        <w:shd w:val="clear" w:color="auto" w:fill="F5F5F5"/>
-        <w:spacing w:line="240" w:lineRule="auto"/>
-      </w:pPr>
-      <w:r>
-        <w:rPr>
-          <w:rFonts w:ascii="Consolas" w:eastAsia="Consolas" w:hAnsi="Consolas" w:cs="Consolas"/>
-          <w:sz w:val="17"/>
-          <w:szCs w:val="17"/>
-        </w:rPr>
-        <w:t>// 검사가 끝난 뒤에 생성하고 연결한다</w:t>
-      </w:r>
-    </w:p>
-    <w:p>
-      <w:pPr>
-        <w:shd w:val="clear" w:color="auto" w:fill="F5F5F5"/>
-        <w:spacing w:line="240" w:lineRule="auto"/>
-        <w:rPr>
-          <w:lang w:val="en-US"/>
-        </w:rPr>
-      </w:pPr>
-      <w:r>
-        <w:rPr>
-          <w:rFonts w:ascii="Consolas" w:eastAsia="Consolas" w:hAnsi="Consolas" w:cs="Consolas"/>
-          <w:sz w:val="17"/>
-          <w:szCs w:val="17"/>
-          <w:lang w:val="en-US"/>
-        </w:rPr>
-        <w:t>if (studentDetail == null) {</w:t>
-      </w:r>
-    </w:p>
-    <w:p>
-      <w:pPr>
-        <w:shd w:val="clear" w:color="auto" w:fill="F5F5F5"/>
-        <w:spacing w:line="240" w:lineRule="auto"/>
-        <w:rPr>
-          <w:lang w:val="en-US"/>
-        </w:rPr>
-      </w:pPr>
-      <w:r>
-        <w:rPr>
-          <w:rFonts w:ascii="Consolas" w:eastAsia="Consolas" w:hAnsi="Consolas" w:cs="Consolas"/>
-          <w:sz w:val="17"/>
-          <w:szCs w:val="17"/>
-          <w:lang w:val="en-US"/>
-        </w:rPr>
-        <w:t xml:space="preserve">    studentDetail = new StudentDetail();</w:t>
-      </w:r>
-    </w:p>
-    <w:p>
-      <w:pPr>
-        <w:shd w:val="clear" w:color="auto" w:fill="F5F5F5"/>
-        <w:spacing w:line="240" w:lineRule="auto"/>
-        <w:rPr>
-          <w:lang w:val="en-US"/>
-        </w:rPr>
-      </w:pPr>
-      <w:r>
-        <w:rPr>
-          <w:rFonts w:ascii="Consolas" w:eastAsia="Consolas" w:hAnsi="Consolas" w:cs="Consolas"/>
-          <w:sz w:val="17"/>
-          <w:szCs w:val="17"/>
-          <w:lang w:val="en-US"/>
-        </w:rPr>
-        <w:t xml:space="preserve">    studentDetail.setStudent(student);</w:t>
-      </w:r>
-    </w:p>
-    <w:p>
-      <w:pPr>
-        <w:shd w:val="clear" w:color="auto" w:fill="F5F5F5"/>
-        <w:spacing w:line="240" w:lineRule="auto"/>
-        <w:rPr>
-          <w:lang w:val="en-US"/>
-        </w:rPr>
-      </w:pPr>
-      <w:r>
-        <w:rPr>
-          <w:rFonts w:ascii="Consolas" w:eastAsia="Consolas" w:hAnsi="Consolas" w:cs="Consolas"/>
-          <w:sz w:val="17"/>
-          <w:szCs w:val="17"/>
-          <w:lang w:val="en-US"/>
-        </w:rPr>
-        <w:t xml:space="preserve">    student.setStudentDetail(studentDetail);</w:t>
-      </w:r>
-    </w:p>
-    <w:p>
-      <w:pPr>
-        <w:shd w:val="clear" w:color="auto" w:fill="F5F5F5"/>
-        <w:spacing w:line="240" w:lineRule="auto"/>
-        <w:rPr>
-          <w:lang w:val="en-US"/>
-        </w:rPr>
-      </w:pPr>
-      <w:r>
-        <w:rPr>
-          <w:rFonts w:ascii="Consolas" w:eastAsia="Consolas" w:hAnsi="Consolas" w:cs="Consolas"/>
-          <w:sz w:val="17"/>
-          <w:szCs w:val="17"/>
-          <w:lang w:val="en-US"/>
-        </w:rPr>
-        <w:t>}</w:t>
-      </w:r>
-    </w:p>
-    <w:p>
-      <w:pPr>
-        <w:shd w:val="clear" w:color="auto" w:fill="F5F5F5"/>
-        <w:spacing w:line="240" w:lineRule="auto"/>
-        <w:rPr>
-          <w:lang w:val="en-US"/>
-        </w:rPr>
-      </w:pPr>
-      <w:r>
-        <w:rPr>
-          <w:rFonts w:ascii="Consolas" w:eastAsia="Consolas" w:hAnsi="Consolas" w:cs="Consolas"/>
-          <w:sz w:val="17"/>
-          <w:szCs w:val="17"/>
-          <w:lang w:val="en-US"/>
-        </w:rPr>
-        <w:t xml:space="preserve"> </w:t>
-      </w:r>
-    </w:p>
-    <w:p>
-      <w:pPr>
-        <w:shd w:val="clear" w:color="auto" w:fill="F5F5F5"/>
-        <w:spacing w:line="240" w:lineRule="auto"/>
-        <w:rPr>
-          <w:lang w:val="en-US"/>
-        </w:rPr>
-      </w:pPr>
-      <w:r>
-        <w:rPr>
-          <w:rFonts w:ascii="Consolas" w:eastAsia="Consolas" w:hAnsi="Consolas" w:cs="Consolas"/>
-          <w:sz w:val="17"/>
-          <w:szCs w:val="17"/>
-          <w:lang w:val="en-US"/>
-        </w:rPr>
-        <w:t>studentDetail.setAddress(request.getDetailRequest()</w:t>
-      </w:r>
-      <w:proofErr w:type="gramStart"/>
-      <w:r>
-        <w:rPr>
-          <w:rFonts w:ascii="Consolas" w:eastAsia="Consolas" w:hAnsi="Consolas" w:cs="Consolas"/>
-          <w:sz w:val="17"/>
-          <w:szCs w:val="17"/>
-          <w:lang w:val="en-US"/>
-        </w:rPr>
-        <w:t>.getAddress</w:t>
-      </w:r>
-      <w:proofErr w:type="gramEnd"/>
-      <w:r>
-        <w:rPr>
-          <w:rFonts w:ascii="Consolas" w:eastAsia="Consolas" w:hAnsi="Consolas" w:cs="Consolas"/>
-          <w:sz w:val="17"/>
-          <w:szCs w:val="17"/>
-          <w:lang w:val="en-US"/>
-        </w:rPr>
-        <w:t>());</w:t>
-      </w:r>
-    </w:p>
-    <w:p>
-      <w:pPr>
-        <w:shd w:val="clear" w:color="auto" w:fill="F5F5F5"/>
-        <w:spacing w:line="240" w:lineRule="auto"/>
-        <w:rPr>
-          <w:lang w:val="en-US"/>
-        </w:rPr>
-      </w:pPr>
-      <w:r>
-        <w:rPr>
-          <w:rFonts w:ascii="Consolas" w:eastAsia="Consolas" w:hAnsi="Consolas" w:cs="Consolas"/>
-          <w:sz w:val="17"/>
-          <w:szCs w:val="17"/>
-          <w:lang w:val="en-US"/>
-        </w:rPr>
-        <w:t>studentDetail.setPhoneNumber(request.getDetailRequest()</w:t>
-      </w:r>
-      <w:proofErr w:type="gramStart"/>
-      <w:r>
-        <w:rPr>
-          <w:rFonts w:ascii="Consolas" w:eastAsia="Consolas" w:hAnsi="Consolas" w:cs="Consolas"/>
-          <w:sz w:val="17"/>
-          <w:szCs w:val="17"/>
-          <w:lang w:val="en-US"/>
-        </w:rPr>
-        <w:t>.getPhoneNumber</w:t>
-      </w:r>
-      <w:proofErr w:type="gramEnd"/>
-      <w:r>
-        <w:rPr>
-          <w:rFonts w:ascii="Consolas" w:eastAsia="Consolas" w:hAnsi="Consolas" w:cs="Consolas"/>
-          <w:sz w:val="17"/>
-          <w:szCs w:val="17"/>
-          <w:lang w:val="en-US"/>
-        </w:rPr>
-        <w:t>());</w:t>
-      </w:r>
-    </w:p>
-    <w:p>
-      <w:pPr>
-        <w:shd w:val="clear" w:color="auto" w:fill="F5F5F5"/>
-        <w:spacing w:line="240" w:lineRule="auto"/>
-        <w:rPr>
-          <w:lang w:val="en-US"/>
-        </w:rPr>
-      </w:pPr>
-      <w:r>
-        <w:rPr>
-          <w:rFonts w:ascii="Consolas" w:eastAsia="Consolas" w:hAnsi="Consolas" w:cs="Consolas"/>
-          <w:sz w:val="17"/>
-          <w:szCs w:val="17"/>
-          <w:lang w:val="en-US"/>
-        </w:rPr>
-        <w:t>studentDetail.setEmail(request.getDetailRequest()</w:t>
-      </w:r>
-      <w:proofErr w:type="gramStart"/>
-      <w:r>
-        <w:rPr>
-          <w:rFonts w:ascii="Consolas" w:eastAsia="Consolas" w:hAnsi="Consolas" w:cs="Consolas"/>
-          <w:sz w:val="17"/>
-          <w:szCs w:val="17"/>
-          <w:lang w:val="en-US"/>
-        </w:rPr>
-        <w:t>.getEmail</w:t>
-      </w:r>
-      <w:proofErr w:type="gramEnd"/>
-      <w:r>
-        <w:rPr>
-          <w:rFonts w:ascii="Consolas" w:eastAsia="Consolas" w:hAnsi="Consolas" w:cs="Consolas"/>
-          <w:sz w:val="17"/>
-          <w:szCs w:val="17"/>
-          <w:lang w:val="en-US"/>
-        </w:rPr>
-        <w:t>());</w:t>
-      </w:r>
-    </w:p>
-    <w:p>
-      <w:pPr>
-        <w:shd w:val="clear" w:color="auto" w:fill="F5F5F5"/>
-        <w:spacing w:line="240" w:lineRule="auto"/>
-        <w:rPr>
-          <w:lang w:val="en-US"/>
-        </w:rPr>
-      </w:pPr>
-      <w:r>
-        <w:rPr>
-          <w:rFonts w:ascii="Consolas" w:eastAsia="Consolas" w:hAnsi="Consolas" w:cs="Consolas"/>
-          <w:sz w:val="17"/>
-          <w:szCs w:val="17"/>
-          <w:lang w:val="en-US"/>
-        </w:rPr>
-        <w:t>studentDetail.setDateOfBirth(request.getDetailRequest()</w:t>
-      </w:r>
-      <w:proofErr w:type="gramStart"/>
-      <w:r>
-        <w:rPr>
-          <w:rFonts w:ascii="Consolas" w:eastAsia="Consolas" w:hAnsi="Consolas" w:cs="Consolas"/>
-          <w:sz w:val="17"/>
-          <w:szCs w:val="17"/>
-          <w:lang w:val="en-US"/>
-        </w:rPr>
-        <w:t>.getDateOfBirth</w:t>
-      </w:r>
-      <w:proofErr w:type="gramEnd"/>
-      <w:r>
-        <w:rPr>
-          <w:rFonts w:ascii="Consolas" w:eastAsia="Consolas" w:hAnsi="Consolas" w:cs="Consolas"/>
-          <w:sz w:val="17"/>
-          <w:szCs w:val="17"/>
-          <w:lang w:val="en-US"/>
-        </w:rPr>
-        <w:t>());</w:t>
-      </w:r>
-    </w:p>
-    <w:p>
-      <w:pPr>
-        <w:spacing w:before="40" w:after="40"/>
-        <w:rPr>
-          <w:rFonts w:ascii="맑은 고딕" w:eastAsia="맑은 고딕" w:hAnsi="맑은 고딕" w:cs="맑은 고딕"/>
-          <w:sz w:val="20"/>
-          <w:lang w:val="en-US"/>
-        </w:rPr>
-      </w:pPr>
-    </w:p>
-    <w:p>
-      <w:pPr>
-        <w:spacing w:before="40" w:after="40"/>
-      </w:pPr>
-      <w:r>
-        <w:rPr>
-          <w:rFonts w:ascii="맑은 고딕" w:eastAsia="맑은 고딕" w:hAnsi="맑은 고딕" w:cs="맑은 고딕"/>
-          <w:sz w:val="20"/>
-        </w:rPr>
-        <w:t xml:space="preserve">검사 헬퍼 메서드도 </w:t>
-      </w:r>
-      <w:r>
-        <w:rPr>
-          <w:rFonts w:ascii="맑은 고딕" w:eastAsia="맑은 고딕" w:hAnsi="맑은 고딕" w:cs="맑은 고딕" w:hint="eastAsia"/>
-          <w:sz w:val="20"/>
-        </w:rPr>
-        <w:t>수정함</w:t>
-      </w:r>
-      <w:r>
-        <w:rPr>
-          <w:rFonts w:ascii="맑은 고딕" w:eastAsia="맑은 고딕" w:hAnsi="맑은 고딕" w:cs="맑은 고딕"/>
-          <w:sz w:val="20"/>
-        </w:rPr>
-        <w:t xml:space="preserve">. 상세정보가 아직 없는 학생이면 </w:t>
-      </w:r>
-      <w:r>
-        <w:rPr>
-          <w:rFonts w:ascii="Consolas" w:eastAsia="Consolas" w:hAnsi="Consolas" w:cs="Consolas"/>
-          <w:color w:val="188038"/>
-          <w:sz w:val="19"/>
-        </w:rPr>
-        <w:t>currentDetail</w:t>
-      </w:r>
-      <w:r>
-        <w:rPr>
-          <w:rFonts w:ascii="맑은 고딕" w:eastAsia="맑은 고딕" w:hAnsi="맑은 고딕" w:cs="맑은 고딕"/>
-          <w:sz w:val="20"/>
-        </w:rPr>
-        <w:t xml:space="preserve"> 이 </w:t>
-      </w:r>
-      <w:r>
-        <w:rPr>
-          <w:rFonts w:ascii="Consolas" w:eastAsia="Consolas" w:hAnsi="Consolas" w:cs="Consolas"/>
-          <w:color w:val="188038"/>
-          <w:sz w:val="19"/>
-        </w:rPr>
-        <w:t>null</w:t>
-      </w:r>
-      <w:r>
-        <w:rPr>
-          <w:rFonts w:ascii="맑은 고딕" w:eastAsia="맑은 고딕" w:hAnsi="맑은 고딕" w:cs="맑은 고딕"/>
-          <w:sz w:val="20"/>
-        </w:rPr>
-        <w:t xml:space="preserve"> 로 넘어오고, </w:t>
-      </w:r>
-      <w:r>
-        <w:rPr>
-          <w:rFonts w:ascii="Consolas" w:eastAsia="Consolas" w:hAnsi="Consolas" w:cs="Consolas"/>
-          <w:color w:val="188038"/>
-          <w:sz w:val="19"/>
-        </w:rPr>
-        <w:t>email</w:t>
-      </w:r>
-      <w:r>
-        <w:rPr>
-          <w:rFonts w:ascii="맑은 고딕" w:eastAsia="맑은 고딕" w:hAnsi="맑은 고딕" w:cs="맑은 고딕"/>
-          <w:sz w:val="20"/>
-        </w:rPr>
-        <w:t xml:space="preserve"> 과 </w:t>
-      </w:r>
-      <w:r>
-        <w:rPr>
-          <w:rFonts w:ascii="Consolas" w:eastAsia="Consolas" w:hAnsi="Consolas" w:cs="Consolas"/>
-          <w:color w:val="188038"/>
-          <w:sz w:val="19"/>
-        </w:rPr>
-        <w:t>phoneNumber</w:t>
-      </w:r>
-      <w:r>
-        <w:rPr>
-          <w:rFonts w:ascii="맑은 고딕" w:eastAsia="맑은 고딕" w:hAnsi="맑은 고딕" w:cs="맑은 고딕"/>
-          <w:sz w:val="20"/>
-        </w:rPr>
-        <w:t xml:space="preserve"> 는 </w:t>
-      </w:r>
-      <w:r>
-        <w:rPr>
-          <w:rFonts w:ascii="Consolas" w:eastAsia="Consolas" w:hAnsi="Consolas" w:cs="Consolas"/>
-          <w:color w:val="188038"/>
-          <w:sz w:val="19"/>
-        </w:rPr>
-        <w:t>@NotBlank</w:t>
-      </w:r>
-      <w:r>
-        <w:rPr>
-          <w:rFonts w:ascii="맑은 고딕" w:eastAsia="맑은 고딕" w:hAnsi="맑은 고딕" w:cs="맑은 고딕"/>
-          <w:sz w:val="20"/>
-        </w:rPr>
-        <w:t xml:space="preserve"> 로 검증되므로 null / 빈 문자열 검사는 필요하지 않습니다.</w:t>
-      </w:r>
-    </w:p>
-    <w:p>
-      <w:pPr>
-        <w:shd w:val="clear" w:color="auto" w:fill="F5F5F5"/>
-        <w:spacing w:line="240" w:lineRule="auto"/>
-        <w:rPr>
-          <w:lang w:val="en-US"/>
-        </w:rPr>
-      </w:pPr>
-      <w:r>
-        <w:rPr>
-          <w:rFonts w:ascii="Consolas" w:eastAsia="Consolas" w:hAnsi="Consolas" w:cs="Consolas"/>
-          <w:sz w:val="17"/>
-          <w:lang w:val="en-US"/>
-        </w:rPr>
-        <w:t>private boolean isEmailChangingAndExists(StudentDetail currentDetail,</w:t>
-      </w:r>
-    </w:p>
-    <w:p>
-      <w:pPr>
-        <w:shd w:val="clear" w:color="auto" w:fill="F5F5F5"/>
-        <w:spacing w:line="240" w:lineRule="auto"/>
-      </w:pPr>
-      <w:r>
-        <w:rPr>
-          <w:rFonts w:ascii="Consolas" w:eastAsia="Consolas" w:hAnsi="Consolas" w:cs="Consolas"/>
-          <w:sz w:val="17"/>
-          <w:lang w:val="en-US"/>
-        </w:rPr>
-        <w:t xml:space="preserve">                                         </w:t>
-      </w:r>
-      <w:r>
-        <w:rPr>
-          <w:rFonts w:ascii="Consolas" w:eastAsia="Consolas" w:hAnsi="Consolas" w:cs="Consolas"/>
-          <w:sz w:val="17"/>
-        </w:rPr>
-        <w:t>StudentDTO.StudentDetailDTO newDetail) {</w:t>
-      </w:r>
-    </w:p>
-    <w:p>
-      <w:pPr>
-        <w:shd w:val="clear" w:color="auto" w:fill="F5F5F5"/>
-        <w:spacing w:line="240" w:lineRule="auto"/>
-      </w:pPr>
-      <w:r>
-        <w:rPr>
-          <w:rFonts w:ascii="Consolas" w:eastAsia="Consolas" w:hAnsi="Consolas" w:cs="Consolas"/>
-          <w:sz w:val="17"/>
-        </w:rPr>
-        <w:t xml:space="preserve">    //상세정보가 아직 없는 경우 currentDetail 은 null 이다</w:t>
-      </w:r>
-    </w:p>
-    <w:p>
-      <w:pPr>
-        <w:shd w:val="clear" w:color="auto" w:fill="F5F5F5"/>
-        <w:spacing w:line="240" w:lineRule="auto"/>
-      </w:pPr>
-      <w:r>
-        <w:rPr>
-          <w:rFonts w:ascii="Consolas" w:eastAsia="Consolas" w:hAnsi="Consolas" w:cs="Consolas"/>
-          <w:sz w:val="17"/>
-        </w:rPr>
-        <w:t xml:space="preserve">    String currentEmail = currentDetail == null ? null : currentDetail.getEmail();</w:t>
-      </w:r>
-    </w:p>
-    <w:p>
-      <w:pPr>
-        <w:shd w:val="clear" w:color="auto" w:fill="F5F5F5"/>
-        <w:spacing w:line="240" w:lineRule="auto"/>
-      </w:pPr>
-      <w:r>
-        <w:rPr>
-          <w:rFonts w:ascii="Consolas" w:eastAsia="Consolas" w:hAnsi="Consolas" w:cs="Consolas"/>
-          <w:sz w:val="17"/>
-        </w:rPr>
-        <w:t xml:space="preserve">    //email 은 @NotBlank 로 검증되므로 null / 빈 문자열 검사는 필요 없다</w:t>
-      </w:r>
-    </w:p>
-    <w:p>
-      <w:pPr>
-        <w:shd w:val="clear" w:color="auto" w:fill="F5F5F5"/>
-        <w:spacing w:line="240" w:lineRule="auto"/>
-      </w:pPr>
-      <w:r>
-        <w:rPr>
-          <w:rFonts w:ascii="Consolas" w:eastAsia="Consolas" w:hAnsi="Consolas" w:cs="Consolas"/>
-          <w:sz w:val="17"/>
-        </w:rPr>
-        <w:t xml:space="preserve">    //값이 실제로 바뀔 때만 중복을 검사한다 ( 자기 자신의 값은 중복이 아니다 )</w:t>
-      </w:r>
-    </w:p>
-    <w:p>
-      <w:pPr>
-        <w:shd w:val="clear" w:color="auto" w:fill="F5F5F5"/>
-        <w:spacing w:line="240" w:lineRule="auto"/>
-        <w:rPr>
-          <w:lang w:val="en-US"/>
-        </w:rPr>
-      </w:pPr>
-      <w:r>
-        <w:rPr>
-          <w:rFonts w:ascii="Consolas" w:eastAsia="Consolas" w:hAnsi="Consolas" w:cs="Consolas"/>
-          <w:sz w:val="17"/>
-        </w:rPr>
-        <w:t xml:space="preserve">    </w:t>
-      </w:r>
-      <w:proofErr w:type="gramStart"/>
-      <w:r>
-        <w:rPr>
-          <w:rFonts w:ascii="Consolas" w:eastAsia="Consolas" w:hAnsi="Consolas" w:cs="Consolas"/>
-          <w:sz w:val="17"/>
-          <w:lang w:val="en-US"/>
-        </w:rPr>
-        <w:t>return !newDetail.getEmail</w:t>
-      </w:r>
-      <w:proofErr w:type="gramEnd"/>
-      <w:r>
-        <w:rPr>
-          <w:rFonts w:ascii="Consolas" w:eastAsia="Consolas" w:hAnsi="Consolas" w:cs="Consolas"/>
-          <w:sz w:val="17"/>
-          <w:lang w:val="en-US"/>
-        </w:rPr>
-        <w:t>().equals(currentEmail) &amp;&amp;</w:t>
-      </w:r>
-    </w:p>
-    <w:p>
-      <w:pPr>
-        <w:shd w:val="clear" w:color="auto" w:fill="F5F5F5"/>
-        <w:spacing w:line="240" w:lineRule="auto"/>
-      </w:pPr>
-      <w:r>
-        <w:rPr>
-          <w:rFonts w:ascii="Consolas" w:eastAsia="Consolas" w:hAnsi="Consolas" w:cs="Consolas"/>
-          <w:sz w:val="17"/>
-          <w:lang w:val="en-US"/>
-        </w:rPr>
-        <w:t xml:space="preserve">            </w:t>
-      </w:r>
-      <w:r>
-        <w:rPr>
-          <w:rFonts w:ascii="Consolas" w:eastAsia="Consolas" w:hAnsi="Consolas" w:cs="Consolas"/>
-          <w:sz w:val="17"/>
-        </w:rPr>
-        <w:t>studentDetailRepository.existsByEmail(newDetail.getEmail());</w:t>
-      </w:r>
-    </w:p>
-    <w:p>
-      <w:pPr>
-        <w:shd w:val="clear" w:color="auto" w:fill="F5F5F5"/>
-        <w:spacing w:line="240" w:lineRule="auto"/>
-      </w:pPr>
-      <w:r>
-        <w:rPr>
-          <w:rFonts w:ascii="Consolas" w:eastAsia="Consolas" w:hAnsi="Consolas" w:cs="Consolas"/>
-          <w:sz w:val="17"/>
-        </w:rPr>
-        <w:t>}</w:t>
-      </w:r>
-    </w:p>
-    <w:p>
-      <w:pPr>
-        <w:widowControl w:val="0"/>
-        <w:numPr>
-          <w:ilvl w:val="0"/>
-          <w:numId w:val="5"/>
-        </w:numPr>
-        <w:spacing w:line="259" w:lineRule="auto"/>
-        <w:ind w:left="720"/>
-        <w:rPr>
-          <w:rFonts w:ascii="맑은 고딕" w:eastAsia="맑은 고딕" w:hAnsi="맑은 고딕" w:cs="맑은 고딕"/>
-        </w:rPr>
-      </w:pPr>
-      <w:r>
-        <w:rPr>
-          <w:rFonts w:ascii="Consolas" w:eastAsia="Consolas" w:hAnsi="Consolas" w:cs="Consolas"/>
-          <w:color w:val="188038"/>
-          <w:sz w:val="19"/>
-        </w:rPr>
-        <w:t>newDetail.getEmail()</w:t>
-      </w:r>
-      <w:r>
-        <w:rPr>
-          <w:rFonts w:ascii="맑은 고딕" w:eastAsia="맑은 고딕" w:hAnsi="맑은 고딕" w:cs="맑은 고딕"/>
-          <w:sz w:val="20"/>
-        </w:rPr>
-        <w:t xml:space="preserve"> 은 </w:t>
-      </w:r>
-      <w:r>
-        <w:rPr>
-          <w:rFonts w:ascii="Consolas" w:eastAsia="Consolas" w:hAnsi="Consolas" w:cs="Consolas"/>
-          <w:color w:val="188038"/>
-          <w:sz w:val="19"/>
-        </w:rPr>
-        <w:t>@NotBlank</w:t>
-      </w:r>
-      <w:r>
-        <w:rPr>
-          <w:rFonts w:ascii="맑은 고딕" w:eastAsia="맑은 고딕" w:hAnsi="맑은 고딕" w:cs="맑은 고딕"/>
-          <w:sz w:val="20"/>
-        </w:rPr>
-        <w:t xml:space="preserve"> 로 검증되어 절대 </w:t>
-      </w:r>
-      <w:r>
-        <w:rPr>
-          <w:rFonts w:ascii="Consolas" w:eastAsia="Consolas" w:hAnsi="Consolas" w:cs="Consolas"/>
-          <w:color w:val="188038"/>
-          <w:sz w:val="19"/>
-        </w:rPr>
-        <w:t>null</w:t>
-      </w:r>
-      <w:r>
-        <w:rPr>
-          <w:rFonts w:ascii="맑은 고딕" w:eastAsia="맑은 고딕" w:hAnsi="맑은 고딕" w:cs="맑은 고딕"/>
-          <w:sz w:val="20"/>
-        </w:rPr>
-        <w:t xml:space="preserve"> 이 아니므로, 이쪽을 기준으로 </w:t>
-      </w:r>
-      <w:r>
-        <w:rPr>
-          <w:rFonts w:ascii="Consolas" w:eastAsia="Consolas" w:hAnsi="Consolas" w:cs="Consolas"/>
-          <w:color w:val="188038"/>
-          <w:sz w:val="19"/>
-        </w:rPr>
-        <w:t>.equals()</w:t>
-      </w:r>
-      <w:r>
-        <w:rPr>
-          <w:rFonts w:ascii="맑은 고딕" w:eastAsia="맑은 고딕" w:hAnsi="맑은 고딕" w:cs="맑은 고딕"/>
-          <w:sz w:val="20"/>
-        </w:rPr>
-        <w:t xml:space="preserve"> 를 호출하면 </w:t>
-      </w:r>
-      <w:r>
-        <w:rPr>
-          <w:rFonts w:ascii="Consolas" w:eastAsia="Consolas" w:hAnsi="Consolas" w:cs="Consolas"/>
-          <w:color w:val="188038"/>
-          <w:sz w:val="19"/>
-        </w:rPr>
-        <w:t>currentEmail</w:t>
-      </w:r>
-      <w:r>
-        <w:rPr>
-          <w:rFonts w:ascii="맑은 고딕" w:eastAsia="맑은 고딕" w:hAnsi="맑은 고딕" w:cs="맑은 고딕"/>
-          <w:sz w:val="20"/>
-        </w:rPr>
-        <w:t xml:space="preserve"> 이 </w:t>
-      </w:r>
-      <w:r>
-        <w:rPr>
-          <w:rFonts w:ascii="Consolas" w:eastAsia="Consolas" w:hAnsi="Consolas" w:cs="Consolas"/>
-          <w:color w:val="188038"/>
-          <w:sz w:val="19"/>
-        </w:rPr>
-        <w:t>null</w:t>
-      </w:r>
-      <w:r>
-        <w:rPr>
-          <w:rFonts w:ascii="맑은 고딕" w:eastAsia="맑은 고딕" w:hAnsi="맑은 고딕" w:cs="맑은 고딕"/>
-          <w:sz w:val="20"/>
-        </w:rPr>
-        <w:t xml:space="preserve"> 이어도 안전합니다.</w:t>
-      </w:r>
-    </w:p>
-    <w:p>
-      <w:pPr>
-        <w:widowControl w:val="0"/>
-        <w:numPr>
-          <w:ilvl w:val="0"/>
-          <w:numId w:val="5"/>
-        </w:numPr>
-        <w:spacing w:line="259" w:lineRule="auto"/>
-        <w:ind w:left="720"/>
-        <w:rPr>
-          <w:rFonts w:ascii="맑은 고딕" w:eastAsia="맑은 고딕" w:hAnsi="맑은 고딕" w:cs="맑은 고딕"/>
-        </w:rPr>
-      </w:pPr>
-      <w:r>
-        <w:rPr>
-          <w:rFonts w:ascii="Consolas" w:eastAsia="Consolas" w:hAnsi="Consolas" w:cs="Consolas"/>
-          <w:color w:val="188038"/>
-          <w:sz w:val="19"/>
-        </w:rPr>
-        <w:t>currentEmail == null ||</w:t>
-      </w:r>
-      <w:r>
-        <w:rPr>
-          <w:rFonts w:ascii="맑은 고딕" w:eastAsia="맑은 고딕" w:hAnsi="맑은 고딕" w:cs="맑은 고딕"/>
-          <w:sz w:val="20"/>
-        </w:rPr>
-        <w:t xml:space="preserve"> 같은 분기가 필요 없어져 조건이 짧아집니다.</w:t>
-      </w:r>
-    </w:p>
-    <w:p>
-      <w:pPr>
-        <w:widowControl w:val="0"/>
-        <w:numPr>
-          <w:ilvl w:val="0"/>
-          <w:numId w:val="5"/>
-        </w:numPr>
-        <w:spacing w:line="259" w:lineRule="auto"/>
-        <w:ind w:left="720"/>
-        <w:rPr>
-          <w:rFonts w:ascii="맑은 고딕" w:eastAsia="맑은 고딕" w:hAnsi="맑은 고딕" w:cs="맑은 고딕"/>
-        </w:rPr>
-      </w:pPr>
-      <w:r>
-        <w:rPr>
-          <w:rFonts w:ascii="Consolas" w:eastAsia="Consolas" w:hAnsi="Consolas" w:cs="Consolas"/>
-          <w:color w:val="188038"/>
-          <w:sz w:val="19"/>
-        </w:rPr>
-        <w:t>isPhoneNumberChangingAndExists()</w:t>
-      </w:r>
-      <w:r>
-        <w:rPr>
-          <w:rFonts w:ascii="맑은 고딕" w:eastAsia="맑은 고딕" w:hAnsi="맑은 고딕" w:cs="맑은 고딕"/>
-          <w:sz w:val="20"/>
-        </w:rPr>
-        <w:t xml:space="preserve"> 도 같은 방식으로 정리했습니다.</w:t>
-      </w:r>
-    </w:p>
-    <w:p>
-      <w:pPr>
-        <w:spacing w:before="120" w:after="40"/>
-      </w:pPr>
-      <w:r>
-        <w:rPr>
-          <w:rFonts w:ascii="맑은 고딕" w:eastAsia="맑은 고딕" w:hAnsi="맑은 고딕" w:cs="맑은 고딕"/>
-          <w:b/>
-          <w:bCs/>
-          <w:color w:val="000000"/>
-          <w:sz w:val="20"/>
-          <w:szCs w:val="20"/>
-        </w:rPr>
-        <w:lastRenderedPageBreak/>
-        <w:t>여기서 배울 점</w:t>
-      </w:r>
-    </w:p>
-    <w:p>
-      <w:pPr>
-        <w:widowControl w:val="0"/>
-        <w:numPr>
-          <w:ilvl w:val="0"/>
-          <w:numId w:val="5"/>
-        </w:numPr>
-        <w:spacing w:line="259" w:lineRule="auto"/>
-        <w:ind w:left="720"/>
-        <w:rPr>
-          <w:rFonts w:ascii="맑은 고딕" w:eastAsia="맑은 고딕" w:hAnsi="맑은 고딕" w:cs="맑은 고딕"/>
-        </w:rPr>
-      </w:pPr>
-      <w:r>
-        <w:rPr>
-          <w:rFonts w:ascii="맑은 고딕" w:eastAsia="맑은 고딕" w:hAnsi="맑은 고딕" w:cs="맑은 고딕"/>
-          <w:sz w:val="20"/>
-          <w:szCs w:val="20"/>
-        </w:rPr>
-        <w:t xml:space="preserve">영속 상태의 엔티티에 연관 엔티티를 연결하는 순간, 그 엔티티도 저장 대상이 됩니다. </w:t>
-      </w:r>
-      <w:r>
-        <w:rPr>
-          <w:rFonts w:ascii="Consolas" w:eastAsia="Consolas" w:hAnsi="Consolas" w:cs="Consolas"/>
-          <w:color w:val="188038"/>
-          <w:sz w:val="19"/>
-          <w:szCs w:val="19"/>
-        </w:rPr>
-        <w:t>cascade</w:t>
-      </w:r>
-      <w:r>
-        <w:rPr>
-          <w:rFonts w:ascii="맑은 고딕" w:eastAsia="맑은 고딕" w:hAnsi="맑은 고딕" w:cs="맑은 고딕"/>
-          <w:sz w:val="20"/>
-          <w:szCs w:val="20"/>
-        </w:rPr>
-        <w:t xml:space="preserve"> 가 걸려 있으면 더욱 그렇습니다.</w:t>
-      </w:r>
-    </w:p>
-    <w:p>
-      <w:pPr>
-        <w:widowControl w:val="0"/>
-        <w:numPr>
-          <w:ilvl w:val="0"/>
-          <w:numId w:val="5"/>
-        </w:numPr>
-        <w:spacing w:line="259" w:lineRule="auto"/>
-        <w:ind w:left="720"/>
-        <w:rPr>
-          <w:rFonts w:ascii="맑은 고딕" w:eastAsia="맑은 고딕" w:hAnsi="맑은 고딕" w:cs="맑은 고딕"/>
-        </w:rPr>
-      </w:pPr>
-      <w:r>
-        <w:rPr>
-          <w:rFonts w:ascii="맑은 고딕" w:eastAsia="맑은 고딕" w:hAnsi="맑은 고딕" w:cs="맑은 고딕"/>
-          <w:sz w:val="20"/>
-          <w:szCs w:val="20"/>
-        </w:rPr>
-        <w:t>조회 쿼리(</w:t>
-      </w:r>
-      <w:r>
-        <w:rPr>
-          <w:rFonts w:ascii="Consolas" w:eastAsia="Consolas" w:hAnsi="Consolas" w:cs="Consolas"/>
-          <w:color w:val="188038"/>
-          <w:sz w:val="19"/>
-          <w:szCs w:val="19"/>
-        </w:rPr>
-        <w:t>findBy</w:t>
-      </w:r>
-      <w:proofErr w:type="gramStart"/>
-      <w:r>
-        <w:rPr>
-          <w:rFonts w:ascii="Consolas" w:eastAsia="Consolas" w:hAnsi="Consolas" w:cs="Consolas"/>
-          <w:color w:val="188038"/>
-          <w:sz w:val="19"/>
-          <w:szCs w:val="19"/>
-        </w:rPr>
-        <w:t>...</w:t>
-      </w:r>
-      <w:r>
-        <w:rPr>
-          <w:rFonts w:ascii="맑은 고딕" w:eastAsia="맑은 고딕" w:hAnsi="맑은 고딕" w:cs="맑은 고딕"/>
-          <w:sz w:val="20"/>
-          <w:szCs w:val="20"/>
-        </w:rPr>
-        <w:t>,</w:t>
-      </w:r>
-      <w:proofErr w:type="gramEnd"/>
-      <w:r>
-        <w:rPr>
-          <w:rFonts w:ascii="맑은 고딕" w:eastAsia="맑은 고딕" w:hAnsi="맑은 고딕" w:cs="맑은 고딕"/>
-          <w:sz w:val="20"/>
-          <w:szCs w:val="20"/>
-        </w:rPr>
-        <w:t xml:space="preserve"> </w:t>
-      </w:r>
-      <w:r>
-        <w:rPr>
-          <w:rFonts w:ascii="Consolas" w:eastAsia="Consolas" w:hAnsi="Consolas" w:cs="Consolas"/>
-          <w:color w:val="188038"/>
-          <w:sz w:val="19"/>
-          <w:szCs w:val="19"/>
-        </w:rPr>
-        <w:t>existsBy...</w:t>
-      </w:r>
-      <w:r>
-        <w:rPr>
-          <w:rFonts w:ascii="맑은 고딕" w:eastAsia="맑은 고딕" w:hAnsi="맑은 고딕" w:cs="맑은 고딕"/>
-          <w:sz w:val="20"/>
-          <w:szCs w:val="20"/>
-        </w:rPr>
-        <w:t xml:space="preserve">, </w:t>
-      </w:r>
-      <w:r>
-        <w:rPr>
-          <w:rFonts w:ascii="Consolas" w:eastAsia="Consolas" w:hAnsi="Consolas" w:cs="Consolas"/>
-          <w:color w:val="188038"/>
-          <w:sz w:val="19"/>
-          <w:szCs w:val="19"/>
-        </w:rPr>
-        <w:t>countBy...</w:t>
-      </w:r>
-      <w:r>
-        <w:rPr>
-          <w:rFonts w:ascii="맑은 고딕" w:eastAsia="맑은 고딕" w:hAnsi="맑은 고딕" w:cs="맑은 고딕"/>
-          <w:sz w:val="20"/>
-          <w:szCs w:val="20"/>
-        </w:rPr>
-        <w:t xml:space="preserve">)는 flush 를 유발합니다. </w:t>
-      </w:r>
-      <w:r>
-        <w:rPr>
-          <w:rFonts w:ascii="Consolas" w:eastAsia="Consolas" w:hAnsi="Consolas" w:cs="Consolas"/>
-          <w:color w:val="188038"/>
-          <w:sz w:val="19"/>
-          <w:szCs w:val="19"/>
-        </w:rPr>
-        <w:t>save()</w:t>
-      </w:r>
-      <w:r>
-        <w:rPr>
-          <w:rFonts w:ascii="맑은 고딕" w:eastAsia="맑은 고딕" w:hAnsi="맑은 고딕" w:cs="맑은 고딕"/>
-          <w:sz w:val="20"/>
-          <w:szCs w:val="20"/>
-        </w:rPr>
-        <w:t xml:space="preserve"> 를 호출하지 않았다고 해서 아직 저장되지 않은 것이 아닙니다.</w:t>
-      </w:r>
-    </w:p>
-    <w:p>
-      <w:pPr>
-        <w:widowControl w:val="0"/>
-        <w:numPr>
-          <w:ilvl w:val="0"/>
-          <w:numId w:val="5"/>
-        </w:numPr>
-        <w:spacing w:line="259" w:lineRule="auto"/>
-        <w:ind w:left="720"/>
-        <w:rPr>
-          <w:rFonts w:ascii="맑은 고딕" w:eastAsia="맑은 고딕" w:hAnsi="맑은 고딕" w:cs="맑은 고딕"/>
-        </w:rPr>
-      </w:pPr>
-      <w:r>
-        <w:rPr>
-          <w:rFonts w:ascii="맑은 고딕" w:eastAsia="맑은 고딕" w:hAnsi="맑은 고딕" w:cs="맑은 고딕"/>
-          <w:sz w:val="20"/>
-          <w:szCs w:val="20"/>
-        </w:rPr>
-        <w:t>따라서 새 엔티티는 값을 모두 채운 뒤에 연결하거나, 검증을 먼저 끝내고 연결해야 합니다.</w:t>
-      </w:r>
-    </w:p>
-    <w:p>
-      <w:pPr>
-        <w:widowControl w:val="0"/>
-        <w:numPr>
-          <w:ilvl w:val="0"/>
-          <w:numId w:val="5"/>
-        </w:numPr>
-        <w:spacing w:line="259" w:lineRule="auto"/>
-        <w:ind w:left="720"/>
-        <w:rPr>
-          <w:rFonts w:ascii="맑은 고딕" w:eastAsia="맑은 고딕" w:hAnsi="맑은 고딕" w:cs="맑은 고딕"/>
-        </w:rPr>
-      </w:pPr>
-      <w:r>
-        <w:rPr>
-          <w:rFonts w:ascii="맑은 고딕" w:eastAsia="맑은 고딕" w:hAnsi="맑은 고딕" w:cs="맑은 고딕"/>
-          <w:sz w:val="20"/>
-          <w:szCs w:val="20"/>
-        </w:rPr>
-        <w:t>빌더로 값을 모두 채워 생성한 뒤 연결하는 방법도 같은 문제를 예방합니다.</w:t>
-      </w:r>
-    </w:p>
-    <w:p>
-      <w:pPr>
-        <w:widowControl w:val="0"/>
-        <w:numPr>
-          <w:ilvl w:val="0"/>
-          <w:numId w:val="5"/>
-        </w:numPr>
-        <w:spacing w:line="259" w:lineRule="auto"/>
-        <w:ind w:left="720"/>
-        <w:rPr>
-          <w:rFonts w:ascii="맑은 고딕" w:eastAsia="맑은 고딕" w:hAnsi="맑은 고딕" w:cs="맑은 고딕"/>
-        </w:rPr>
-      </w:pPr>
-      <w:r>
-        <w:rPr>
-          <w:rFonts w:ascii="맑은 고딕" w:eastAsia="맑은 고딕" w:hAnsi="맑은 고딕" w:cs="맑은 고딕"/>
-          <w:sz w:val="20"/>
-          <w:szCs w:val="20"/>
-        </w:rPr>
-        <w:t xml:space="preserve">이 수정은 </w:t>
-      </w:r>
-      <w:r>
-        <w:rPr>
-          <w:rFonts w:ascii="Consolas" w:eastAsia="Consolas" w:hAnsi="Consolas" w:cs="Consolas"/>
-          <w:color w:val="188038"/>
-          <w:sz w:val="19"/>
-          <w:szCs w:val="19"/>
-        </w:rPr>
-        <w:t>StudentService</w:t>
-      </w:r>
-      <w:r>
-        <w:rPr>
-          <w:rFonts w:ascii="맑은 고딕" w:eastAsia="맑은 고딕" w:hAnsi="맑은 고딕" w:cs="맑은 고딕"/>
-          <w:sz w:val="20"/>
-          <w:szCs w:val="20"/>
-        </w:rPr>
-        <w:t xml:space="preserve"> 와 </w:t>
-      </w:r>
-      <w:r>
-        <w:rPr>
-          <w:rFonts w:ascii="Consolas" w:eastAsia="Consolas" w:hAnsi="Consolas" w:cs="Consolas"/>
-          <w:color w:val="188038"/>
-          <w:sz w:val="19"/>
-          <w:szCs w:val="19"/>
-        </w:rPr>
-        <w:t>StudentDetailService</w:t>
-      </w:r>
-      <w:r>
-        <w:rPr>
-          <w:rFonts w:ascii="맑은 고딕" w:eastAsia="맑은 고딕" w:hAnsi="맑은 고딕" w:cs="맑은 고딕"/>
-          <w:sz w:val="20"/>
-          <w:szCs w:val="20"/>
-        </w:rPr>
-        <w:t xml:space="preserve"> 두 곳에 모두 적용했습니다.</w:t>
-      </w:r>
-    </w:p>
-    <w:p>
-      <w:pPr>
-        <w:spacing w:before="160" w:after="60"/>
-      </w:pPr>
+        <w:t>2-1)</w:t>
+      </w:r>
       <w:r>
         <w:rPr>
           <w:rFonts w:ascii="맑은 고딕" w:eastAsia="맑은 고딕" w:hAnsi="맑은 고딕" w:cs="맑은 고딕"/>
@@ -14016,93 +13294,751 @@
           <w:sz w:val="21"/>
           <w:szCs w:val="21"/>
         </w:rPr>
-        <w:t>4) StudentDetailService</w:t>
-      </w:r>
-    </w:p>
-    <w:p>
-      <w:pPr>
-        <w:widowControl w:val="0"/>
-        <w:numPr>
-          <w:ilvl w:val="0"/>
-          <w:numId w:val="5"/>
-        </w:numPr>
-        <w:spacing w:line="259" w:lineRule="auto"/>
-        <w:ind w:left="720"/>
-        <w:rPr>
-          <w:rFonts w:ascii="맑은 고딕" w:eastAsia="맑은 고딕" w:hAnsi="맑은 고딕" w:cs="맑은 고딕"/>
-        </w:rPr>
-      </w:pPr>
-      <w:r>
-        <w:rPr>
-          <w:rFonts w:ascii="Consolas" w:eastAsia="Consolas" w:hAnsi="Consolas" w:cs="Consolas"/>
-          <w:color w:val="188038"/>
-          <w:sz w:val="19"/>
-          <w:szCs w:val="19"/>
-        </w:rPr>
-        <w:t>StudentService</w:t>
-      </w:r>
-      <w:r>
-        <w:rPr>
-          <w:rFonts w:ascii="맑은 고딕" w:eastAsia="맑은 고딕" w:hAnsi="맑은 고딕" w:cs="맑은 고딕"/>
-          <w:sz w:val="20"/>
-          <w:szCs w:val="20"/>
-        </w:rPr>
-        <w:t xml:space="preserve"> 와 거의 같은 내용이며, </w:t>
-      </w:r>
-      <w:r>
-        <w:rPr>
-          <w:rFonts w:ascii="Consolas" w:eastAsia="Consolas" w:hAnsi="Consolas" w:cs="Consolas"/>
-          <w:color w:val="188038"/>
-          <w:sz w:val="19"/>
-          <w:szCs w:val="19"/>
-        </w:rPr>
-        <w:t>/api/students/detail</w:t>
-      </w:r>
-      <w:r>
-        <w:rPr>
-          <w:rFonts w:ascii="맑은 고딕" w:eastAsia="맑은 고딕" w:hAnsi="맑은 고딕" w:cs="맑은 고딕"/>
-          <w:sz w:val="20"/>
-          <w:szCs w:val="20"/>
-        </w:rPr>
-        <w:t xml:space="preserve"> 경로를 담당하는 별도 서비스입니다.</w:t>
-      </w:r>
-    </w:p>
-    <w:p>
-      <w:pPr>
-        <w:widowControl w:val="0"/>
-        <w:numPr>
-          <w:ilvl w:val="0"/>
-          <w:numId w:val="5"/>
-        </w:numPr>
-        <w:spacing w:line="259" w:lineRule="auto"/>
-        <w:ind w:left="720"/>
-        <w:rPr>
-          <w:rFonts w:ascii="맑은 고딕" w:eastAsia="맑은 고딕" w:hAnsi="맑은 고딕" w:cs="맑은 고딕"/>
-        </w:rPr>
-      </w:pPr>
-      <w:r>
-        <w:rPr>
-          <w:rFonts w:ascii="맑은 고딕" w:eastAsia="맑은 고딕" w:hAnsi="맑은 고딕" w:cs="맑은 고딕"/>
-          <w:sz w:val="20"/>
-          <w:szCs w:val="20"/>
-        </w:rPr>
-        <w:t>두 서비스가 같은 Repository 를 사용하므로 Repository 를 개선하면 양쪽 모두 개선됩니다.</w:t>
-      </w:r>
-    </w:p>
-    <w:p>
-      <w:pPr>
-        <w:spacing w:before="160" w:after="60"/>
-      </w:pPr>
-      <w:r>
-        <w:rPr>
-          <w:rFonts w:ascii="맑은 고딕" w:eastAsia="맑은 고딕" w:hAnsi="맑은 고딕" w:cs="맑은 고딕"/>
+        <w:t xml:space="preserve"> </w:t>
+      </w:r>
+      <w:r>
+        <w:rPr>
+          <w:rFonts w:ascii="맑은 고딕" w:eastAsia="맑은 고딕" w:hAnsi="맑은 고딕" w:cs="맑은 고딕" w:hint="eastAsia"/>
           <w:b/>
           <w:bCs/>
           <w:color w:val="000000"/>
           <w:sz w:val="21"/>
           <w:szCs w:val="21"/>
         </w:rPr>
-        <w:t>5) 트랜잭션 경계</w:t>
+        <w:t xml:space="preserve">updateStudent() 메서드에서 </w:t>
+      </w:r>
+      <w:r>
+        <w:rPr>
+          <w:rFonts w:ascii="맑은 고딕" w:eastAsia="맑은 고딕" w:hAnsi="맑은 고딕" w:cs="맑은 고딕"/>
+          <w:b/>
+          <w:bCs/>
+          <w:color w:val="000000"/>
+          <w:sz w:val="21"/>
+          <w:szCs w:val="21"/>
+        </w:rPr>
+        <w:t>상세정보를 나중에 추가할 때 주의할 점 - flush 시점 문제</w:t>
+      </w:r>
+    </w:p>
+    <w:p>
+      <w:pPr>
+        <w:spacing w:before="40" w:after="40"/>
+        <w:ind w:leftChars="100" w:left="220"/>
+      </w:pPr>
+      <w:r>
+        <w:rPr>
+          <w:rFonts w:ascii="맑은 고딕" w:eastAsia="맑은 고딕" w:hAnsi="맑은 고딕" w:cs="맑은 고딕"/>
+          <w:sz w:val="20"/>
+          <w:szCs w:val="20"/>
+        </w:rPr>
+        <w:t>상세정보 없이 등록한 학생에게 나중에 상세정보를 추가하는 경우입니다. API 테스트에서 실제로 500 오류가 발생했던 부분이므로 원인과 해결 방법을 정리합니다.</w:t>
+      </w:r>
+    </w:p>
+    <w:p>
+      <w:pPr>
+        <w:spacing w:before="120" w:after="40"/>
+      </w:pPr>
+      <w:r>
+        <w:rPr>
+          <w:rFonts w:ascii="맑은 고딕" w:eastAsia="맑은 고딕" w:hAnsi="맑은 고딕" w:cs="맑은 고딕"/>
+          <w:b/>
+          <w:bCs/>
+          <w:color w:val="000000"/>
+          <w:sz w:val="20"/>
+          <w:szCs w:val="20"/>
+        </w:rPr>
+        <w:t>발생한 오류</w:t>
+      </w:r>
+    </w:p>
+    <w:p>
+      <w:pPr>
+        <w:shd w:val="clear" w:color="auto" w:fill="F5F5F5"/>
+        <w:spacing w:line="240" w:lineRule="auto"/>
+      </w:pPr>
+      <w:r>
+        <w:rPr>
+          <w:rFonts w:ascii="Consolas" w:eastAsia="Consolas" w:hAnsi="Consolas" w:cs="Consolas"/>
+          <w:sz w:val="17"/>
+        </w:rPr>
+        <w:t>POST /api/students          ( 상세정보 없이 학생 등록 )</w:t>
+      </w:r>
+    </w:p>
+    <w:p>
+      <w:pPr>
+        <w:shd w:val="clear" w:color="auto" w:fill="F5F5F5"/>
+        <w:spacing w:line="240" w:lineRule="auto"/>
+        <w:rPr>
+          <w:lang w:val="en-US"/>
+        </w:rPr>
+      </w:pPr>
+      <w:proofErr w:type="gramStart"/>
+      <w:r>
+        <w:rPr>
+          <w:rFonts w:ascii="Consolas" w:eastAsia="Consolas" w:hAnsi="Consolas" w:cs="Consolas"/>
+          <w:sz w:val="17"/>
+          <w:lang w:val="en-US"/>
+        </w:rPr>
+        <w:t>{ "</w:t>
+      </w:r>
+      <w:proofErr w:type="gramEnd"/>
+      <w:r>
+        <w:rPr>
+          <w:rFonts w:ascii="Consolas" w:eastAsia="Consolas" w:hAnsi="Consolas" w:cs="Consolas"/>
+          <w:sz w:val="17"/>
+          <w:lang w:val="en-US"/>
+        </w:rPr>
+        <w:t>name":"Repro Student", "studentNumber":"RP001", "departmentId":1 }</w:t>
+      </w:r>
+    </w:p>
+    <w:p>
+      <w:pPr>
+        <w:shd w:val="clear" w:color="auto" w:fill="F5F5F5"/>
+        <w:spacing w:line="240" w:lineRule="auto"/>
+        <w:rPr>
+          <w:lang w:val="en-US"/>
+        </w:rPr>
+      </w:pPr>
+      <w:r>
+        <w:rPr>
+          <w:rFonts w:ascii="Consolas" w:eastAsia="Consolas" w:hAnsi="Consolas" w:cs="Consolas"/>
+          <w:sz w:val="17"/>
+          <w:lang w:val="en-US"/>
+        </w:rPr>
+        <w:t xml:space="preserve"> </w:t>
+      </w:r>
+    </w:p>
+    <w:p>
+      <w:pPr>
+        <w:shd w:val="clear" w:color="auto" w:fill="F5F5F5"/>
+        <w:spacing w:line="240" w:lineRule="auto"/>
+      </w:pPr>
+      <w:r>
+        <w:rPr>
+          <w:rFonts w:ascii="Consolas" w:eastAsia="Consolas" w:hAnsi="Consolas" w:cs="Consolas"/>
+          <w:sz w:val="17"/>
+          <w:lang w:val="en-US"/>
+        </w:rPr>
+        <w:t xml:space="preserve">  </w:t>
+      </w:r>
+      <w:r>
+        <w:rPr>
+          <w:rFonts w:ascii="Consolas" w:eastAsia="Consolas" w:hAnsi="Consolas" w:cs="Consolas"/>
+          <w:sz w:val="17"/>
+        </w:rPr>
+        <w:t>201 Created   -&gt;  "detail": null</w:t>
+      </w:r>
+    </w:p>
+    <w:p>
+      <w:pPr>
+        <w:shd w:val="clear" w:color="auto" w:fill="F5F5F5"/>
+        <w:spacing w:line="240" w:lineRule="auto"/>
+      </w:pPr>
+      <w:r>
+        <w:rPr>
+          <w:rFonts w:ascii="Consolas" w:eastAsia="Consolas" w:hAnsi="Consolas" w:cs="Consolas"/>
+          <w:sz w:val="17"/>
+        </w:rPr>
+        <w:t xml:space="preserve"> </w:t>
+      </w:r>
+    </w:p>
+    <w:p>
+      <w:pPr>
+        <w:shd w:val="clear" w:color="auto" w:fill="F5F5F5"/>
+        <w:spacing w:line="240" w:lineRule="auto"/>
+      </w:pPr>
+      <w:r>
+        <w:rPr>
+          <w:rFonts w:ascii="Consolas" w:eastAsia="Consolas" w:hAnsi="Consolas" w:cs="Consolas"/>
+          <w:sz w:val="17"/>
+        </w:rPr>
+        <w:t xml:space="preserve"> </w:t>
+      </w:r>
+    </w:p>
+    <w:p>
+      <w:pPr>
+        <w:shd w:val="clear" w:color="auto" w:fill="F5F5F5"/>
+        <w:spacing w:line="240" w:lineRule="auto"/>
+      </w:pPr>
+      <w:r>
+        <w:rPr>
+          <w:rFonts w:ascii="Consolas" w:eastAsia="Consolas" w:hAnsi="Consolas" w:cs="Consolas"/>
+          <w:sz w:val="17"/>
+        </w:rPr>
+        <w:t>PUT /api/students/9         ( 그 학생에게 상세정보를 추가 )</w:t>
+      </w:r>
+    </w:p>
+    <w:p>
+      <w:pPr>
+        <w:shd w:val="clear" w:color="auto" w:fill="F5F5F5"/>
+        <w:spacing w:line="240" w:lineRule="auto"/>
+      </w:pPr>
+      <w:r>
+        <w:rPr>
+          <w:rFonts w:ascii="Consolas" w:eastAsia="Consolas" w:hAnsi="Consolas" w:cs="Consolas"/>
+          <w:sz w:val="17"/>
+        </w:rPr>
+        <w:t>{</w:t>
+      </w:r>
+    </w:p>
+    <w:p>
+      <w:pPr>
+        <w:shd w:val="clear" w:color="auto" w:fill="F5F5F5"/>
+        <w:spacing w:line="240" w:lineRule="auto"/>
+      </w:pPr>
+      <w:r>
+        <w:rPr>
+          <w:rFonts w:ascii="Consolas" w:eastAsia="Consolas" w:hAnsi="Consolas" w:cs="Consolas"/>
+          <w:sz w:val="17"/>
+        </w:rPr>
+        <w:t xml:space="preserve">  "name":"Repro Student", "studentNumber":"RP001", "departmentId":1,</w:t>
+      </w:r>
+    </w:p>
+    <w:p>
+      <w:pPr>
+        <w:shd w:val="clear" w:color="auto" w:fill="F5F5F5"/>
+        <w:spacing w:line="240" w:lineRule="auto"/>
+      </w:pPr>
+      <w:r>
+        <w:rPr>
+          <w:rFonts w:ascii="Consolas" w:eastAsia="Consolas" w:hAnsi="Consolas" w:cs="Consolas"/>
+          <w:sz w:val="17"/>
+        </w:rPr>
+        <w:t xml:space="preserve">  "detailRequest":{ "address":"Some Address",</w:t>
+      </w:r>
+    </w:p>
+    <w:p>
+      <w:pPr>
+        <w:shd w:val="clear" w:color="auto" w:fill="F5F5F5"/>
+        <w:spacing w:line="240" w:lineRule="auto"/>
+        <w:rPr>
+          <w:lang w:val="en-US"/>
+        </w:rPr>
+      </w:pPr>
+      <w:r>
+        <w:rPr>
+          <w:rFonts w:ascii="Consolas" w:eastAsia="Consolas" w:hAnsi="Consolas" w:cs="Consolas"/>
+          <w:sz w:val="17"/>
+        </w:rPr>
+        <w:t xml:space="preserve">                    </w:t>
+      </w:r>
+      <w:r>
+        <w:rPr>
+          <w:rFonts w:ascii="Consolas" w:eastAsia="Consolas" w:hAnsi="Consolas" w:cs="Consolas"/>
+          <w:sz w:val="17"/>
+          <w:lang w:val="en-US"/>
+        </w:rPr>
+        <w:t>"phoneNumber":"010-5555-6666",</w:t>
+      </w:r>
+    </w:p>
+    <w:p>
+      <w:pPr>
+        <w:shd w:val="clear" w:color="auto" w:fill="F5F5F5"/>
+        <w:spacing w:line="240" w:lineRule="auto"/>
+        <w:rPr>
+          <w:lang w:val="en-US"/>
+        </w:rPr>
+      </w:pPr>
+      <w:r>
+        <w:rPr>
+          <w:rFonts w:ascii="Consolas" w:eastAsia="Consolas" w:hAnsi="Consolas" w:cs="Consolas"/>
+          <w:sz w:val="17"/>
+          <w:lang w:val="en-US"/>
+        </w:rPr>
+        <w:t xml:space="preserve">                    "email":"repro@example.com</w:t>
+      </w:r>
+      <w:proofErr w:type="gramStart"/>
+      <w:r>
+        <w:rPr>
+          <w:rFonts w:ascii="Consolas" w:eastAsia="Consolas" w:hAnsi="Consolas" w:cs="Consolas"/>
+          <w:sz w:val="17"/>
+          <w:lang w:val="en-US"/>
+        </w:rPr>
+        <w:t>" }</w:t>
+      </w:r>
+      <w:proofErr w:type="gramEnd"/>
+    </w:p>
+    <w:p>
+      <w:pPr>
+        <w:shd w:val="clear" w:color="auto" w:fill="F5F5F5"/>
+        <w:spacing w:line="240" w:lineRule="auto"/>
+        <w:rPr>
+          <w:lang w:val="en-US"/>
+        </w:rPr>
+      </w:pPr>
+      <w:r>
+        <w:rPr>
+          <w:rFonts w:ascii="Consolas" w:eastAsia="Consolas" w:hAnsi="Consolas" w:cs="Consolas"/>
+          <w:sz w:val="17"/>
+          <w:lang w:val="en-US"/>
+        </w:rPr>
+        <w:t>}</w:t>
+      </w:r>
+    </w:p>
+    <w:p>
+      <w:pPr>
+        <w:shd w:val="clear" w:color="auto" w:fill="F5F5F5"/>
+        <w:spacing w:line="240" w:lineRule="auto"/>
+        <w:rPr>
+          <w:lang w:val="en-US"/>
+        </w:rPr>
+      </w:pPr>
+      <w:r>
+        <w:rPr>
+          <w:rFonts w:ascii="Consolas" w:eastAsia="Consolas" w:hAnsi="Consolas" w:cs="Consolas"/>
+          <w:sz w:val="17"/>
+          <w:lang w:val="en-US"/>
+        </w:rPr>
+        <w:t xml:space="preserve"> </w:t>
+      </w:r>
+    </w:p>
+    <w:p>
+      <w:pPr>
+        <w:shd w:val="clear" w:color="auto" w:fill="F5F5F5"/>
+        <w:spacing w:line="240" w:lineRule="auto"/>
+        <w:rPr>
+          <w:lang w:val="en-US"/>
+        </w:rPr>
+      </w:pPr>
+      <w:r>
+        <w:rPr>
+          <w:rFonts w:ascii="Consolas" w:eastAsia="Consolas" w:hAnsi="Consolas" w:cs="Consolas"/>
+          <w:sz w:val="17"/>
+          <w:lang w:val="en-US"/>
+        </w:rPr>
+        <w:t xml:space="preserve">  500 Internal Server Error</w:t>
+      </w:r>
+    </w:p>
+    <w:p>
+      <w:pPr>
+        <w:shd w:val="clear" w:color="auto" w:fill="F5F5F5"/>
+        <w:spacing w:line="240" w:lineRule="auto"/>
+        <w:rPr>
+          <w:lang w:val="en-US"/>
+        </w:rPr>
+      </w:pPr>
+      <w:r>
+        <w:rPr>
+          <w:rFonts w:ascii="Consolas" w:eastAsia="Consolas" w:hAnsi="Consolas" w:cs="Consolas"/>
+          <w:sz w:val="17"/>
+          <w:lang w:val="en-US"/>
+        </w:rPr>
+        <w:t xml:space="preserve"> </w:t>
+      </w:r>
+    </w:p>
+    <w:p>
+      <w:pPr>
+        <w:shd w:val="clear" w:color="auto" w:fill="F5F5F5"/>
+        <w:spacing w:line="240" w:lineRule="auto"/>
+        <w:rPr>
+          <w:lang w:val="en-US"/>
+        </w:rPr>
+      </w:pPr>
+      <w:r>
+        <w:rPr>
+          <w:rFonts w:ascii="Consolas" w:eastAsia="Consolas" w:hAnsi="Consolas" w:cs="Consolas"/>
+          <w:sz w:val="17"/>
+          <w:lang w:val="en-US"/>
+        </w:rPr>
+        <w:t xml:space="preserve">  insert into student_details (address</w:t>
+      </w:r>
+      <w:proofErr w:type="gramStart"/>
+      <w:r>
+        <w:rPr>
+          <w:rFonts w:ascii="Consolas" w:eastAsia="Consolas" w:hAnsi="Consolas" w:cs="Consolas"/>
+          <w:sz w:val="17"/>
+          <w:lang w:val="en-US"/>
+        </w:rPr>
+        <w:t>,date</w:t>
+      </w:r>
+      <w:proofErr w:type="gramEnd"/>
+      <w:r>
+        <w:rPr>
+          <w:rFonts w:ascii="Consolas" w:eastAsia="Consolas" w:hAnsi="Consolas" w:cs="Consolas"/>
+          <w:sz w:val="17"/>
+          <w:lang w:val="en-US"/>
+        </w:rPr>
+        <w:t>_of_birth,email,phone_number,</w:t>
+      </w:r>
+    </w:p>
+    <w:p>
+      <w:pPr>
+        <w:shd w:val="clear" w:color="auto" w:fill="F5F5F5"/>
+        <w:spacing w:line="240" w:lineRule="auto"/>
+        <w:rPr>
+          <w:lang w:val="en-US"/>
+        </w:rPr>
+      </w:pPr>
+      <w:r>
+        <w:rPr>
+          <w:rFonts w:ascii="Consolas" w:eastAsia="Consolas" w:hAnsi="Consolas" w:cs="Consolas"/>
+          <w:sz w:val="17"/>
+          <w:lang w:val="en-US"/>
+        </w:rPr>
+        <w:t xml:space="preserve">                               student_id</w:t>
+      </w:r>
+      <w:proofErr w:type="gramStart"/>
+      <w:r>
+        <w:rPr>
+          <w:rFonts w:ascii="Consolas" w:eastAsia="Consolas" w:hAnsi="Consolas" w:cs="Consolas"/>
+          <w:sz w:val="17"/>
+          <w:lang w:val="en-US"/>
+        </w:rPr>
+        <w:t>,student</w:t>
+      </w:r>
+      <w:proofErr w:type="gramEnd"/>
+      <w:r>
+        <w:rPr>
+          <w:rFonts w:ascii="Consolas" w:eastAsia="Consolas" w:hAnsi="Consolas" w:cs="Consolas"/>
+          <w:sz w:val="17"/>
+          <w:lang w:val="en-US"/>
+        </w:rPr>
+        <w:t>_detail_id)</w:t>
+      </w:r>
+    </w:p>
+    <w:p>
+      <w:pPr>
+        <w:shd w:val="clear" w:color="auto" w:fill="F5F5F5"/>
+        <w:spacing w:line="240" w:lineRule="auto"/>
+        <w:rPr>
+          <w:lang w:val="en-US"/>
+        </w:rPr>
+      </w:pPr>
+      <w:r>
+        <w:rPr>
+          <w:rFonts w:ascii="Consolas" w:eastAsia="Consolas" w:hAnsi="Consolas" w:cs="Consolas"/>
+          <w:sz w:val="17"/>
+          <w:lang w:val="en-US"/>
+        </w:rPr>
+        <w:lastRenderedPageBreak/>
+        <w:t xml:space="preserve">         values (</w:t>
+      </w:r>
+      <w:proofErr w:type="gramStart"/>
+      <w:r>
+        <w:rPr>
+          <w:rFonts w:ascii="Consolas" w:eastAsia="Consolas" w:hAnsi="Consolas" w:cs="Consolas"/>
+          <w:sz w:val="17"/>
+          <w:lang w:val="en-US"/>
+        </w:rPr>
+        <w:t>?,?,?,?,?,</w:t>
+      </w:r>
+      <w:proofErr w:type="gramEnd"/>
+      <w:r>
+        <w:rPr>
+          <w:rFonts w:ascii="Consolas" w:eastAsia="Consolas" w:hAnsi="Consolas" w:cs="Consolas"/>
+          <w:sz w:val="17"/>
+          <w:lang w:val="en-US"/>
+        </w:rPr>
+        <w:t>default)</w:t>
+      </w:r>
+    </w:p>
+    <w:p>
+      <w:pPr>
+        <w:shd w:val="clear" w:color="auto" w:fill="F5F5F5"/>
+        <w:spacing w:line="240" w:lineRule="auto"/>
+        <w:rPr>
+          <w:lang w:val="en-US"/>
+        </w:rPr>
+      </w:pPr>
+      <w:r>
+        <w:rPr>
+          <w:rFonts w:ascii="Consolas" w:eastAsia="Consolas" w:hAnsi="Consolas" w:cs="Consolas"/>
+          <w:sz w:val="17"/>
+          <w:lang w:val="en-US"/>
+        </w:rPr>
+        <w:t xml:space="preserve"> </w:t>
+      </w:r>
+    </w:p>
+    <w:p>
+      <w:pPr>
+        <w:shd w:val="clear" w:color="auto" w:fill="F5F5F5"/>
+        <w:spacing w:line="240" w:lineRule="auto"/>
+        <w:rPr>
+          <w:lang w:val="en-US"/>
+        </w:rPr>
+      </w:pPr>
+      <w:r>
+        <w:rPr>
+          <w:rFonts w:ascii="Consolas" w:eastAsia="Consolas" w:hAnsi="Consolas" w:cs="Consolas"/>
+          <w:sz w:val="17"/>
+          <w:lang w:val="en-US"/>
+        </w:rPr>
+        <w:t xml:space="preserve">  NULL not allowed for column "EMAIL"   [23502-232]</w:t>
+      </w:r>
+    </w:p>
+    <w:p>
+      <w:pPr>
+        <w:spacing w:before="120" w:after="40"/>
+      </w:pPr>
+      <w:r>
+        <w:rPr>
+          <w:rFonts w:ascii="맑은 고딕" w:eastAsia="맑은 고딕" w:hAnsi="맑은 고딕" w:cs="맑은 고딕"/>
+          <w:b/>
+          <w:bCs/>
+          <w:color w:val="000000"/>
+          <w:sz w:val="20"/>
+          <w:szCs w:val="20"/>
+        </w:rPr>
+        <w:t>원인</w:t>
+      </w:r>
+    </w:p>
+    <w:p>
+      <w:pPr>
+        <w:spacing w:before="40" w:after="40"/>
+      </w:pPr>
+      <w:r>
+        <w:rPr>
+          <w:rFonts w:ascii="맑은 고딕" w:eastAsia="맑은 고딕" w:hAnsi="맑은 고딕" w:cs="맑은 고딕"/>
+          <w:sz w:val="20"/>
+          <w:szCs w:val="20"/>
+        </w:rPr>
+        <w:t>문제가 된 코드의 순서입니다.</w:t>
+      </w:r>
+    </w:p>
+    <w:p>
+      <w:pPr>
+        <w:shd w:val="clear" w:color="auto" w:fill="F5F5F5"/>
+        <w:spacing w:line="240" w:lineRule="auto"/>
+      </w:pPr>
+      <w:r>
+        <w:rPr>
+          <w:rFonts w:ascii="Consolas" w:eastAsia="Consolas" w:hAnsi="Consolas" w:cs="Consolas"/>
+          <w:sz w:val="17"/>
+          <w:szCs w:val="17"/>
+        </w:rPr>
+        <w:t>StudentDetail studentDetail = student.getStudentDetail();</w:t>
+      </w:r>
+    </w:p>
+    <w:p>
+      <w:pPr>
+        <w:shd w:val="clear" w:color="auto" w:fill="F5F5F5"/>
+        <w:spacing w:line="240" w:lineRule="auto"/>
+      </w:pPr>
+      <w:r>
+        <w:rPr>
+          <w:rFonts w:ascii="Consolas" w:eastAsia="Consolas" w:hAnsi="Consolas" w:cs="Consolas"/>
+          <w:sz w:val="17"/>
+          <w:szCs w:val="17"/>
+        </w:rPr>
+        <w:t xml:space="preserve"> </w:t>
+      </w:r>
+    </w:p>
+    <w:p>
+      <w:pPr>
+        <w:shd w:val="clear" w:color="auto" w:fill="F5F5F5"/>
+        <w:spacing w:line="240" w:lineRule="auto"/>
+      </w:pPr>
+      <w:r>
+        <w:rPr>
+          <w:rFonts w:ascii="Consolas" w:eastAsia="Consolas" w:hAnsi="Consolas" w:cs="Consolas"/>
+          <w:sz w:val="17"/>
+          <w:szCs w:val="17"/>
+        </w:rPr>
+        <w:t>// (1) 값이 비어 있는 StudentDetail 을 먼저 만들어 연결한다</w:t>
+      </w:r>
+    </w:p>
+    <w:p>
+      <w:pPr>
+        <w:shd w:val="clear" w:color="auto" w:fill="F5F5F5"/>
+        <w:spacing w:line="240" w:lineRule="auto"/>
+      </w:pPr>
+      <w:r>
+        <w:rPr>
+          <w:rFonts w:ascii="Consolas" w:eastAsia="Consolas" w:hAnsi="Consolas" w:cs="Consolas"/>
+          <w:sz w:val="17"/>
+          <w:szCs w:val="17"/>
+        </w:rPr>
+        <w:t>if (studentDetail == null) {</w:t>
+      </w:r>
+    </w:p>
+    <w:p>
+      <w:pPr>
+        <w:shd w:val="clear" w:color="auto" w:fill="F5F5F5"/>
+        <w:spacing w:line="240" w:lineRule="auto"/>
+      </w:pPr>
+      <w:r>
+        <w:rPr>
+          <w:rFonts w:ascii="Consolas" w:eastAsia="Consolas" w:hAnsi="Consolas" w:cs="Consolas"/>
+          <w:sz w:val="17"/>
+          <w:szCs w:val="17"/>
+        </w:rPr>
+        <w:t xml:space="preserve">    studentDetail = new StudentDetail();</w:t>
+      </w:r>
+    </w:p>
+    <w:p>
+      <w:pPr>
+        <w:shd w:val="clear" w:color="auto" w:fill="F5F5F5"/>
+        <w:spacing w:line="240" w:lineRule="auto"/>
+      </w:pPr>
+      <w:r>
+        <w:rPr>
+          <w:rFonts w:ascii="Consolas" w:eastAsia="Consolas" w:hAnsi="Consolas" w:cs="Consolas"/>
+          <w:sz w:val="17"/>
+          <w:szCs w:val="17"/>
+        </w:rPr>
+        <w:t xml:space="preserve">    studentDetail.setStudent(student);</w:t>
+      </w:r>
+    </w:p>
+    <w:p>
+      <w:pPr>
+        <w:shd w:val="clear" w:color="auto" w:fill="F5F5F5"/>
+        <w:spacing w:line="240" w:lineRule="auto"/>
+      </w:pPr>
+      <w:r>
+        <w:rPr>
+          <w:rFonts w:ascii="Consolas" w:eastAsia="Consolas" w:hAnsi="Consolas" w:cs="Consolas"/>
+          <w:sz w:val="17"/>
+          <w:szCs w:val="17"/>
+        </w:rPr>
+        <w:t xml:space="preserve">    student.setStudentDetail(studentDetail);      &lt;- 영속 상태의 Student 에 연결됨</w:t>
+      </w:r>
+    </w:p>
+    <w:p>
+      <w:pPr>
+        <w:shd w:val="clear" w:color="auto" w:fill="F5F5F5"/>
+        <w:spacing w:line="240" w:lineRule="auto"/>
+      </w:pPr>
+      <w:r>
+        <w:rPr>
+          <w:rFonts w:ascii="Consolas" w:eastAsia="Consolas" w:hAnsi="Consolas" w:cs="Consolas"/>
+          <w:sz w:val="17"/>
+          <w:szCs w:val="17"/>
+        </w:rPr>
+        <w:t>}</w:t>
+      </w:r>
+    </w:p>
+    <w:p>
+      <w:pPr>
+        <w:shd w:val="clear" w:color="auto" w:fill="F5F5F5"/>
+        <w:spacing w:line="240" w:lineRule="auto"/>
+      </w:pPr>
+      <w:r>
+        <w:rPr>
+          <w:rFonts w:ascii="Consolas" w:eastAsia="Consolas" w:hAnsi="Consolas" w:cs="Consolas"/>
+          <w:sz w:val="17"/>
+          <w:szCs w:val="17"/>
+        </w:rPr>
+        <w:t xml:space="preserve"> </w:t>
+      </w:r>
+    </w:p>
+    <w:p>
+      <w:pPr>
+        <w:shd w:val="clear" w:color="auto" w:fill="F5F5F5"/>
+        <w:spacing w:line="240" w:lineRule="auto"/>
+      </w:pPr>
+      <w:r>
+        <w:rPr>
+          <w:rFonts w:ascii="Consolas" w:eastAsia="Consolas" w:hAnsi="Consolas" w:cs="Consolas"/>
+          <w:sz w:val="17"/>
+          <w:szCs w:val="17"/>
+        </w:rPr>
+        <w:t>// (2) 중복 검사 - 여기서 조회 쿼리가 실행된다</w:t>
+      </w:r>
+    </w:p>
+    <w:p>
+      <w:pPr>
+        <w:shd w:val="clear" w:color="auto" w:fill="F5F5F5"/>
+        <w:spacing w:line="240" w:lineRule="auto"/>
+        <w:rPr>
+          <w:lang w:val="en-US"/>
+        </w:rPr>
+      </w:pPr>
+      <w:r>
+        <w:rPr>
+          <w:rFonts w:ascii="Consolas" w:eastAsia="Consolas" w:hAnsi="Consolas" w:cs="Consolas"/>
+          <w:sz w:val="17"/>
+          <w:szCs w:val="17"/>
+          <w:lang w:val="en-US"/>
+        </w:rPr>
+        <w:t xml:space="preserve">if (isEmailChangingAndExists(studentDetail, request.getDetailRequest())) </w:t>
+      </w:r>
+      <w:proofErr w:type="gramStart"/>
+      <w:r>
+        <w:rPr>
+          <w:rFonts w:ascii="Consolas" w:eastAsia="Consolas" w:hAnsi="Consolas" w:cs="Consolas"/>
+          <w:sz w:val="17"/>
+          <w:szCs w:val="17"/>
+          <w:lang w:val="en-US"/>
+        </w:rPr>
+        <w:t>{ ...</w:t>
+      </w:r>
+      <w:proofErr w:type="gramEnd"/>
+      <w:r>
+        <w:rPr>
+          <w:rFonts w:ascii="Consolas" w:eastAsia="Consolas" w:hAnsi="Consolas" w:cs="Consolas"/>
+          <w:sz w:val="17"/>
+          <w:szCs w:val="17"/>
+          <w:lang w:val="en-US"/>
+        </w:rPr>
+        <w:t xml:space="preserve"> }</w:t>
+      </w:r>
+    </w:p>
+    <w:p>
+      <w:pPr>
+        <w:shd w:val="clear" w:color="auto" w:fill="F5F5F5"/>
+        <w:spacing w:line="240" w:lineRule="auto"/>
+        <w:rPr>
+          <w:lang w:val="en-US"/>
+        </w:rPr>
+      </w:pPr>
+      <w:r>
+        <w:rPr>
+          <w:rFonts w:ascii="Consolas" w:eastAsia="Consolas" w:hAnsi="Consolas" w:cs="Consolas"/>
+          <w:sz w:val="17"/>
+          <w:szCs w:val="17"/>
+          <w:lang w:val="en-US"/>
+        </w:rPr>
+        <w:t xml:space="preserve"> </w:t>
+      </w:r>
+    </w:p>
+    <w:p>
+      <w:pPr>
+        <w:shd w:val="clear" w:color="auto" w:fill="F5F5F5"/>
+        <w:spacing w:line="240" w:lineRule="auto"/>
+      </w:pPr>
+      <w:r>
+        <w:rPr>
+          <w:rFonts w:ascii="Consolas" w:eastAsia="Consolas" w:hAnsi="Consolas" w:cs="Consolas"/>
+          <w:sz w:val="17"/>
+          <w:szCs w:val="17"/>
+        </w:rPr>
+        <w:t>// (3) 이제서야 값을 채운다</w:t>
+      </w:r>
+    </w:p>
+    <w:p>
+      <w:pPr>
+        <w:shd w:val="clear" w:color="auto" w:fill="F5F5F5"/>
+        <w:spacing w:line="240" w:lineRule="auto"/>
+        <w:rPr>
+          <w:lang w:val="en-US"/>
+        </w:rPr>
+      </w:pPr>
+      <w:r>
+        <w:rPr>
+          <w:rFonts w:ascii="Consolas" w:eastAsia="Consolas" w:hAnsi="Consolas" w:cs="Consolas"/>
+          <w:sz w:val="17"/>
+          <w:szCs w:val="17"/>
+          <w:lang w:val="en-US"/>
+        </w:rPr>
+        <w:t>studentDetail.setAddress(request.getDetailRequest()</w:t>
+      </w:r>
+      <w:proofErr w:type="gramStart"/>
+      <w:r>
+        <w:rPr>
+          <w:rFonts w:ascii="Consolas" w:eastAsia="Consolas" w:hAnsi="Consolas" w:cs="Consolas"/>
+          <w:sz w:val="17"/>
+          <w:szCs w:val="17"/>
+          <w:lang w:val="en-US"/>
+        </w:rPr>
+        <w:t>.getAddress</w:t>
+      </w:r>
+      <w:proofErr w:type="gramEnd"/>
+      <w:r>
+        <w:rPr>
+          <w:rFonts w:ascii="Consolas" w:eastAsia="Consolas" w:hAnsi="Consolas" w:cs="Consolas"/>
+          <w:sz w:val="17"/>
+          <w:szCs w:val="17"/>
+          <w:lang w:val="en-US"/>
+        </w:rPr>
+        <w:t>());</w:t>
       </w:r>
     </w:p>
     <w:p>
@@ -14124,7 +14060,7 @@
           <w:sz w:val="20"/>
           <w:szCs w:val="20"/>
         </w:rPr>
-        <w:t xml:space="preserve">클래스에는 </w:t>
+        <w:t xml:space="preserve">(1) 에서 </w:t>
       </w:r>
       <w:r>
         <w:rPr>
@@ -14133,15 +14069,15 @@
           <w:sz w:val="19"/>
           <w:szCs w:val="19"/>
         </w:rPr>
-        <w:t>@Transactional(readOnly = true)</w:t>
-      </w:r>
-      <w:r>
-        <w:rPr>
-          <w:rFonts w:ascii="맑은 고딕" w:eastAsia="맑은 고딕" w:hAnsi="맑은 고딕" w:cs="맑은 고딕"/>
-          <w:sz w:val="20"/>
-          <w:szCs w:val="20"/>
-        </w:rPr>
-        <w:t xml:space="preserve"> 를, 데이터를 변경하는 메서드에만 </w:t>
+        <w:t>Student</w:t>
+      </w:r>
+      <w:r>
+        <w:rPr>
+          <w:rFonts w:ascii="맑은 고딕" w:eastAsia="맑은 고딕" w:hAnsi="맑은 고딕" w:cs="맑은 고딕"/>
+          <w:sz w:val="20"/>
+          <w:szCs w:val="20"/>
+        </w:rPr>
+        <w:t xml:space="preserve"> 는 이미 영속 상태이고 </w:t>
       </w:r>
       <w:r>
         <w:rPr>
@@ -14150,15 +14086,43 @@
           <w:sz w:val="19"/>
           <w:szCs w:val="19"/>
         </w:rPr>
-        <w:t>@Transactional</w:t>
-      </w:r>
-      <w:r>
-        <w:rPr>
-          <w:rFonts w:ascii="맑은 고딕" w:eastAsia="맑은 고딕" w:hAnsi="맑은 고딕" w:cs="맑은 고딕"/>
-          <w:sz w:val="20"/>
-          <w:szCs w:val="20"/>
-        </w:rPr>
-        <w:t xml:space="preserve"> 을 붙입니다.</w:t>
+        <w:t xml:space="preserve">cascade = </w:t>
+      </w:r>
+      <w:proofErr w:type="gramStart"/>
+      <w:r>
+        <w:rPr>
+          <w:rFonts w:ascii="Consolas" w:eastAsia="Consolas" w:hAnsi="Consolas" w:cs="Consolas"/>
+          <w:color w:val="188038"/>
+          <w:sz w:val="19"/>
+          <w:szCs w:val="19"/>
+        </w:rPr>
+        <w:t>CascadeType.ALL</w:t>
+      </w:r>
+      <w:proofErr w:type="gramEnd"/>
+      <w:r>
+        <w:rPr>
+          <w:rFonts w:ascii="맑은 고딕" w:eastAsia="맑은 고딕" w:hAnsi="맑은 고딕" w:cs="맑은 고딕"/>
+          <w:sz w:val="20"/>
+          <w:szCs w:val="20"/>
+        </w:rPr>
+        <w:t xml:space="preserve"> 이 걸려 있으므로, 연결된 </w:t>
+      </w:r>
+      <w:r>
+        <w:rPr>
+          <w:rFonts w:ascii="Consolas" w:eastAsia="Consolas" w:hAnsi="Consolas" w:cs="Consolas"/>
+          <w:color w:val="188038"/>
+          <w:sz w:val="19"/>
+          <w:szCs w:val="19"/>
+        </w:rPr>
+        <w:t>StudentDetail</w:t>
+      </w:r>
+      <w:r>
+        <w:rPr>
+          <w:rFonts w:ascii="맑은 고딕" w:eastAsia="맑은 고딕" w:hAnsi="맑은 고딕" w:cs="맑은 고딕"/>
+          <w:sz w:val="20"/>
+          <w:szCs w:val="20"/>
+        </w:rPr>
+        <w:t xml:space="preserve"> 도 저장 대상이 됩니다.</w:t>
       </w:r>
     </w:p>
     <w:p>
@@ -14180,7 +14144,7 @@
           <w:sz w:val="20"/>
           <w:szCs w:val="20"/>
         </w:rPr>
-        <w:t xml:space="preserve">지연 로딩된 연관 엔티티에 접근하려면 트랜잭션 안이어야 합니다. 트랜잭션이 끝난 뒤 접근하면 </w:t>
+        <w:t xml:space="preserve">(2) 의 </w:t>
       </w:r>
       <w:r>
         <w:rPr>
@@ -14189,15 +14153,15 @@
           <w:sz w:val="19"/>
           <w:szCs w:val="19"/>
         </w:rPr>
-        <w:t>LazyInitializationException</w:t>
-      </w:r>
-      <w:r>
-        <w:rPr>
-          <w:rFonts w:ascii="맑은 고딕" w:eastAsia="맑은 고딕" w:hAnsi="맑은 고딕" w:cs="맑은 고딕"/>
-          <w:sz w:val="20"/>
-          <w:szCs w:val="20"/>
-        </w:rPr>
-        <w:t xml:space="preserve"> 이 발생합니다.</w:t>
+        <w:t>existsByEmail()</w:t>
+      </w:r>
+      <w:r>
+        <w:rPr>
+          <w:rFonts w:ascii="맑은 고딕" w:eastAsia="맑은 고딕" w:hAnsi="맑은 고딕" w:cs="맑은 고딕"/>
+          <w:sz w:val="20"/>
+          <w:szCs w:val="20"/>
+        </w:rPr>
+        <w:t xml:space="preserve"> 은 조회 쿼리입니다. JPA 의 기본 플러시 모드는 AUTO 라서, 조회 결과의 정확성을 보장하기 위해 쿼리 실행 전에 영속성 컨텍스트를 flush 합니다.</w:t>
       </w:r>
     </w:p>
     <w:p>
@@ -14217,8 +14181,1545 @@
         <w:rPr>
           <w:rFonts w:ascii="맑은 고딕" w:eastAsia="맑은 고딕" w:hAnsi="맑은 고딕" w:cs="맑은 고딕"/>
           <w:sz w:val="20"/>
-          <w:szCs w:val="20"/>
-        </w:rPr>
+        </w:rPr>
+        <w:t xml:space="preserve">이때 아직 값이 채워지지 않은 </w:t>
+      </w:r>
+      <w:r>
+        <w:rPr>
+          <w:rFonts w:ascii="Consolas" w:eastAsia="Consolas" w:hAnsi="Consolas" w:cs="Consolas"/>
+          <w:color w:val="188038"/>
+          <w:sz w:val="19"/>
+        </w:rPr>
+        <w:t>StudentDetail</w:t>
+      </w:r>
+      <w:r>
+        <w:rPr>
+          <w:rFonts w:ascii="맑은 고딕" w:eastAsia="맑은 고딕" w:hAnsi="맑은 고딕" w:cs="맑은 고딕"/>
+          <w:sz w:val="20"/>
+        </w:rPr>
+        <w:t xml:space="preserve"> 이 INSERT 되면서 </w:t>
+      </w:r>
+      <w:r>
+        <w:rPr>
+          <w:rFonts w:ascii="Consolas" w:eastAsia="Consolas" w:hAnsi="Consolas" w:cs="Consolas"/>
+          <w:color w:val="188038"/>
+          <w:sz w:val="19"/>
+        </w:rPr>
+        <w:t>email</w:t>
+      </w:r>
+      <w:r>
+        <w:rPr>
+          <w:rFonts w:ascii="맑은 고딕" w:eastAsia="맑은 고딕" w:hAnsi="맑은 고딕" w:cs="맑은 고딕"/>
+          <w:sz w:val="20"/>
+        </w:rPr>
+        <w:t xml:space="preserve"> 의 NOT NULL 제약을 위반합니다. </w:t>
+      </w:r>
+      <w:r>
+        <w:rPr>
+          <w:rFonts w:ascii="Consolas" w:eastAsia="Consolas" w:hAnsi="Consolas" w:cs="Consolas"/>
+          <w:color w:val="188038"/>
+          <w:sz w:val="19"/>
+        </w:rPr>
+        <w:t>address</w:t>
+      </w:r>
+      <w:r>
+        <w:rPr>
+          <w:rFonts w:ascii="맑은 고딕" w:eastAsia="맑은 고딕" w:hAnsi="맑은 고딕" w:cs="맑은 고딕"/>
+          <w:sz w:val="20"/>
+        </w:rPr>
+        <w:t xml:space="preserve"> 는 null 을 허용하므로 통과하고, 처음 만나는 NOT NULL 컬럼에서 걸립니다.</w:t>
+      </w:r>
+    </w:p>
+    <w:p>
+      <w:pPr>
+        <w:widowControl w:val="0"/>
+        <w:numPr>
+          <w:ilvl w:val="0"/>
+          <w:numId w:val="5"/>
+        </w:numPr>
+        <w:spacing w:line="259" w:lineRule="auto"/>
+        <w:ind w:left="720"/>
+        <w:rPr>
+          <w:rFonts w:ascii="맑은 고딕" w:eastAsia="맑은 고딕" w:hAnsi="맑은 고딕" w:cs="맑은 고딕"/>
+        </w:rPr>
+      </w:pPr>
+      <w:r>
+        <w:rPr>
+          <w:rFonts w:ascii="맑은 고딕" w:eastAsia="맑은 고딕" w:hAnsi="맑은 고딕" w:cs="맑은 고딕"/>
+          <w:sz w:val="20"/>
+          <w:szCs w:val="20"/>
+        </w:rPr>
+        <w:t>(3) 의 setter 는 실행되지도 못합니다. 이미 (2) 에서 예외가 발생했기 때문입니다.</w:t>
+      </w:r>
+    </w:p>
+    <w:p>
+      <w:pPr>
+        <w:spacing w:before="40" w:after="40"/>
+      </w:pPr>
+      <w:r>
+        <w:rPr>
+          <w:rFonts w:ascii="맑은 고딕" w:eastAsia="맑은 고딕" w:hAnsi="맑은 고딕" w:cs="맑은 고딕"/>
+          <w:sz w:val="20"/>
+          <w:szCs w:val="20"/>
+        </w:rPr>
+        <w:t>정리하면 "값을 채우기 전에 영속 상태에 연결" + "중간에 조회 쿼리로 flush 발생" 이 겹쳐서 생긴 문제입니다.</w:t>
+      </w:r>
+    </w:p>
+    <w:p>
+      <w:pPr>
+        <w:spacing w:before="120" w:after="40"/>
+      </w:pPr>
+      <w:r>
+        <w:rPr>
+          <w:rFonts w:ascii="맑은 고딕" w:eastAsia="맑은 고딕" w:hAnsi="맑은 고딕" w:cs="맑은 고딕" w:hint="eastAsia"/>
+          <w:b/>
+          <w:bCs/>
+          <w:color w:val="000000"/>
+          <w:sz w:val="20"/>
+          <w:szCs w:val="20"/>
+        </w:rPr>
+        <w:t xml:space="preserve">2-2) </w:t>
+      </w:r>
+      <w:r>
+        <w:rPr>
+          <w:rFonts w:ascii="맑은 고딕" w:eastAsia="맑은 고딕" w:hAnsi="맑은 고딕" w:cs="맑은 고딕"/>
+          <w:b/>
+          <w:bCs/>
+          <w:color w:val="000000"/>
+          <w:sz w:val="20"/>
+          <w:szCs w:val="20"/>
+        </w:rPr>
+        <w:t>해결 - 중복 검사를 먼저 수행한다</w:t>
+      </w:r>
+    </w:p>
+    <w:p>
+      <w:pPr>
+        <w:shd w:val="clear" w:color="auto" w:fill="F5F5F5"/>
+        <w:spacing w:line="240" w:lineRule="auto"/>
+      </w:pPr>
+      <w:r>
+        <w:rPr>
+          <w:rFonts w:ascii="Consolas" w:eastAsia="Consolas" w:hAnsi="Consolas" w:cs="Consolas"/>
+          <w:sz w:val="17"/>
+          <w:szCs w:val="17"/>
+        </w:rPr>
+        <w:t>StudentDetail studentDetail = student.getStudentDetail();</w:t>
+      </w:r>
+    </w:p>
+    <w:p>
+      <w:pPr>
+        <w:shd w:val="clear" w:color="auto" w:fill="F5F5F5"/>
+        <w:spacing w:line="240" w:lineRule="auto"/>
+      </w:pPr>
+      <w:r>
+        <w:rPr>
+          <w:rFonts w:ascii="Consolas" w:eastAsia="Consolas" w:hAnsi="Consolas" w:cs="Consolas"/>
+          <w:sz w:val="17"/>
+          <w:szCs w:val="17"/>
+        </w:rPr>
+        <w:t xml:space="preserve"> </w:t>
+      </w:r>
+    </w:p>
+    <w:p>
+      <w:pPr>
+        <w:shd w:val="clear" w:color="auto" w:fill="F5F5F5"/>
+        <w:spacing w:line="240" w:lineRule="auto"/>
+      </w:pPr>
+      <w:r>
+        <w:rPr>
+          <w:rFonts w:ascii="Consolas" w:eastAsia="Consolas" w:hAnsi="Consolas" w:cs="Consolas"/>
+          <w:sz w:val="17"/>
+          <w:szCs w:val="17"/>
+        </w:rPr>
+        <w:t>// 중복 검사를 먼저 수행한다.</w:t>
+      </w:r>
+    </w:p>
+    <w:p>
+      <w:pPr>
+        <w:shd w:val="clear" w:color="auto" w:fill="F5F5F5"/>
+        <w:spacing w:line="240" w:lineRule="auto"/>
+      </w:pPr>
+      <w:r>
+        <w:rPr>
+          <w:rFonts w:ascii="Consolas" w:eastAsia="Consolas" w:hAnsi="Consolas" w:cs="Consolas"/>
+          <w:sz w:val="17"/>
+          <w:szCs w:val="17"/>
+        </w:rPr>
+        <w:t>// 검사용 조회 쿼리가 실행되면 영속성 컨텍스트가 flush 되는데,</w:t>
+      </w:r>
+    </w:p>
+    <w:p>
+      <w:pPr>
+        <w:shd w:val="clear" w:color="auto" w:fill="F5F5F5"/>
+        <w:spacing w:line="240" w:lineRule="auto"/>
+      </w:pPr>
+      <w:r>
+        <w:rPr>
+          <w:rFonts w:ascii="Consolas" w:eastAsia="Consolas" w:hAnsi="Consolas" w:cs="Consolas"/>
+          <w:sz w:val="17"/>
+          <w:szCs w:val="17"/>
+        </w:rPr>
+        <w:t>// 값이 채워지지 않은 StudentDetail 을 먼저 연결해 두면</w:t>
+      </w:r>
+    </w:p>
+    <w:p>
+      <w:pPr>
+        <w:shd w:val="clear" w:color="auto" w:fill="F5F5F5"/>
+        <w:spacing w:line="240" w:lineRule="auto"/>
+      </w:pPr>
+      <w:r>
+        <w:rPr>
+          <w:rFonts w:ascii="Consolas" w:eastAsia="Consolas" w:hAnsi="Consolas" w:cs="Consolas"/>
+          <w:sz w:val="17"/>
+        </w:rPr>
+        <w:t>// email, phoneNumber 등 NOT NULL 컬럼에 null 이 들어가 제약조건 위반이 발생한다.</w:t>
+      </w:r>
+    </w:p>
+    <w:p>
+      <w:pPr>
+        <w:shd w:val="clear" w:color="auto" w:fill="F5F5F5"/>
+        <w:spacing w:line="240" w:lineRule="auto"/>
+        <w:rPr>
+          <w:lang w:val="en-US"/>
+        </w:rPr>
+      </w:pPr>
+      <w:r>
+        <w:rPr>
+          <w:rFonts w:ascii="Consolas" w:eastAsia="Consolas" w:hAnsi="Consolas" w:cs="Consolas"/>
+          <w:sz w:val="17"/>
+          <w:szCs w:val="17"/>
+          <w:lang w:val="en-US"/>
+        </w:rPr>
+        <w:t>if (isEmailChangingAndExists(studentDetail, request.getDetailRequest())) {</w:t>
+      </w:r>
+    </w:p>
+    <w:p>
+      <w:pPr>
+        <w:shd w:val="clear" w:color="auto" w:fill="F5F5F5"/>
+        <w:spacing w:line="240" w:lineRule="auto"/>
+        <w:rPr>
+          <w:lang w:val="en-US"/>
+        </w:rPr>
+      </w:pPr>
+      <w:r>
+        <w:rPr>
+          <w:rFonts w:ascii="Consolas" w:eastAsia="Consolas" w:hAnsi="Consolas" w:cs="Consolas"/>
+          <w:sz w:val="17"/>
+          <w:szCs w:val="17"/>
+          <w:lang w:val="en-US"/>
+        </w:rPr>
+        <w:t xml:space="preserve">    throw new BusinessException(</w:t>
+      </w:r>
+      <w:proofErr w:type="gramStart"/>
+      <w:r>
+        <w:rPr>
+          <w:rFonts w:ascii="Consolas" w:eastAsia="Consolas" w:hAnsi="Consolas" w:cs="Consolas"/>
+          <w:sz w:val="17"/>
+          <w:szCs w:val="17"/>
+          <w:lang w:val="en-US"/>
+        </w:rPr>
+        <w:t>ErrorCode.EMAIL</w:t>
+      </w:r>
+      <w:proofErr w:type="gramEnd"/>
+      <w:r>
+        <w:rPr>
+          <w:rFonts w:ascii="Consolas" w:eastAsia="Consolas" w:hAnsi="Consolas" w:cs="Consolas"/>
+          <w:sz w:val="17"/>
+          <w:szCs w:val="17"/>
+          <w:lang w:val="en-US"/>
+        </w:rPr>
+        <w:t>_DUPLICATE, ...);</w:t>
+      </w:r>
+    </w:p>
+    <w:p>
+      <w:pPr>
+        <w:shd w:val="clear" w:color="auto" w:fill="F5F5F5"/>
+        <w:spacing w:line="240" w:lineRule="auto"/>
+        <w:rPr>
+          <w:lang w:val="en-US"/>
+        </w:rPr>
+      </w:pPr>
+      <w:r>
+        <w:rPr>
+          <w:rFonts w:ascii="Consolas" w:eastAsia="Consolas" w:hAnsi="Consolas" w:cs="Consolas"/>
+          <w:sz w:val="17"/>
+          <w:szCs w:val="17"/>
+          <w:lang w:val="en-US"/>
+        </w:rPr>
+        <w:t>}</w:t>
+      </w:r>
+    </w:p>
+    <w:p>
+      <w:pPr>
+        <w:shd w:val="clear" w:color="auto" w:fill="F5F5F5"/>
+        <w:spacing w:line="240" w:lineRule="auto"/>
+        <w:rPr>
+          <w:lang w:val="en-US"/>
+        </w:rPr>
+      </w:pPr>
+      <w:r>
+        <w:rPr>
+          <w:rFonts w:ascii="Consolas" w:eastAsia="Consolas" w:hAnsi="Consolas" w:cs="Consolas"/>
+          <w:sz w:val="17"/>
+          <w:szCs w:val="17"/>
+          <w:lang w:val="en-US"/>
+        </w:rPr>
+        <w:t>if (isPhoneNumberChangingAndExists(studentDetail, request.getDetailRequest())) {</w:t>
+      </w:r>
+    </w:p>
+    <w:p>
+      <w:pPr>
+        <w:shd w:val="clear" w:color="auto" w:fill="F5F5F5"/>
+        <w:spacing w:line="240" w:lineRule="auto"/>
+        <w:rPr>
+          <w:lang w:val="en-US"/>
+        </w:rPr>
+      </w:pPr>
+      <w:r>
+        <w:rPr>
+          <w:rFonts w:ascii="Consolas" w:eastAsia="Consolas" w:hAnsi="Consolas" w:cs="Consolas"/>
+          <w:sz w:val="17"/>
+          <w:szCs w:val="17"/>
+          <w:lang w:val="en-US"/>
+        </w:rPr>
+        <w:t xml:space="preserve">    throw new BusinessException(</w:t>
+      </w:r>
+      <w:proofErr w:type="gramStart"/>
+      <w:r>
+        <w:rPr>
+          <w:rFonts w:ascii="Consolas" w:eastAsia="Consolas" w:hAnsi="Consolas" w:cs="Consolas"/>
+          <w:sz w:val="17"/>
+          <w:szCs w:val="17"/>
+          <w:lang w:val="en-US"/>
+        </w:rPr>
+        <w:t>ErrorCode.PHONE</w:t>
+      </w:r>
+      <w:proofErr w:type="gramEnd"/>
+      <w:r>
+        <w:rPr>
+          <w:rFonts w:ascii="Consolas" w:eastAsia="Consolas" w:hAnsi="Consolas" w:cs="Consolas"/>
+          <w:sz w:val="17"/>
+          <w:szCs w:val="17"/>
+          <w:lang w:val="en-US"/>
+        </w:rPr>
+        <w:t>_NUMBER_DUPLICATE, ...);</w:t>
+      </w:r>
+    </w:p>
+    <w:p>
+      <w:pPr>
+        <w:shd w:val="clear" w:color="auto" w:fill="F5F5F5"/>
+        <w:spacing w:line="240" w:lineRule="auto"/>
+      </w:pPr>
+      <w:r>
+        <w:rPr>
+          <w:rFonts w:ascii="Consolas" w:eastAsia="Consolas" w:hAnsi="Consolas" w:cs="Consolas"/>
+          <w:sz w:val="17"/>
+          <w:szCs w:val="17"/>
+        </w:rPr>
+        <w:t>}</w:t>
+      </w:r>
+    </w:p>
+    <w:p>
+      <w:pPr>
+        <w:shd w:val="clear" w:color="auto" w:fill="F5F5F5"/>
+        <w:spacing w:line="240" w:lineRule="auto"/>
+      </w:pPr>
+      <w:r>
+        <w:rPr>
+          <w:rFonts w:ascii="Consolas" w:eastAsia="Consolas" w:hAnsi="Consolas" w:cs="Consolas"/>
+          <w:sz w:val="17"/>
+          <w:szCs w:val="17"/>
+        </w:rPr>
+        <w:t xml:space="preserve"> </w:t>
+      </w:r>
+    </w:p>
+    <w:p>
+      <w:pPr>
+        <w:shd w:val="clear" w:color="auto" w:fill="F5F5F5"/>
+        <w:spacing w:line="240" w:lineRule="auto"/>
+      </w:pPr>
+      <w:r>
+        <w:rPr>
+          <w:rFonts w:ascii="Consolas" w:eastAsia="Consolas" w:hAnsi="Consolas" w:cs="Consolas"/>
+          <w:sz w:val="17"/>
+          <w:szCs w:val="17"/>
+        </w:rPr>
+        <w:t>// 검사가 끝난 뒤에 생성하고 연결한다</w:t>
+      </w:r>
+    </w:p>
+    <w:p>
+      <w:pPr>
+        <w:shd w:val="clear" w:color="auto" w:fill="F5F5F5"/>
+        <w:spacing w:line="240" w:lineRule="auto"/>
+        <w:rPr>
+          <w:lang w:val="en-US"/>
+        </w:rPr>
+      </w:pPr>
+      <w:r>
+        <w:rPr>
+          <w:rFonts w:ascii="Consolas" w:eastAsia="Consolas" w:hAnsi="Consolas" w:cs="Consolas"/>
+          <w:sz w:val="17"/>
+          <w:szCs w:val="17"/>
+          <w:lang w:val="en-US"/>
+        </w:rPr>
+        <w:t>if (studentDetail == null) {</w:t>
+      </w:r>
+    </w:p>
+    <w:p>
+      <w:pPr>
+        <w:shd w:val="clear" w:color="auto" w:fill="F5F5F5"/>
+        <w:spacing w:line="240" w:lineRule="auto"/>
+        <w:rPr>
+          <w:lang w:val="en-US"/>
+        </w:rPr>
+      </w:pPr>
+      <w:r>
+        <w:rPr>
+          <w:rFonts w:ascii="Consolas" w:eastAsia="Consolas" w:hAnsi="Consolas" w:cs="Consolas"/>
+          <w:sz w:val="17"/>
+          <w:szCs w:val="17"/>
+          <w:lang w:val="en-US"/>
+        </w:rPr>
+        <w:t xml:space="preserve">    studentDetail = new StudentDetail();</w:t>
+      </w:r>
+    </w:p>
+    <w:p>
+      <w:pPr>
+        <w:shd w:val="clear" w:color="auto" w:fill="F5F5F5"/>
+        <w:spacing w:line="240" w:lineRule="auto"/>
+        <w:rPr>
+          <w:lang w:val="en-US"/>
+        </w:rPr>
+      </w:pPr>
+      <w:r>
+        <w:rPr>
+          <w:rFonts w:ascii="Consolas" w:eastAsia="Consolas" w:hAnsi="Consolas" w:cs="Consolas"/>
+          <w:sz w:val="17"/>
+          <w:szCs w:val="17"/>
+          <w:lang w:val="en-US"/>
+        </w:rPr>
+        <w:lastRenderedPageBreak/>
+        <w:t xml:space="preserve">    studentDetail.setStudent(student);</w:t>
+      </w:r>
+    </w:p>
+    <w:p>
+      <w:pPr>
+        <w:shd w:val="clear" w:color="auto" w:fill="F5F5F5"/>
+        <w:spacing w:line="240" w:lineRule="auto"/>
+        <w:rPr>
+          <w:lang w:val="en-US"/>
+        </w:rPr>
+      </w:pPr>
+      <w:r>
+        <w:rPr>
+          <w:rFonts w:ascii="Consolas" w:eastAsia="Consolas" w:hAnsi="Consolas" w:cs="Consolas"/>
+          <w:sz w:val="17"/>
+          <w:szCs w:val="17"/>
+          <w:lang w:val="en-US"/>
+        </w:rPr>
+        <w:t xml:space="preserve">    student.setStudentDetail(studentDetail);</w:t>
+      </w:r>
+    </w:p>
+    <w:p>
+      <w:pPr>
+        <w:shd w:val="clear" w:color="auto" w:fill="F5F5F5"/>
+        <w:spacing w:line="240" w:lineRule="auto"/>
+        <w:rPr>
+          <w:lang w:val="en-US"/>
+        </w:rPr>
+      </w:pPr>
+      <w:r>
+        <w:rPr>
+          <w:rFonts w:ascii="Consolas" w:eastAsia="Consolas" w:hAnsi="Consolas" w:cs="Consolas"/>
+          <w:sz w:val="17"/>
+          <w:szCs w:val="17"/>
+          <w:lang w:val="en-US"/>
+        </w:rPr>
+        <w:t>}</w:t>
+      </w:r>
+    </w:p>
+    <w:p>
+      <w:pPr>
+        <w:shd w:val="clear" w:color="auto" w:fill="F5F5F5"/>
+        <w:spacing w:line="240" w:lineRule="auto"/>
+        <w:rPr>
+          <w:lang w:val="en-US"/>
+        </w:rPr>
+      </w:pPr>
+      <w:r>
+        <w:rPr>
+          <w:rFonts w:ascii="Consolas" w:eastAsia="Consolas" w:hAnsi="Consolas" w:cs="Consolas"/>
+          <w:sz w:val="17"/>
+          <w:szCs w:val="17"/>
+          <w:lang w:val="en-US"/>
+        </w:rPr>
+        <w:t xml:space="preserve"> </w:t>
+      </w:r>
+    </w:p>
+    <w:p>
+      <w:pPr>
+        <w:shd w:val="clear" w:color="auto" w:fill="F5F5F5"/>
+        <w:spacing w:line="240" w:lineRule="auto"/>
+        <w:rPr>
+          <w:lang w:val="en-US"/>
+        </w:rPr>
+      </w:pPr>
+      <w:r>
+        <w:rPr>
+          <w:rFonts w:ascii="Consolas" w:eastAsia="Consolas" w:hAnsi="Consolas" w:cs="Consolas"/>
+          <w:sz w:val="17"/>
+          <w:szCs w:val="17"/>
+          <w:lang w:val="en-US"/>
+        </w:rPr>
+        <w:t>studentDetail.setAddress(request.getDetailRequest()</w:t>
+      </w:r>
+      <w:proofErr w:type="gramStart"/>
+      <w:r>
+        <w:rPr>
+          <w:rFonts w:ascii="Consolas" w:eastAsia="Consolas" w:hAnsi="Consolas" w:cs="Consolas"/>
+          <w:sz w:val="17"/>
+          <w:szCs w:val="17"/>
+          <w:lang w:val="en-US"/>
+        </w:rPr>
+        <w:t>.getAddress</w:t>
+      </w:r>
+      <w:proofErr w:type="gramEnd"/>
+      <w:r>
+        <w:rPr>
+          <w:rFonts w:ascii="Consolas" w:eastAsia="Consolas" w:hAnsi="Consolas" w:cs="Consolas"/>
+          <w:sz w:val="17"/>
+          <w:szCs w:val="17"/>
+          <w:lang w:val="en-US"/>
+        </w:rPr>
+        <w:t>());</w:t>
+      </w:r>
+    </w:p>
+    <w:p>
+      <w:pPr>
+        <w:shd w:val="clear" w:color="auto" w:fill="F5F5F5"/>
+        <w:spacing w:line="240" w:lineRule="auto"/>
+        <w:rPr>
+          <w:lang w:val="en-US"/>
+        </w:rPr>
+      </w:pPr>
+      <w:r>
+        <w:rPr>
+          <w:rFonts w:ascii="Consolas" w:eastAsia="Consolas" w:hAnsi="Consolas" w:cs="Consolas"/>
+          <w:sz w:val="17"/>
+          <w:szCs w:val="17"/>
+          <w:lang w:val="en-US"/>
+        </w:rPr>
+        <w:t>studentDetail.setPhoneNumber(request.getDetailRequest()</w:t>
+      </w:r>
+      <w:proofErr w:type="gramStart"/>
+      <w:r>
+        <w:rPr>
+          <w:rFonts w:ascii="Consolas" w:eastAsia="Consolas" w:hAnsi="Consolas" w:cs="Consolas"/>
+          <w:sz w:val="17"/>
+          <w:szCs w:val="17"/>
+          <w:lang w:val="en-US"/>
+        </w:rPr>
+        <w:t>.getPhoneNumber</w:t>
+      </w:r>
+      <w:proofErr w:type="gramEnd"/>
+      <w:r>
+        <w:rPr>
+          <w:rFonts w:ascii="Consolas" w:eastAsia="Consolas" w:hAnsi="Consolas" w:cs="Consolas"/>
+          <w:sz w:val="17"/>
+          <w:szCs w:val="17"/>
+          <w:lang w:val="en-US"/>
+        </w:rPr>
+        <w:t>());</w:t>
+      </w:r>
+    </w:p>
+    <w:p>
+      <w:pPr>
+        <w:shd w:val="clear" w:color="auto" w:fill="F5F5F5"/>
+        <w:spacing w:line="240" w:lineRule="auto"/>
+        <w:rPr>
+          <w:lang w:val="en-US"/>
+        </w:rPr>
+      </w:pPr>
+      <w:r>
+        <w:rPr>
+          <w:rFonts w:ascii="Consolas" w:eastAsia="Consolas" w:hAnsi="Consolas" w:cs="Consolas"/>
+          <w:sz w:val="17"/>
+          <w:szCs w:val="17"/>
+          <w:lang w:val="en-US"/>
+        </w:rPr>
+        <w:t>studentDetail.setEmail(request.getDetailRequest()</w:t>
+      </w:r>
+      <w:proofErr w:type="gramStart"/>
+      <w:r>
+        <w:rPr>
+          <w:rFonts w:ascii="Consolas" w:eastAsia="Consolas" w:hAnsi="Consolas" w:cs="Consolas"/>
+          <w:sz w:val="17"/>
+          <w:szCs w:val="17"/>
+          <w:lang w:val="en-US"/>
+        </w:rPr>
+        <w:t>.getEmail</w:t>
+      </w:r>
+      <w:proofErr w:type="gramEnd"/>
+      <w:r>
+        <w:rPr>
+          <w:rFonts w:ascii="Consolas" w:eastAsia="Consolas" w:hAnsi="Consolas" w:cs="Consolas"/>
+          <w:sz w:val="17"/>
+          <w:szCs w:val="17"/>
+          <w:lang w:val="en-US"/>
+        </w:rPr>
+        <w:t>());</w:t>
+      </w:r>
+    </w:p>
+    <w:p>
+      <w:pPr>
+        <w:shd w:val="clear" w:color="auto" w:fill="F5F5F5"/>
+        <w:spacing w:line="240" w:lineRule="auto"/>
+        <w:rPr>
+          <w:lang w:val="en-US"/>
+        </w:rPr>
+      </w:pPr>
+      <w:r>
+        <w:rPr>
+          <w:rFonts w:ascii="Consolas" w:eastAsia="Consolas" w:hAnsi="Consolas" w:cs="Consolas"/>
+          <w:sz w:val="17"/>
+          <w:szCs w:val="17"/>
+          <w:lang w:val="en-US"/>
+        </w:rPr>
+        <w:t>studentDetail.setDateOfBirth(request.getDetailRequest()</w:t>
+      </w:r>
+      <w:proofErr w:type="gramStart"/>
+      <w:r>
+        <w:rPr>
+          <w:rFonts w:ascii="Consolas" w:eastAsia="Consolas" w:hAnsi="Consolas" w:cs="Consolas"/>
+          <w:sz w:val="17"/>
+          <w:szCs w:val="17"/>
+          <w:lang w:val="en-US"/>
+        </w:rPr>
+        <w:t>.getDateOfBirth</w:t>
+      </w:r>
+      <w:proofErr w:type="gramEnd"/>
+      <w:r>
+        <w:rPr>
+          <w:rFonts w:ascii="Consolas" w:eastAsia="Consolas" w:hAnsi="Consolas" w:cs="Consolas"/>
+          <w:sz w:val="17"/>
+          <w:szCs w:val="17"/>
+          <w:lang w:val="en-US"/>
+        </w:rPr>
+        <w:t>());</w:t>
+      </w:r>
+    </w:p>
+    <w:p>
+      <w:pPr>
+        <w:spacing w:before="40" w:after="40"/>
+        <w:rPr>
+          <w:rFonts w:ascii="맑은 고딕" w:eastAsia="맑은 고딕" w:hAnsi="맑은 고딕" w:cs="맑은 고딕"/>
+          <w:sz w:val="20"/>
+          <w:lang w:val="en-US"/>
+        </w:rPr>
+      </w:pPr>
+    </w:p>
+    <w:p>
+      <w:pPr>
+        <w:spacing w:before="40" w:after="40"/>
+      </w:pPr>
+      <w:r>
+        <w:rPr>
+          <w:rFonts w:ascii="맑은 고딕" w:eastAsia="맑은 고딕" w:hAnsi="맑은 고딕" w:cs="맑은 고딕"/>
+          <w:sz w:val="20"/>
+        </w:rPr>
+        <w:t xml:space="preserve">검사 헬퍼 메서드도 </w:t>
+      </w:r>
+      <w:r>
+        <w:rPr>
+          <w:rFonts w:ascii="맑은 고딕" w:eastAsia="맑은 고딕" w:hAnsi="맑은 고딕" w:cs="맑은 고딕" w:hint="eastAsia"/>
+          <w:sz w:val="20"/>
+        </w:rPr>
+        <w:t>수정함</w:t>
+      </w:r>
+      <w:r>
+        <w:rPr>
+          <w:rFonts w:ascii="맑은 고딕" w:eastAsia="맑은 고딕" w:hAnsi="맑은 고딕" w:cs="맑은 고딕"/>
+          <w:sz w:val="20"/>
+        </w:rPr>
+        <w:t xml:space="preserve">. 상세정보가 아직 없는 학생이면 </w:t>
+      </w:r>
+      <w:r>
+        <w:rPr>
+          <w:rFonts w:ascii="Consolas" w:eastAsia="Consolas" w:hAnsi="Consolas" w:cs="Consolas"/>
+          <w:color w:val="188038"/>
+          <w:sz w:val="19"/>
+        </w:rPr>
+        <w:t>currentDetail</w:t>
+      </w:r>
+      <w:r>
+        <w:rPr>
+          <w:rFonts w:ascii="맑은 고딕" w:eastAsia="맑은 고딕" w:hAnsi="맑은 고딕" w:cs="맑은 고딕"/>
+          <w:sz w:val="20"/>
+        </w:rPr>
+        <w:t xml:space="preserve"> 이 </w:t>
+      </w:r>
+      <w:r>
+        <w:rPr>
+          <w:rFonts w:ascii="Consolas" w:eastAsia="Consolas" w:hAnsi="Consolas" w:cs="Consolas"/>
+          <w:color w:val="188038"/>
+          <w:sz w:val="19"/>
+        </w:rPr>
+        <w:t>null</w:t>
+      </w:r>
+      <w:r>
+        <w:rPr>
+          <w:rFonts w:ascii="맑은 고딕" w:eastAsia="맑은 고딕" w:hAnsi="맑은 고딕" w:cs="맑은 고딕"/>
+          <w:sz w:val="20"/>
+        </w:rPr>
+        <w:t xml:space="preserve"> 로 넘어오고, </w:t>
+      </w:r>
+      <w:r>
+        <w:rPr>
+          <w:rFonts w:ascii="Consolas" w:eastAsia="Consolas" w:hAnsi="Consolas" w:cs="Consolas"/>
+          <w:color w:val="188038"/>
+          <w:sz w:val="19"/>
+        </w:rPr>
+        <w:t>email</w:t>
+      </w:r>
+      <w:r>
+        <w:rPr>
+          <w:rFonts w:ascii="맑은 고딕" w:eastAsia="맑은 고딕" w:hAnsi="맑은 고딕" w:cs="맑은 고딕"/>
+          <w:sz w:val="20"/>
+        </w:rPr>
+        <w:t xml:space="preserve"> 과 </w:t>
+      </w:r>
+      <w:r>
+        <w:rPr>
+          <w:rFonts w:ascii="Consolas" w:eastAsia="Consolas" w:hAnsi="Consolas" w:cs="Consolas"/>
+          <w:color w:val="188038"/>
+          <w:sz w:val="19"/>
+        </w:rPr>
+        <w:t>phoneNumber</w:t>
+      </w:r>
+      <w:r>
+        <w:rPr>
+          <w:rFonts w:ascii="맑은 고딕" w:eastAsia="맑은 고딕" w:hAnsi="맑은 고딕" w:cs="맑은 고딕"/>
+          <w:sz w:val="20"/>
+        </w:rPr>
+        <w:t xml:space="preserve"> 는 </w:t>
+      </w:r>
+      <w:r>
+        <w:rPr>
+          <w:rFonts w:ascii="Consolas" w:eastAsia="Consolas" w:hAnsi="Consolas" w:cs="Consolas"/>
+          <w:color w:val="188038"/>
+          <w:sz w:val="19"/>
+        </w:rPr>
+        <w:t>@NotBlank</w:t>
+      </w:r>
+      <w:r>
+        <w:rPr>
+          <w:rFonts w:ascii="맑은 고딕" w:eastAsia="맑은 고딕" w:hAnsi="맑은 고딕" w:cs="맑은 고딕"/>
+          <w:sz w:val="20"/>
+        </w:rPr>
+        <w:t xml:space="preserve"> 로 검증되므로 null / 빈 문자열 검사는 필요하지 않습니다.</w:t>
+      </w:r>
+    </w:p>
+    <w:p>
+      <w:pPr>
+        <w:shd w:val="clear" w:color="auto" w:fill="F5F5F5"/>
+        <w:spacing w:line="240" w:lineRule="auto"/>
+        <w:rPr>
+          <w:lang w:val="en-US"/>
+        </w:rPr>
+      </w:pPr>
+      <w:r>
+        <w:rPr>
+          <w:rFonts w:ascii="Consolas" w:eastAsia="Consolas" w:hAnsi="Consolas" w:cs="Consolas"/>
+          <w:sz w:val="17"/>
+          <w:lang w:val="en-US"/>
+        </w:rPr>
+        <w:t>private boolean isEmailChangingAndExists(StudentDetail currentDetail,</w:t>
+      </w:r>
+    </w:p>
+    <w:p>
+      <w:pPr>
+        <w:shd w:val="clear" w:color="auto" w:fill="F5F5F5"/>
+        <w:spacing w:line="240" w:lineRule="auto"/>
+      </w:pPr>
+      <w:r>
+        <w:rPr>
+          <w:rFonts w:ascii="Consolas" w:eastAsia="Consolas" w:hAnsi="Consolas" w:cs="Consolas"/>
+          <w:sz w:val="17"/>
+          <w:lang w:val="en-US"/>
+        </w:rPr>
+        <w:t xml:space="preserve">                                         </w:t>
+      </w:r>
+      <w:r>
+        <w:rPr>
+          <w:rFonts w:ascii="Consolas" w:eastAsia="Consolas" w:hAnsi="Consolas" w:cs="Consolas"/>
+          <w:sz w:val="17"/>
+        </w:rPr>
+        <w:t>StudentDTO.StudentDetailDTO newDetail) {</w:t>
+      </w:r>
+    </w:p>
+    <w:p>
+      <w:pPr>
+        <w:shd w:val="clear" w:color="auto" w:fill="F5F5F5"/>
+        <w:spacing w:line="240" w:lineRule="auto"/>
+      </w:pPr>
+      <w:r>
+        <w:rPr>
+          <w:rFonts w:ascii="Consolas" w:eastAsia="Consolas" w:hAnsi="Consolas" w:cs="Consolas"/>
+          <w:sz w:val="17"/>
+        </w:rPr>
+        <w:t xml:space="preserve">    //상세정보가 아직 없는 경우 currentDetail 은 null 이다</w:t>
+      </w:r>
+    </w:p>
+    <w:p>
+      <w:pPr>
+        <w:shd w:val="clear" w:color="auto" w:fill="F5F5F5"/>
+        <w:spacing w:line="240" w:lineRule="auto"/>
+      </w:pPr>
+      <w:r>
+        <w:rPr>
+          <w:rFonts w:ascii="Consolas" w:eastAsia="Consolas" w:hAnsi="Consolas" w:cs="Consolas"/>
+          <w:sz w:val="17"/>
+        </w:rPr>
+        <w:t xml:space="preserve">    String currentEmail = currentDetail == null ? null : currentDetail.getEmail();</w:t>
+      </w:r>
+    </w:p>
+    <w:p>
+      <w:pPr>
+        <w:shd w:val="clear" w:color="auto" w:fill="F5F5F5"/>
+        <w:spacing w:line="240" w:lineRule="auto"/>
+      </w:pPr>
+      <w:r>
+        <w:rPr>
+          <w:rFonts w:ascii="Consolas" w:eastAsia="Consolas" w:hAnsi="Consolas" w:cs="Consolas"/>
+          <w:sz w:val="17"/>
+        </w:rPr>
+        <w:t xml:space="preserve">    //email 은 @NotBlank 로 검증되므로 null / 빈 문자열 검사는 필요 없다</w:t>
+      </w:r>
+    </w:p>
+    <w:p>
+      <w:pPr>
+        <w:shd w:val="clear" w:color="auto" w:fill="F5F5F5"/>
+        <w:spacing w:line="240" w:lineRule="auto"/>
+      </w:pPr>
+      <w:r>
+        <w:rPr>
+          <w:rFonts w:ascii="Consolas" w:eastAsia="Consolas" w:hAnsi="Consolas" w:cs="Consolas"/>
+          <w:sz w:val="17"/>
+        </w:rPr>
+        <w:t xml:space="preserve">    //값이 실제로 바뀔 때만 중복을 검사한다 ( 자기 자신의 값은 중복이 아니다 )</w:t>
+      </w:r>
+    </w:p>
+    <w:p>
+      <w:pPr>
+        <w:shd w:val="clear" w:color="auto" w:fill="F5F5F5"/>
+        <w:spacing w:line="240" w:lineRule="auto"/>
+        <w:rPr>
+          <w:lang w:val="en-US"/>
+        </w:rPr>
+      </w:pPr>
+      <w:r>
+        <w:rPr>
+          <w:rFonts w:ascii="Consolas" w:eastAsia="Consolas" w:hAnsi="Consolas" w:cs="Consolas"/>
+          <w:sz w:val="17"/>
+        </w:rPr>
+        <w:t xml:space="preserve">    </w:t>
+      </w:r>
+      <w:proofErr w:type="gramStart"/>
+      <w:r>
+        <w:rPr>
+          <w:rFonts w:ascii="Consolas" w:eastAsia="Consolas" w:hAnsi="Consolas" w:cs="Consolas"/>
+          <w:sz w:val="17"/>
+          <w:lang w:val="en-US"/>
+        </w:rPr>
+        <w:t>return !newDetail.getEmail</w:t>
+      </w:r>
+      <w:proofErr w:type="gramEnd"/>
+      <w:r>
+        <w:rPr>
+          <w:rFonts w:ascii="Consolas" w:eastAsia="Consolas" w:hAnsi="Consolas" w:cs="Consolas"/>
+          <w:sz w:val="17"/>
+          <w:lang w:val="en-US"/>
+        </w:rPr>
+        <w:t>().equals(currentEmail) &amp;&amp;</w:t>
+      </w:r>
+    </w:p>
+    <w:p>
+      <w:pPr>
+        <w:shd w:val="clear" w:color="auto" w:fill="F5F5F5"/>
+        <w:spacing w:line="240" w:lineRule="auto"/>
+      </w:pPr>
+      <w:r>
+        <w:rPr>
+          <w:rFonts w:ascii="Consolas" w:eastAsia="Consolas" w:hAnsi="Consolas" w:cs="Consolas"/>
+          <w:sz w:val="17"/>
+          <w:lang w:val="en-US"/>
+        </w:rPr>
+        <w:t xml:space="preserve">            </w:t>
+      </w:r>
+      <w:r>
+        <w:rPr>
+          <w:rFonts w:ascii="Consolas" w:eastAsia="Consolas" w:hAnsi="Consolas" w:cs="Consolas"/>
+          <w:sz w:val="17"/>
+        </w:rPr>
+        <w:t>studentDetailRepository.existsByEmail(newDetail.getEmail());</w:t>
+      </w:r>
+    </w:p>
+    <w:p>
+      <w:pPr>
+        <w:shd w:val="clear" w:color="auto" w:fill="F5F5F5"/>
+        <w:spacing w:line="240" w:lineRule="auto"/>
+      </w:pPr>
+      <w:r>
+        <w:rPr>
+          <w:rFonts w:ascii="Consolas" w:eastAsia="Consolas" w:hAnsi="Consolas" w:cs="Consolas"/>
+          <w:sz w:val="17"/>
+        </w:rPr>
+        <w:t>}</w:t>
+      </w:r>
+    </w:p>
+    <w:p>
+      <w:pPr>
+        <w:widowControl w:val="0"/>
+        <w:numPr>
+          <w:ilvl w:val="0"/>
+          <w:numId w:val="5"/>
+        </w:numPr>
+        <w:spacing w:line="259" w:lineRule="auto"/>
+        <w:ind w:left="720"/>
+        <w:rPr>
+          <w:rFonts w:ascii="맑은 고딕" w:eastAsia="맑은 고딕" w:hAnsi="맑은 고딕" w:cs="맑은 고딕"/>
+        </w:rPr>
+      </w:pPr>
+      <w:r>
+        <w:rPr>
+          <w:rFonts w:ascii="Consolas" w:eastAsia="Consolas" w:hAnsi="Consolas" w:cs="Consolas"/>
+          <w:color w:val="188038"/>
+          <w:sz w:val="19"/>
+        </w:rPr>
+        <w:t>newDetail.getEmail()</w:t>
+      </w:r>
+      <w:r>
+        <w:rPr>
+          <w:rFonts w:ascii="맑은 고딕" w:eastAsia="맑은 고딕" w:hAnsi="맑은 고딕" w:cs="맑은 고딕"/>
+          <w:sz w:val="20"/>
+        </w:rPr>
+        <w:t xml:space="preserve"> 은 </w:t>
+      </w:r>
+      <w:r>
+        <w:rPr>
+          <w:rFonts w:ascii="Consolas" w:eastAsia="Consolas" w:hAnsi="Consolas" w:cs="Consolas"/>
+          <w:color w:val="188038"/>
+          <w:sz w:val="19"/>
+        </w:rPr>
+        <w:t>@NotBlank</w:t>
+      </w:r>
+      <w:r>
+        <w:rPr>
+          <w:rFonts w:ascii="맑은 고딕" w:eastAsia="맑은 고딕" w:hAnsi="맑은 고딕" w:cs="맑은 고딕"/>
+          <w:sz w:val="20"/>
+        </w:rPr>
+        <w:t xml:space="preserve"> 로 검증되어 절대 </w:t>
+      </w:r>
+      <w:r>
+        <w:rPr>
+          <w:rFonts w:ascii="Consolas" w:eastAsia="Consolas" w:hAnsi="Consolas" w:cs="Consolas"/>
+          <w:color w:val="188038"/>
+          <w:sz w:val="19"/>
+        </w:rPr>
+        <w:t>null</w:t>
+      </w:r>
+      <w:r>
+        <w:rPr>
+          <w:rFonts w:ascii="맑은 고딕" w:eastAsia="맑은 고딕" w:hAnsi="맑은 고딕" w:cs="맑은 고딕"/>
+          <w:sz w:val="20"/>
+        </w:rPr>
+        <w:t xml:space="preserve"> 이 아니므로, 이쪽을 기준으로 </w:t>
+      </w:r>
+      <w:r>
+        <w:rPr>
+          <w:rFonts w:ascii="Consolas" w:eastAsia="Consolas" w:hAnsi="Consolas" w:cs="Consolas"/>
+          <w:color w:val="188038"/>
+          <w:sz w:val="19"/>
+        </w:rPr>
+        <w:t>.equals()</w:t>
+      </w:r>
+      <w:r>
+        <w:rPr>
+          <w:rFonts w:ascii="맑은 고딕" w:eastAsia="맑은 고딕" w:hAnsi="맑은 고딕" w:cs="맑은 고딕"/>
+          <w:sz w:val="20"/>
+        </w:rPr>
+        <w:t xml:space="preserve"> 를 호출하면 </w:t>
+      </w:r>
+      <w:r>
+        <w:rPr>
+          <w:rFonts w:ascii="Consolas" w:eastAsia="Consolas" w:hAnsi="Consolas" w:cs="Consolas"/>
+          <w:color w:val="188038"/>
+          <w:sz w:val="19"/>
+        </w:rPr>
+        <w:t>currentEmail</w:t>
+      </w:r>
+      <w:r>
+        <w:rPr>
+          <w:rFonts w:ascii="맑은 고딕" w:eastAsia="맑은 고딕" w:hAnsi="맑은 고딕" w:cs="맑은 고딕"/>
+          <w:sz w:val="20"/>
+        </w:rPr>
+        <w:t xml:space="preserve"> 이 </w:t>
+      </w:r>
+      <w:r>
+        <w:rPr>
+          <w:rFonts w:ascii="Consolas" w:eastAsia="Consolas" w:hAnsi="Consolas" w:cs="Consolas"/>
+          <w:color w:val="188038"/>
+          <w:sz w:val="19"/>
+        </w:rPr>
+        <w:t>null</w:t>
+      </w:r>
+      <w:r>
+        <w:rPr>
+          <w:rFonts w:ascii="맑은 고딕" w:eastAsia="맑은 고딕" w:hAnsi="맑은 고딕" w:cs="맑은 고딕"/>
+          <w:sz w:val="20"/>
+        </w:rPr>
+        <w:t xml:space="preserve"> 이어도 안전합니다.</w:t>
+      </w:r>
+    </w:p>
+    <w:p>
+      <w:pPr>
+        <w:widowControl w:val="0"/>
+        <w:numPr>
+          <w:ilvl w:val="0"/>
+          <w:numId w:val="5"/>
+        </w:numPr>
+        <w:spacing w:line="259" w:lineRule="auto"/>
+        <w:ind w:left="720"/>
+        <w:rPr>
+          <w:rFonts w:ascii="맑은 고딕" w:eastAsia="맑은 고딕" w:hAnsi="맑은 고딕" w:cs="맑은 고딕"/>
+        </w:rPr>
+      </w:pPr>
+      <w:r>
+        <w:rPr>
+          <w:rFonts w:ascii="Consolas" w:eastAsia="Consolas" w:hAnsi="Consolas" w:cs="Consolas"/>
+          <w:color w:val="188038"/>
+          <w:sz w:val="19"/>
+        </w:rPr>
+        <w:t>currentEmail == null ||</w:t>
+      </w:r>
+      <w:r>
+        <w:rPr>
+          <w:rFonts w:ascii="맑은 고딕" w:eastAsia="맑은 고딕" w:hAnsi="맑은 고딕" w:cs="맑은 고딕"/>
+          <w:sz w:val="20"/>
+        </w:rPr>
+        <w:t xml:space="preserve"> 같은 분기가 필요 없어져 조건이 짧아집니다.</w:t>
+      </w:r>
+    </w:p>
+    <w:p>
+      <w:pPr>
+        <w:widowControl w:val="0"/>
+        <w:numPr>
+          <w:ilvl w:val="0"/>
+          <w:numId w:val="5"/>
+        </w:numPr>
+        <w:spacing w:line="259" w:lineRule="auto"/>
+        <w:ind w:left="720"/>
+        <w:rPr>
+          <w:rFonts w:ascii="맑은 고딕" w:eastAsia="맑은 고딕" w:hAnsi="맑은 고딕" w:cs="맑은 고딕"/>
+        </w:rPr>
+      </w:pPr>
+      <w:r>
+        <w:rPr>
+          <w:rFonts w:ascii="Consolas" w:eastAsia="Consolas" w:hAnsi="Consolas" w:cs="Consolas"/>
+          <w:color w:val="188038"/>
+          <w:sz w:val="19"/>
+        </w:rPr>
+        <w:t>isPhoneNumberChangingAndExists()</w:t>
+      </w:r>
+      <w:r>
+        <w:rPr>
+          <w:rFonts w:ascii="맑은 고딕" w:eastAsia="맑은 고딕" w:hAnsi="맑은 고딕" w:cs="맑은 고딕"/>
+          <w:sz w:val="20"/>
+        </w:rPr>
+        <w:t xml:space="preserve"> 도 같은 방식으로 정리했습니다.</w:t>
+      </w:r>
+    </w:p>
+    <w:p>
+      <w:pPr>
+        <w:spacing w:before="120" w:after="40"/>
+      </w:pPr>
+      <w:r>
+        <w:rPr>
+          <w:rFonts w:ascii="맑은 고딕" w:eastAsia="맑은 고딕" w:hAnsi="맑은 고딕" w:cs="맑은 고딕"/>
+          <w:b/>
+          <w:bCs/>
+          <w:color w:val="000000"/>
+          <w:sz w:val="20"/>
+          <w:szCs w:val="20"/>
+        </w:rPr>
+        <w:t>여기서 배울 점</w:t>
+      </w:r>
+    </w:p>
+    <w:p>
+      <w:pPr>
+        <w:widowControl w:val="0"/>
+        <w:numPr>
+          <w:ilvl w:val="0"/>
+          <w:numId w:val="5"/>
+        </w:numPr>
+        <w:spacing w:line="259" w:lineRule="auto"/>
+        <w:ind w:left="720"/>
+        <w:rPr>
+          <w:rFonts w:ascii="맑은 고딕" w:eastAsia="맑은 고딕" w:hAnsi="맑은 고딕" w:cs="맑은 고딕"/>
+        </w:rPr>
+      </w:pPr>
+      <w:r>
+        <w:rPr>
+          <w:rFonts w:ascii="맑은 고딕" w:eastAsia="맑은 고딕" w:hAnsi="맑은 고딕" w:cs="맑은 고딕"/>
+          <w:sz w:val="20"/>
+          <w:szCs w:val="20"/>
+        </w:rPr>
+        <w:t xml:space="preserve">영속 상태의 엔티티에 연관 엔티티를 연결하는 순간, 그 엔티티도 저장 대상이 됩니다. </w:t>
+      </w:r>
+      <w:r>
+        <w:rPr>
+          <w:rFonts w:ascii="Consolas" w:eastAsia="Consolas" w:hAnsi="Consolas" w:cs="Consolas"/>
+          <w:color w:val="188038"/>
+          <w:sz w:val="19"/>
+          <w:szCs w:val="19"/>
+        </w:rPr>
+        <w:t>cascade</w:t>
+      </w:r>
+      <w:r>
+        <w:rPr>
+          <w:rFonts w:ascii="맑은 고딕" w:eastAsia="맑은 고딕" w:hAnsi="맑은 고딕" w:cs="맑은 고딕"/>
+          <w:sz w:val="20"/>
+          <w:szCs w:val="20"/>
+        </w:rPr>
+        <w:t xml:space="preserve"> 가 걸려 있으면 더욱 그렇습니다.</w:t>
+      </w:r>
+    </w:p>
+    <w:p>
+      <w:pPr>
+        <w:widowControl w:val="0"/>
+        <w:numPr>
+          <w:ilvl w:val="0"/>
+          <w:numId w:val="5"/>
+        </w:numPr>
+        <w:spacing w:line="259" w:lineRule="auto"/>
+        <w:ind w:left="720"/>
+        <w:rPr>
+          <w:rFonts w:ascii="맑은 고딕" w:eastAsia="맑은 고딕" w:hAnsi="맑은 고딕" w:cs="맑은 고딕"/>
+        </w:rPr>
+      </w:pPr>
+      <w:r>
+        <w:rPr>
+          <w:rFonts w:ascii="맑은 고딕" w:eastAsia="맑은 고딕" w:hAnsi="맑은 고딕" w:cs="맑은 고딕"/>
+          <w:sz w:val="20"/>
+          <w:szCs w:val="20"/>
+        </w:rPr>
+        <w:t>조회 쿼리(</w:t>
+      </w:r>
+      <w:r>
+        <w:rPr>
+          <w:rFonts w:ascii="Consolas" w:eastAsia="Consolas" w:hAnsi="Consolas" w:cs="Consolas"/>
+          <w:color w:val="188038"/>
+          <w:sz w:val="19"/>
+          <w:szCs w:val="19"/>
+        </w:rPr>
+        <w:t>findBy</w:t>
+      </w:r>
+      <w:proofErr w:type="gramStart"/>
+      <w:r>
+        <w:rPr>
+          <w:rFonts w:ascii="Consolas" w:eastAsia="Consolas" w:hAnsi="Consolas" w:cs="Consolas"/>
+          <w:color w:val="188038"/>
+          <w:sz w:val="19"/>
+          <w:szCs w:val="19"/>
+        </w:rPr>
+        <w:t>...</w:t>
+      </w:r>
+      <w:r>
+        <w:rPr>
+          <w:rFonts w:ascii="맑은 고딕" w:eastAsia="맑은 고딕" w:hAnsi="맑은 고딕" w:cs="맑은 고딕"/>
+          <w:sz w:val="20"/>
+          <w:szCs w:val="20"/>
+        </w:rPr>
+        <w:t>,</w:t>
+      </w:r>
+      <w:proofErr w:type="gramEnd"/>
+      <w:r>
+        <w:rPr>
+          <w:rFonts w:ascii="맑은 고딕" w:eastAsia="맑은 고딕" w:hAnsi="맑은 고딕" w:cs="맑은 고딕"/>
+          <w:sz w:val="20"/>
+          <w:szCs w:val="20"/>
+        </w:rPr>
+        <w:t xml:space="preserve"> </w:t>
+      </w:r>
+      <w:r>
+        <w:rPr>
+          <w:rFonts w:ascii="Consolas" w:eastAsia="Consolas" w:hAnsi="Consolas" w:cs="Consolas"/>
+          <w:color w:val="188038"/>
+          <w:sz w:val="19"/>
+          <w:szCs w:val="19"/>
+        </w:rPr>
+        <w:t>existsBy...</w:t>
+      </w:r>
+      <w:r>
+        <w:rPr>
+          <w:rFonts w:ascii="맑은 고딕" w:eastAsia="맑은 고딕" w:hAnsi="맑은 고딕" w:cs="맑은 고딕"/>
+          <w:sz w:val="20"/>
+          <w:szCs w:val="20"/>
+        </w:rPr>
+        <w:t xml:space="preserve">, </w:t>
+      </w:r>
+      <w:r>
+        <w:rPr>
+          <w:rFonts w:ascii="Consolas" w:eastAsia="Consolas" w:hAnsi="Consolas" w:cs="Consolas"/>
+          <w:color w:val="188038"/>
+          <w:sz w:val="19"/>
+          <w:szCs w:val="19"/>
+        </w:rPr>
+        <w:t>countBy...</w:t>
+      </w:r>
+      <w:r>
+        <w:rPr>
+          <w:rFonts w:ascii="맑은 고딕" w:eastAsia="맑은 고딕" w:hAnsi="맑은 고딕" w:cs="맑은 고딕"/>
+          <w:sz w:val="20"/>
+          <w:szCs w:val="20"/>
+        </w:rPr>
+        <w:t xml:space="preserve">)는 flush 를 유발합니다. </w:t>
+      </w:r>
+      <w:r>
+        <w:rPr>
+          <w:rFonts w:ascii="Consolas" w:eastAsia="Consolas" w:hAnsi="Consolas" w:cs="Consolas"/>
+          <w:color w:val="188038"/>
+          <w:sz w:val="19"/>
+          <w:szCs w:val="19"/>
+        </w:rPr>
+        <w:t>save()</w:t>
+      </w:r>
+      <w:r>
+        <w:rPr>
+          <w:rFonts w:ascii="맑은 고딕" w:eastAsia="맑은 고딕" w:hAnsi="맑은 고딕" w:cs="맑은 고딕"/>
+          <w:sz w:val="20"/>
+          <w:szCs w:val="20"/>
+        </w:rPr>
+        <w:t xml:space="preserve"> 를 호출하지 않았다고 해서 아직 저장되지 않은 것이 아닙니다.</w:t>
+      </w:r>
+    </w:p>
+    <w:p>
+      <w:pPr>
+        <w:widowControl w:val="0"/>
+        <w:numPr>
+          <w:ilvl w:val="0"/>
+          <w:numId w:val="5"/>
+        </w:numPr>
+        <w:spacing w:line="259" w:lineRule="auto"/>
+        <w:ind w:left="720"/>
+        <w:rPr>
+          <w:rFonts w:ascii="맑은 고딕" w:eastAsia="맑은 고딕" w:hAnsi="맑은 고딕" w:cs="맑은 고딕"/>
+        </w:rPr>
+      </w:pPr>
+      <w:r>
+        <w:rPr>
+          <w:rFonts w:ascii="맑은 고딕" w:eastAsia="맑은 고딕" w:hAnsi="맑은 고딕" w:cs="맑은 고딕"/>
+          <w:sz w:val="20"/>
+          <w:szCs w:val="20"/>
+        </w:rPr>
+        <w:t>따라서 새 엔티티는 값을 모두 채운 뒤에 연결하거나, 검증을 먼저 끝내고 연결해야 합니다.</w:t>
+      </w:r>
+    </w:p>
+    <w:p>
+      <w:pPr>
+        <w:widowControl w:val="0"/>
+        <w:numPr>
+          <w:ilvl w:val="0"/>
+          <w:numId w:val="5"/>
+        </w:numPr>
+        <w:spacing w:line="259" w:lineRule="auto"/>
+        <w:ind w:left="720"/>
+        <w:rPr>
+          <w:rFonts w:ascii="맑은 고딕" w:eastAsia="맑은 고딕" w:hAnsi="맑은 고딕" w:cs="맑은 고딕"/>
+        </w:rPr>
+      </w:pPr>
+      <w:r>
+        <w:rPr>
+          <w:rFonts w:ascii="맑은 고딕" w:eastAsia="맑은 고딕" w:hAnsi="맑은 고딕" w:cs="맑은 고딕"/>
+          <w:sz w:val="20"/>
+          <w:szCs w:val="20"/>
+        </w:rPr>
+        <w:t>빌더로 값을 모두 채워 생성한 뒤 연결하는 방법도 같은 문제를 예방합니다.</w:t>
+      </w:r>
+    </w:p>
+    <w:p>
+      <w:pPr>
+        <w:widowControl w:val="0"/>
+        <w:numPr>
+          <w:ilvl w:val="0"/>
+          <w:numId w:val="5"/>
+        </w:numPr>
+        <w:spacing w:line="259" w:lineRule="auto"/>
+        <w:ind w:left="720"/>
+        <w:rPr>
+          <w:rFonts w:ascii="맑은 고딕" w:eastAsia="맑은 고딕" w:hAnsi="맑은 고딕" w:cs="맑은 고딕"/>
+        </w:rPr>
+      </w:pPr>
+      <w:r>
+        <w:rPr>
+          <w:rFonts w:ascii="맑은 고딕" w:eastAsia="맑은 고딕" w:hAnsi="맑은 고딕" w:cs="맑은 고딕"/>
+          <w:sz w:val="20"/>
+          <w:szCs w:val="20"/>
+        </w:rPr>
+        <w:t xml:space="preserve">이 수정은 </w:t>
+      </w:r>
+      <w:r>
+        <w:rPr>
+          <w:rFonts w:ascii="Consolas" w:eastAsia="Consolas" w:hAnsi="Consolas" w:cs="Consolas"/>
+          <w:color w:val="188038"/>
+          <w:sz w:val="19"/>
+          <w:szCs w:val="19"/>
+        </w:rPr>
+        <w:t>StudentService</w:t>
+      </w:r>
+      <w:r>
+        <w:rPr>
+          <w:rFonts w:ascii="맑은 고딕" w:eastAsia="맑은 고딕" w:hAnsi="맑은 고딕" w:cs="맑은 고딕"/>
+          <w:sz w:val="20"/>
+          <w:szCs w:val="20"/>
+        </w:rPr>
+        <w:t xml:space="preserve"> 와 </w:t>
+      </w:r>
+      <w:r>
+        <w:rPr>
+          <w:rFonts w:ascii="Consolas" w:eastAsia="Consolas" w:hAnsi="Consolas" w:cs="Consolas"/>
+          <w:color w:val="188038"/>
+          <w:sz w:val="19"/>
+          <w:szCs w:val="19"/>
+        </w:rPr>
+        <w:t>StudentDetailService</w:t>
+      </w:r>
+      <w:r>
+        <w:rPr>
+          <w:rFonts w:ascii="맑은 고딕" w:eastAsia="맑은 고딕" w:hAnsi="맑은 고딕" w:cs="맑은 고딕"/>
+          <w:sz w:val="20"/>
+          <w:szCs w:val="20"/>
+        </w:rPr>
+        <w:t xml:space="preserve"> 두 곳에 모두 적용했습니다.</w:t>
+      </w:r>
+    </w:p>
+    <w:p>
+      <w:pPr>
+        <w:spacing w:before="160" w:after="60"/>
+      </w:pPr>
+      <w:r>
+        <w:rPr>
+          <w:rFonts w:ascii="맑은 고딕" w:eastAsia="맑은 고딕" w:hAnsi="맑은 고딕" w:cs="맑은 고딕" w:hint="eastAsia"/>
+          <w:b/>
+          <w:bCs/>
+          <w:color w:val="000000"/>
+          <w:sz w:val="21"/>
+          <w:szCs w:val="21"/>
+        </w:rPr>
+        <w:t>3</w:t>
+      </w:r>
+      <w:r>
+        <w:rPr>
+          <w:rFonts w:ascii="맑은 고딕" w:eastAsia="맑은 고딕" w:hAnsi="맑은 고딕" w:cs="맑은 고딕"/>
+          <w:b/>
+          <w:bCs/>
+          <w:color w:val="000000"/>
+          <w:sz w:val="21"/>
+          <w:szCs w:val="21"/>
+        </w:rPr>
+        <w:t>) StudentDetailService</w:t>
+      </w:r>
+    </w:p>
+    <w:p>
+      <w:pPr>
+        <w:widowControl w:val="0"/>
+        <w:numPr>
+          <w:ilvl w:val="0"/>
+          <w:numId w:val="5"/>
+        </w:numPr>
+        <w:spacing w:line="259" w:lineRule="auto"/>
+        <w:ind w:left="720"/>
+        <w:rPr>
+          <w:rFonts w:ascii="맑은 고딕" w:eastAsia="맑은 고딕" w:hAnsi="맑은 고딕" w:cs="맑은 고딕" w:hint="eastAsia"/>
+        </w:rPr>
+      </w:pPr>
+      <w:r>
+        <w:rPr>
+          <w:rFonts w:ascii="Consolas" w:eastAsia="Consolas" w:hAnsi="Consolas" w:cs="Consolas"/>
+          <w:color w:val="188038"/>
+          <w:sz w:val="19"/>
+          <w:szCs w:val="19"/>
+        </w:rPr>
+        <w:t>StudentService</w:t>
+      </w:r>
+      <w:r>
+        <w:rPr>
+          <w:rFonts w:ascii="맑은 고딕" w:eastAsia="맑은 고딕" w:hAnsi="맑은 고딕" w:cs="맑은 고딕"/>
+          <w:sz w:val="20"/>
+          <w:szCs w:val="20"/>
+        </w:rPr>
+        <w:t xml:space="preserve"> 와 거의 같은 내용이며, </w:t>
+      </w:r>
+      <w:r>
+        <w:rPr>
+          <w:rFonts w:ascii="Consolas" w:eastAsia="Consolas" w:hAnsi="Consolas" w:cs="Consolas"/>
+          <w:color w:val="188038"/>
+          <w:sz w:val="19"/>
+          <w:szCs w:val="19"/>
+        </w:rPr>
+        <w:t>/api/students/detail</w:t>
+      </w:r>
+      <w:r>
+        <w:rPr>
+          <w:rFonts w:ascii="맑은 고딕" w:eastAsia="맑은 고딕" w:hAnsi="맑은 고딕" w:cs="맑은 고딕"/>
+          <w:sz w:val="20"/>
+          <w:szCs w:val="20"/>
+        </w:rPr>
+        <w:t xml:space="preserve"> 경로를 담당하는 별도 서비스입니다.</w:t>
+      </w:r>
+    </w:p>
+    <w:p>
+      <w:pPr>
+        <w:spacing w:before="160" w:after="60"/>
+      </w:pPr>
+      <w:r>
+        <w:rPr>
+          <w:rFonts w:ascii="맑은 고딕" w:eastAsia="맑은 고딕" w:hAnsi="맑은 고딕" w:cs="맑은 고딕" w:hint="eastAsia"/>
+          <w:b/>
+          <w:bCs/>
+          <w:color w:val="000000"/>
+          <w:sz w:val="21"/>
+          <w:szCs w:val="21"/>
+        </w:rPr>
+        <w:t>==&gt;</w:t>
+      </w:r>
+      <w:r>
+        <w:rPr>
+          <w:rFonts w:ascii="맑은 고딕" w:eastAsia="맑은 고딕" w:hAnsi="맑은 고딕" w:cs="맑은 고딕"/>
+          <w:b/>
+          <w:bCs/>
+          <w:color w:val="000000"/>
+          <w:sz w:val="21"/>
+          <w:szCs w:val="21"/>
+        </w:rPr>
+        <w:t xml:space="preserve"> 트랜잭션 경계</w:t>
+      </w:r>
+    </w:p>
+    <w:p>
+      <w:pPr>
+        <w:widowControl w:val="0"/>
+        <w:numPr>
+          <w:ilvl w:val="0"/>
+          <w:numId w:val="5"/>
+        </w:numPr>
+        <w:spacing w:line="259" w:lineRule="auto"/>
+        <w:ind w:left="720"/>
+        <w:rPr>
+          <w:rFonts w:ascii="맑은 고딕" w:eastAsia="맑은 고딕" w:hAnsi="맑은 고딕" w:cs="맑은 고딕"/>
+        </w:rPr>
+      </w:pPr>
+      <w:r>
+        <w:rPr>
+          <w:rFonts w:ascii="맑은 고딕" w:eastAsia="맑은 고딕" w:hAnsi="맑은 고딕" w:cs="맑은 고딕"/>
+          <w:sz w:val="20"/>
+          <w:szCs w:val="20"/>
+        </w:rPr>
+        <w:t xml:space="preserve">클래스에는 </w:t>
+      </w:r>
+      <w:r>
+        <w:rPr>
+          <w:rFonts w:ascii="Consolas" w:eastAsia="Consolas" w:hAnsi="Consolas" w:cs="Consolas"/>
+          <w:color w:val="188038"/>
+          <w:sz w:val="19"/>
+          <w:szCs w:val="19"/>
+        </w:rPr>
+        <w:t>@Transactional(readOnly = true)</w:t>
+      </w:r>
+      <w:r>
+        <w:rPr>
+          <w:rFonts w:ascii="맑은 고딕" w:eastAsia="맑은 고딕" w:hAnsi="맑은 고딕" w:cs="맑은 고딕"/>
+          <w:sz w:val="20"/>
+          <w:szCs w:val="20"/>
+        </w:rPr>
+        <w:t xml:space="preserve"> 를, 데이터를 변경하는 메서드에만 </w:t>
+      </w:r>
+      <w:r>
+        <w:rPr>
+          <w:rFonts w:ascii="Consolas" w:eastAsia="Consolas" w:hAnsi="Consolas" w:cs="Consolas"/>
+          <w:color w:val="188038"/>
+          <w:sz w:val="19"/>
+          <w:szCs w:val="19"/>
+        </w:rPr>
+        <w:t>@Transactional</w:t>
+      </w:r>
+      <w:r>
+        <w:rPr>
+          <w:rFonts w:ascii="맑은 고딕" w:eastAsia="맑은 고딕" w:hAnsi="맑은 고딕" w:cs="맑은 고딕"/>
+          <w:sz w:val="20"/>
+          <w:szCs w:val="20"/>
+        </w:rPr>
+        <w:t xml:space="preserve"> 을 붙입니다.</w:t>
+      </w:r>
+    </w:p>
+    <w:p>
+      <w:pPr>
+        <w:widowControl w:val="0"/>
+        <w:numPr>
+          <w:ilvl w:val="0"/>
+          <w:numId w:val="5"/>
+        </w:numPr>
+        <w:spacing w:line="259" w:lineRule="auto"/>
+        <w:ind w:left="720"/>
+        <w:rPr>
+          <w:rFonts w:ascii="맑은 고딕" w:eastAsia="맑은 고딕" w:hAnsi="맑은 고딕" w:cs="맑은 고딕"/>
+        </w:rPr>
+      </w:pPr>
+      <w:r>
+        <w:rPr>
+          <w:rFonts w:ascii="맑은 고딕" w:eastAsia="맑은 고딕" w:hAnsi="맑은 고딕" w:cs="맑은 고딕"/>
+          <w:sz w:val="20"/>
+          <w:szCs w:val="20"/>
+        </w:rPr>
+        <w:t xml:space="preserve">지연 로딩된 연관 엔티티에 접근하려면 트랜잭션 안이어야 합니다. 트랜잭션이 끝난 뒤 접근하면 </w:t>
+      </w:r>
+      <w:r>
+        <w:rPr>
+          <w:rFonts w:ascii="Consolas" w:eastAsia="Consolas" w:hAnsi="Consolas" w:cs="Consolas"/>
+          <w:color w:val="188038"/>
+          <w:sz w:val="19"/>
+          <w:szCs w:val="19"/>
+        </w:rPr>
+        <w:t>LazyInitializationException</w:t>
+      </w:r>
+      <w:r>
+        <w:rPr>
+          <w:rFonts w:ascii="맑은 고딕" w:eastAsia="맑은 고딕" w:hAnsi="맑은 고딕" w:cs="맑은 고딕"/>
+          <w:sz w:val="20"/>
+          <w:szCs w:val="20"/>
+        </w:rPr>
+        <w:t xml:space="preserve"> 이 발생합니다.</w:t>
+      </w:r>
+    </w:p>
+    <w:p>
+      <w:pPr>
+        <w:widowControl w:val="0"/>
+        <w:numPr>
+          <w:ilvl w:val="0"/>
+          <w:numId w:val="5"/>
+        </w:numPr>
+        <w:spacing w:line="259" w:lineRule="auto"/>
+        <w:ind w:left="720"/>
+        <w:rPr>
+          <w:rFonts w:ascii="맑은 고딕" w:eastAsia="맑은 고딕" w:hAnsi="맑은 고딕" w:cs="맑은 고딕"/>
+        </w:rPr>
+      </w:pPr>
+      <w:r>
+        <w:rPr>
+          <w:rFonts w:ascii="맑은 고딕" w:eastAsia="맑은 고딕" w:hAnsi="맑은 고딕" w:cs="맑은 고딕"/>
+          <w:sz w:val="20"/>
+          <w:szCs w:val="20"/>
+        </w:rPr>
+        <w:lastRenderedPageBreak/>
         <w:t>그래서 엔티티를 그대로 반환하지 않고 Service 안에서 DTO 변환까지 끝냅니다.</w:t>
       </w:r>
     </w:p>
@@ -14243,14 +15744,14 @@
       </w:r>
       <w:r>
         <w:rPr>
-          <w:rFonts w:ascii="맑은 고딕" w:eastAsia="맑은 고딕" w:hAnsi="맑은 고딕" w:cs="맑은 고딕"/>
+          <w:rFonts w:ascii="맑은 고딕" w:eastAsia="맑은 고딕" w:hAnsi="맑은 고딕" w:cs="맑은 고딕" w:hint="eastAsia"/>
           <w:b/>
           <w:bCs/>
           <w:sz w:val="24"/>
           <w:szCs w:val="24"/>
           <w:lang w:val="en-US"/>
         </w:rPr>
-        <w:t>6</w:t>
+        <w:t>7</w:t>
       </w:r>
       <w:r>
         <w:rPr>
@@ -14757,7 +16258,6 @@
           <w:sz w:val="19"/>
           <w:szCs w:val="19"/>
         </w:rPr>
-        <w:lastRenderedPageBreak/>
         <w:t>DepartmentController</w:t>
       </w:r>
       <w:r>
@@ -14848,17 +16348,46 @@
           <w:sz w:val="20"/>
           <w:szCs w:val="20"/>
         </w:rPr>
-        <w:t xml:space="preserve"> 자체는 실습2-4 에서 바뀐 것이 없습니다. DTO 안쪽 구조만 바뀌었을 뿐 다루는 타입은 그대로이기 때문입니다.</w:t>
-      </w:r>
-    </w:p>
-    <w:p>
-      <w:pPr>
-        <w:widowControl w:val="0"/>
-        <w:spacing w:line="259" w:lineRule="auto"/>
-        <w:rPr>
-          <w:rFonts w:ascii="맑은 고딕" w:eastAsia="맑은 고딕" w:hAnsi="맑은 고딕" w:cs="맑은 고딕"/>
-        </w:rPr>
-      </w:pPr>
+        <w:t xml:space="preserve"> 자체는 실습2-</w:t>
+      </w:r>
+      <w:r>
+        <w:rPr>
+          <w:rFonts w:ascii="맑은 고딕" w:eastAsia="맑은 고딕" w:hAnsi="맑은 고딕" w:cs="맑은 고딕" w:hint="eastAsia"/>
+          <w:sz w:val="20"/>
+          <w:szCs w:val="20"/>
+        </w:rPr>
+        <w:t>5</w:t>
+      </w:r>
+      <w:r>
+        <w:rPr>
+          <w:rFonts w:ascii="맑은 고딕" w:eastAsia="맑은 고딕" w:hAnsi="맑은 고딕" w:cs="맑은 고딕"/>
+          <w:sz w:val="20"/>
+          <w:szCs w:val="20"/>
+        </w:rPr>
+        <w:t xml:space="preserve"> 에서 바뀐 것이 없습니다. DTO 안쪽 구조만 바뀌었을 뿐 다루는 타입은 그대로이기 때문입니다.</w:t>
+      </w:r>
+    </w:p>
+    <w:p>
+      <w:pPr>
+        <w:widowControl w:val="0"/>
+        <w:spacing w:line="259" w:lineRule="auto"/>
+        <w:rPr>
+          <w:rFonts w:ascii="맑은 고딕" w:eastAsia="맑은 고딕" w:hAnsi="맑은 고딕" w:cs="맑은 고딕"/>
+        </w:rPr>
+      </w:pPr>
+    </w:p>
+    <w:p>
+      <w:pPr>
+        <w:rPr>
+          <w:rFonts w:ascii="맑은 고딕" w:eastAsia="맑은 고딕" w:hAnsi="맑은 고딕" w:cs="맑은 고딕"/>
+        </w:rPr>
+      </w:pPr>
+      <w:r>
+        <w:rPr>
+          <w:rFonts w:ascii="맑은 고딕" w:eastAsia="맑은 고딕" w:hAnsi="맑은 고딕" w:cs="맑은 고딕"/>
+        </w:rPr>
+        <w:br w:type="page"/>
+      </w:r>
     </w:p>
     <w:p>
       <w:pPr>
@@ -14866,13 +16395,34 @@
         <w:spacing w:before="240" w:line="259" w:lineRule="auto"/>
         <w:rPr>
           <w:rFonts w:ascii="맑은 고딕" w:eastAsia="맑은 고딕" w:hAnsi="맑은 고딕" w:cs="맑은 고딕"/>
-        </w:rPr>
-      </w:pPr>
-      <w:r>
-        <w:rPr>
-          <w:rFonts w:ascii="맑은 고딕" w:eastAsia="맑은 고딕" w:hAnsi="맑은 고딕" w:cs="맑은 고딕"/>
-        </w:rPr>
-        <w:t>Postman으로 다음 API를 테스트하세요:</w:t>
+          <w:sz w:val="28"/>
+          <w:szCs w:val="28"/>
+        </w:rPr>
+      </w:pPr>
+      <w:r>
+        <w:rPr>
+          <w:rFonts w:ascii="맑은 고딕" w:eastAsia="맑은 고딕" w:hAnsi="맑은 고딕" w:cs="맑은 고딕"/>
+          <w:sz w:val="28"/>
+          <w:szCs w:val="28"/>
+        </w:rPr>
+        <w:lastRenderedPageBreak/>
+        <w:t>Postman으로 다음 API를 테스트</w:t>
+      </w:r>
+      <w:r>
+        <w:rPr>
+          <w:rFonts w:ascii="맑은 고딕" w:eastAsia="맑은 고딕" w:hAnsi="맑은 고딕" w:cs="맑은 고딕" w:hint="eastAsia"/>
+          <w:sz w:val="28"/>
+          <w:szCs w:val="28"/>
+        </w:rPr>
+        <w:t xml:space="preserve"> </w:t>
+      </w:r>
+      <w:r>
+        <w:rPr>
+          <w:rFonts w:ascii="맑은 고딕" w:eastAsia="맑은 고딕" w:hAnsi="맑은 고딕" w:cs="맑은 고딕"/>
+          <w:sz w:val="28"/>
+          <w:szCs w:val="28"/>
+        </w:rPr>
+        <w:t>하세요:</w:t>
       </w:r>
     </w:p>
     <w:p>
@@ -15232,29 +16782,19 @@
           <w:lang w:val="en-US"/>
         </w:rPr>
       </w:pPr>
-      <w:r>
-        <w:rPr>
-          <w:rFonts w:ascii="맑은 고딕" w:eastAsia="맑은 고딕" w:hAnsi="맑은 고딕" w:cs="맑은 고딕"/>
-          <w:lang w:val="en-US"/>
-        </w:rPr>
-        <w:br w:type="page"/>
-      </w:r>
-    </w:p>
-    <w:p>
-      <w:pPr>
-        <w:widowControl w:val="0"/>
-        <w:spacing w:before="240" w:line="259" w:lineRule="auto"/>
-        <w:rPr>
-          <w:rFonts w:ascii="맑은 고딕" w:eastAsia="맑은 고딕" w:hAnsi="맑은 고딕" w:cs="맑은 고딕"/>
-          <w:lang w:val="en-US"/>
-        </w:rPr>
-      </w:pPr>
-      <w:r>
-        <w:rPr>
-          <w:rFonts w:ascii="맑은 고딕" w:eastAsia="맑은 고딕" w:hAnsi="맑은 고딕" w:cs="맑은 고딕"/>
-          <w:lang w:val="en-US"/>
-        </w:rPr>
-        <w:lastRenderedPageBreak/>
+    </w:p>
+    <w:p>
+      <w:pPr>
+        <w:rPr>
+          <w:rFonts w:ascii="맑은 고딕" w:eastAsia="맑은 고딕" w:hAnsi="맑은 고딕" w:cs="맑은 고딕"/>
+          <w:lang w:val="en-US"/>
+        </w:rPr>
+      </w:pPr>
+      <w:r>
+        <w:rPr>
+          <w:rFonts w:ascii="맑은 고딕" w:eastAsia="맑은 고딕" w:hAnsi="맑은 고딕" w:cs="맑은 고딕"/>
+          <w:lang w:val="en-US"/>
+        </w:rPr>
         <w:t>GET - Department by Code</w:t>
       </w:r>
     </w:p>
@@ -15452,11 +16992,22 @@
           <w:lang w:val="en-US"/>
         </w:rPr>
       </w:pPr>
-      <w:r>
-        <w:rPr>
-          <w:rFonts w:ascii="맑은 고딕" w:eastAsia="맑은 고딕" w:hAnsi="맑은 고딕" w:cs="맑은 고딕"/>
-          <w:lang w:val="en-US"/>
-        </w:rPr>
+    </w:p>
+    <w:p>
+      <w:pPr>
+        <w:widowControl w:val="0"/>
+        <w:spacing w:line="259" w:lineRule="auto"/>
+        <w:rPr>
+          <w:rFonts w:ascii="맑은 고딕" w:eastAsia="맑은 고딕" w:hAnsi="맑은 고딕" w:cs="맑은 고딕"/>
+          <w:lang w:val="en-US"/>
+        </w:rPr>
+      </w:pPr>
+      <w:r>
+        <w:rPr>
+          <w:rFonts w:ascii="맑은 고딕" w:eastAsia="맑은 고딕" w:hAnsi="맑은 고딕" w:cs="맑은 고딕"/>
+          <w:lang w:val="en-US"/>
+        </w:rPr>
+        <w:lastRenderedPageBreak/>
         <w:t>PUT - UPDATE Department</w:t>
       </w:r>
     </w:p>
@@ -15819,22 +17370,6 @@
         <w:rPr>
           <w:rFonts w:ascii="맑은 고딕" w:eastAsia="맑은 고딕" w:hAnsi="맑은 고딕" w:cs="맑은 고딕"/>
         </w:rPr>
-        <w:br w:type="page"/>
-      </w:r>
-    </w:p>
-    <w:p>
-      <w:pPr>
-        <w:widowControl w:val="0"/>
-        <w:spacing w:line="259" w:lineRule="auto"/>
-        <w:rPr>
-          <w:rFonts w:ascii="맑은 고딕" w:eastAsia="맑은 고딕" w:hAnsi="맑은 고딕" w:cs="맑은 고딕"/>
-        </w:rPr>
-      </w:pPr>
-      <w:r>
-        <w:rPr>
-          <w:rFonts w:ascii="맑은 고딕" w:eastAsia="맑은 고딕" w:hAnsi="맑은 고딕" w:cs="맑은 고딕"/>
-        </w:rPr>
-        <w:lastRenderedPageBreak/>
         <w:t>GET - Student by ID</w:t>
       </w:r>
     </w:p>
@@ -16115,6 +17650,7 @@
           <w:szCs w:val="20"/>
           <w:lang w:val="en-US"/>
         </w:rPr>
+        <w:lastRenderedPageBreak/>
         <w:t>"detailRequest": {</w:t>
       </w:r>
     </w:p>
@@ -16555,26 +18091,9 @@
       </w:pPr>
       <w:r>
         <w:rPr>
-          <w:lang w:val="en-US"/>
-        </w:rPr>
-        <w:br w:type="page"/>
-      </w:r>
-    </w:p>
-    <w:p>
-      <w:pPr>
-        <w:widowControl w:val="0"/>
-        <w:spacing w:line="259" w:lineRule="auto"/>
-        <w:rPr>
-          <w:rFonts w:ascii="맑은 고딕" w:eastAsia="맑은 고딕" w:hAnsi="맑은 고딕" w:cs="맑은 고딕"/>
-          <w:lang w:val="en-US"/>
-        </w:rPr>
-      </w:pPr>
-      <w:r>
-        <w:rPr>
-          <w:rFonts w:ascii="맑은 고딕" w:eastAsia="맑은 고딕" w:hAnsi="맑은 고딕" w:cs="맑은 고딕"/>
-          <w:lang w:val="en-US"/>
-        </w:rPr>
-        <w:lastRenderedPageBreak/>
+          <w:rFonts w:ascii="맑은 고딕" w:eastAsia="맑은 고딕" w:hAnsi="맑은 고딕" w:cs="맑은 고딕"/>
+          <w:lang w:val="en-US"/>
+        </w:rPr>
         <w:t>DELETE - DELETE Student</w:t>
       </w:r>
     </w:p>
@@ -16853,6 +18372,7 @@
           <w:rFonts w:ascii="맑은 고딕" w:eastAsia="맑은 고딕" w:hAnsi="맑은 고딕" w:cs="맑은 고딕"/>
           <w:lang w:val="en-US"/>
         </w:rPr>
+        <w:lastRenderedPageBreak/>
         <w:t>POST - Duplicate Student Number</w:t>
       </w:r>
     </w:p>
@@ -17217,7 +18737,6 @@
           <w:szCs w:val="20"/>
           <w:lang w:val="en-US"/>
         </w:rPr>
-        <w:lastRenderedPageBreak/>
         <w:t xml:space="preserve">  }</w:t>
       </w:r>
     </w:p>
@@ -17546,24 +19065,6 @@
         </w:rPr>
       </w:pPr>
       <w:r>
-        <w:br w:type="page"/>
-      </w:r>
-    </w:p>
-    <w:p>
-      <w:pPr>
-        <w:widowControl w:val="0"/>
-        <w:shd w:val="clear" w:color="auto" w:fill="FFFFFE"/>
-        <w:spacing w:before="240" w:line="360" w:lineRule="auto"/>
-        <w:rPr>
-          <w:rFonts w:ascii="Times New Roman" w:eastAsia="Times New Roman" w:hAnsi="Times New Roman" w:cs="Times New Roman"/>
-          <w:b/>
-          <w:bCs/>
-          <w:sz w:val="24"/>
-          <w:szCs w:val="24"/>
-          <w:highlight w:val="white"/>
-        </w:rPr>
-      </w:pPr>
-      <w:r>
         <w:rPr>
           <w:rFonts w:ascii="궁서" w:eastAsia="궁서" w:hAnsi="궁서" w:cs="궁서"/>
           <w:b/>
@@ -17572,7 +19073,6 @@
           <w:szCs w:val="24"/>
           <w:highlight w:val="white"/>
         </w:rPr>
-        <w:lastRenderedPageBreak/>
         <w:t>N + 1 문제 해결 방안</w:t>
       </w:r>
     </w:p>
@@ -17809,8 +19309,8 @@
       <w:pPr>
         <w:spacing w:before="280" w:after="100"/>
       </w:pPr>
-      <w:bookmarkStart w:id="2" w:name="_heading=h.bkhug7zhz3ao" w:colFirst="0" w:colLast="0"/>
-      <w:bookmarkEnd w:id="2"/>
+      <w:bookmarkStart w:id="1" w:name="_heading=h.bkhug7zhz3ao" w:colFirst="0" w:colLast="0"/>
+      <w:bookmarkEnd w:id="1"/>
       <w:r>
         <w:rPr>
           <w:rFonts w:ascii="맑은 고딕" w:eastAsia="맑은 고딕" w:hAnsi="맑은 고딕" w:cs="맑은 고딕"/>
@@ -17834,7 +19334,23 @@
           <w:sz w:val="20"/>
           <w:szCs w:val="20"/>
         </w:rPr>
-        <w:t>앞의 이론을 실제 프로젝트에 적용하고, 엔드포인트마다 실행되는 쿼리 수를 측정한 결과입니다. 측정은 학생 8명 / 학과 4개가 등록된 상태에서 진행했습니다.</w:t>
+        <w:t>앞의 이론을 실제 프로젝트에 적용하고, 엔드포인트</w:t>
+      </w:r>
+      <w:r>
+        <w:rPr>
+          <w:rFonts w:ascii="맑은 고딕" w:eastAsia="맑은 고딕" w:hAnsi="맑은 고딕" w:cs="맑은 고딕" w:hint="eastAsia"/>
+          <w:sz w:val="20"/>
+          <w:szCs w:val="20"/>
+        </w:rPr>
+        <w:t xml:space="preserve"> </w:t>
+      </w:r>
+      <w:r>
+        <w:rPr>
+          <w:rFonts w:ascii="맑은 고딕" w:eastAsia="맑은 고딕" w:hAnsi="맑은 고딕" w:cs="맑은 고딕"/>
+          <w:sz w:val="20"/>
+          <w:szCs w:val="20"/>
+        </w:rPr>
+        <w:t>마다 실행되는 쿼리 수를 측정한 결과입니다. 측정은 학생 8명 / 학과 4개가 등록된 상태에서 진행했습니다.</w:t>
       </w:r>
     </w:p>
     <w:p>
@@ -18492,7 +20008,15 @@
           <w:sz w:val="20"/>
           <w:szCs w:val="20"/>
         </w:rPr>
-        <w:t>따라서 배치 설정에만 의존하지 않고, 조회 메서드에서 Fetch Join 으로 함께 가져오도록 바꾸었습니다.</w:t>
+        <w:t xml:space="preserve">따라서 배치 설정에만 의존하지 않고, 조회 메서드에서 Fetch Join 으로 함께 가져오도록 </w:t>
+      </w:r>
+      <w:r>
+        <w:rPr>
+          <w:rFonts w:ascii="맑은 고딕" w:eastAsia="맑은 고딕" w:hAnsi="맑은 고딕" w:cs="맑은 고딕" w:hint="eastAsia"/>
+          <w:sz w:val="20"/>
+          <w:szCs w:val="20"/>
+        </w:rPr>
+        <w:t xml:space="preserve">해야 합니다. </w:t>
       </w:r>
     </w:p>
     <w:p>
@@ -18630,6 +20154,7 @@
           <w:sz w:val="17"/>
           <w:szCs w:val="17"/>
         </w:rPr>
+        <w:lastRenderedPageBreak/>
         <w:t>List&lt;Student&gt; findAllWithDetails();</w:t>
       </w:r>
     </w:p>
@@ -18658,7 +20183,6 @@
           <w:sz w:val="17"/>
           <w:szCs w:val="17"/>
         </w:rPr>
-        <w:lastRenderedPageBreak/>
         <w:t>//학번 조회 / 학과별 목록 조회에도 동일하게 적용</w:t>
       </w:r>
     </w:p>
@@ -19426,6 +20950,32 @@
           <w:rFonts w:ascii="Consolas" w:eastAsia="Consolas" w:hAnsi="Consolas" w:cs="Consolas"/>
           <w:sz w:val="17"/>
         </w:rPr>
+        <w:t xml:space="preserve">  </w:t>
+      </w:r>
+    </w:p>
+    <w:p>
+      <w:pPr>
+        <w:shd w:val="clear" w:color="auto" w:fill="F5F5F5"/>
+        <w:spacing w:line="240" w:lineRule="auto"/>
+      </w:pPr>
+      <w:r>
+        <w:rPr>
+          <w:rFonts w:ascii="Consolas" w:eastAsia="Consolas" w:hAnsi="Consolas" w:cs="Consolas"/>
+          <w:sz w:val="17"/>
+        </w:rPr>
+        <w:t>// StudentService</w:t>
+      </w:r>
+    </w:p>
+    <w:p>
+      <w:pPr>
+        <w:shd w:val="clear" w:color="auto" w:fill="F5F5F5"/>
+        <w:spacing w:line="240" w:lineRule="auto"/>
+      </w:pPr>
+      <w:r>
+        <w:rPr>
+          <w:rFonts w:ascii="Consolas" w:eastAsia="Consolas" w:hAnsi="Consolas" w:cs="Consolas"/>
+          <w:sz w:val="17"/>
+        </w:rPr>
         <w:t xml:space="preserve"> </w:t>
       </w:r>
     </w:p>
@@ -19439,45 +20989,6 @@
           <w:rFonts w:ascii="Consolas" w:eastAsia="Consolas" w:hAnsi="Consolas" w:cs="Consolas"/>
           <w:sz w:val="17"/>
         </w:rPr>
-        <w:t xml:space="preserve"> </w:t>
-      </w:r>
-    </w:p>
-    <w:p>
-      <w:pPr>
-        <w:shd w:val="clear" w:color="auto" w:fill="F5F5F5"/>
-        <w:spacing w:line="240" w:lineRule="auto"/>
-      </w:pPr>
-      <w:r>
-        <w:rPr>
-          <w:rFonts w:ascii="Consolas" w:eastAsia="Consolas" w:hAnsi="Consolas" w:cs="Consolas"/>
-          <w:sz w:val="17"/>
-        </w:rPr>
-        <w:t>// StudentService</w:t>
-      </w:r>
-    </w:p>
-    <w:p>
-      <w:pPr>
-        <w:shd w:val="clear" w:color="auto" w:fill="F5F5F5"/>
-        <w:spacing w:line="240" w:lineRule="auto"/>
-      </w:pPr>
-      <w:r>
-        <w:rPr>
-          <w:rFonts w:ascii="Consolas" w:eastAsia="Consolas" w:hAnsi="Consolas" w:cs="Consolas"/>
-          <w:sz w:val="17"/>
-        </w:rPr>
-        <w:t xml:space="preserve"> </w:t>
-      </w:r>
-    </w:p>
-    <w:p>
-      <w:pPr>
-        <w:shd w:val="clear" w:color="auto" w:fill="F5F5F5"/>
-        <w:spacing w:line="240" w:lineRule="auto"/>
-      </w:pPr>
-      <w:r>
-        <w:rPr>
-          <w:rFonts w:ascii="Consolas" w:eastAsia="Consolas" w:hAnsi="Consolas" w:cs="Consolas"/>
-          <w:sz w:val="17"/>
-        </w:rPr>
         <w:t>public List&lt;StudentDTO.Response&gt; getAllStudents() {</w:t>
       </w:r>
     </w:p>
@@ -19641,7 +21152,8 @@
           <w:sz w:val="20"/>
           <w:szCs w:val="20"/>
         </w:rPr>
-        <w:t>DepartmentService.getAllDepartments() 는 학과 정보와 학생 수를 한 번의 쿼리로 함께 가져오도록 바꾸었습니다. Map 조립과 형변환이 사라졌습니다.</w:t>
+        <w:lastRenderedPageBreak/>
+        <w:t xml:space="preserve">DepartmentService.getAllDepartments() 는 학과 정보와 학생 수를 한 번의 쿼리로 함께 가져오도록 바꾸었습니다. </w:t>
       </w:r>
     </w:p>
     <w:p>
@@ -19747,7 +21259,6 @@
           <w:szCs w:val="17"/>
           <w:lang w:val="en-US"/>
         </w:rPr>
-        <w:lastRenderedPageBreak/>
         <w:t xml:space="preserve">            </w:t>
       </w:r>
       <w:proofErr w:type="gramStart"/>
@@ -20180,275 +21691,9 @@
       </w:r>
     </w:p>
     <w:p>
-      <w:pPr>
-        <w:spacing w:before="160" w:after="60"/>
-      </w:pPr>
-      <w:r>
-        <w:rPr>
-          <w:rFonts w:ascii="맑은 고딕" w:eastAsia="맑은 고딕" w:hAnsi="맑은 고딕" w:cs="맑은 고딕"/>
-          <w:b/>
-          <w:bCs/>
-          <w:color w:val="000000"/>
-          <w:sz w:val="21"/>
-          <w:szCs w:val="21"/>
-        </w:rPr>
-        <w:t>6. 반드시 LEFT JOIN FETCH 를 사용할 것</w:t>
-      </w:r>
-    </w:p>
-    <w:p>
-      <w:pPr>
-        <w:spacing w:before="40" w:after="40"/>
-      </w:pPr>
-      <w:r>
-        <w:rPr>
-          <w:rFonts w:ascii="Consolas" w:eastAsia="Consolas" w:hAnsi="Consolas" w:cs="Consolas"/>
-          <w:color w:val="188038"/>
-          <w:sz w:val="19"/>
-          <w:szCs w:val="19"/>
-        </w:rPr>
-        <w:t>JOIN FETCH</w:t>
-      </w:r>
-      <w:r>
-        <w:rPr>
-          <w:rFonts w:ascii="맑은 고딕" w:eastAsia="맑은 고딕" w:hAnsi="맑은 고딕" w:cs="맑은 고딕"/>
-          <w:sz w:val="20"/>
-          <w:szCs w:val="20"/>
-        </w:rPr>
-        <w:t xml:space="preserve"> 는 내부 조인(INNER JOIN)입니다. 상세정보가 없는 학생은 조회 결과에서 빠지므로, 분명히 존재하는 학생인데도 404 가 반환됩니다.</w:t>
-      </w:r>
-    </w:p>
-    <w:p>
-      <w:pPr>
-        <w:shd w:val="clear" w:color="auto" w:fill="F5F5F5"/>
-        <w:spacing w:line="240" w:lineRule="auto"/>
-      </w:pPr>
-      <w:r>
-        <w:rPr>
-          <w:rFonts w:ascii="Consolas" w:eastAsia="Consolas" w:hAnsi="Consolas" w:cs="Consolas"/>
-          <w:sz w:val="17"/>
-          <w:szCs w:val="17"/>
-        </w:rPr>
-        <w:t xml:space="preserve">//잘못된 </w:t>
-      </w:r>
-      <w:proofErr w:type="gramStart"/>
-      <w:r>
-        <w:rPr>
-          <w:rFonts w:ascii="Consolas" w:eastAsia="Consolas" w:hAnsi="Consolas" w:cs="Consolas"/>
-          <w:sz w:val="17"/>
-          <w:szCs w:val="17"/>
-        </w:rPr>
-        <w:t>예 :</w:t>
-      </w:r>
-      <w:proofErr w:type="gramEnd"/>
-      <w:r>
-        <w:rPr>
-          <w:rFonts w:ascii="Consolas" w:eastAsia="Consolas" w:hAnsi="Consolas" w:cs="Consolas"/>
-          <w:sz w:val="17"/>
-          <w:szCs w:val="17"/>
-        </w:rPr>
-        <w:t xml:space="preserve"> 상세정보가 없는 학생은 조회되지 않는다</w:t>
-      </w:r>
-    </w:p>
-    <w:p>
-      <w:pPr>
-        <w:shd w:val="clear" w:color="auto" w:fill="F5F5F5"/>
-        <w:spacing w:line="240" w:lineRule="auto"/>
-        <w:rPr>
-          <w:lang w:val="en-US"/>
-        </w:rPr>
-      </w:pPr>
-      <w:r>
-        <w:rPr>
-          <w:rFonts w:ascii="Consolas" w:eastAsia="Consolas" w:hAnsi="Consolas" w:cs="Consolas"/>
-          <w:sz w:val="17"/>
-          <w:szCs w:val="17"/>
-          <w:lang w:val="en-US"/>
-        </w:rPr>
-        <w:t xml:space="preserve">@Query("SELECT s FROM Student s JOIN FETCH s.studentDetail WHERE s.id </w:t>
-      </w:r>
-      <w:proofErr w:type="gramStart"/>
-      <w:r>
-        <w:rPr>
-          <w:rFonts w:ascii="Consolas" w:eastAsia="Consolas" w:hAnsi="Consolas" w:cs="Consolas"/>
-          <w:sz w:val="17"/>
-          <w:szCs w:val="17"/>
-          <w:lang w:val="en-US"/>
-        </w:rPr>
-        <w:t>= :id</w:t>
-      </w:r>
-      <w:proofErr w:type="gramEnd"/>
-      <w:r>
-        <w:rPr>
-          <w:rFonts w:ascii="Consolas" w:eastAsia="Consolas" w:hAnsi="Consolas" w:cs="Consolas"/>
-          <w:sz w:val="17"/>
-          <w:szCs w:val="17"/>
-          <w:lang w:val="en-US"/>
-        </w:rPr>
-        <w:t>")</w:t>
-      </w:r>
-    </w:p>
-    <w:p>
-      <w:pPr>
-        <w:shd w:val="clear" w:color="auto" w:fill="F5F5F5"/>
-        <w:spacing w:line="240" w:lineRule="auto"/>
-        <w:rPr>
-          <w:lang w:val="en-US"/>
-        </w:rPr>
-      </w:pPr>
-      <w:r>
-        <w:rPr>
-          <w:rFonts w:ascii="Consolas" w:eastAsia="Consolas" w:hAnsi="Consolas" w:cs="Consolas"/>
-          <w:sz w:val="17"/>
-          <w:szCs w:val="17"/>
-          <w:lang w:val="en-US"/>
-        </w:rPr>
-        <w:t xml:space="preserve"> </w:t>
-      </w:r>
-    </w:p>
-    <w:p>
-      <w:pPr>
-        <w:shd w:val="clear" w:color="auto" w:fill="F5F5F5"/>
-        <w:spacing w:line="240" w:lineRule="auto"/>
-      </w:pPr>
-      <w:r>
-        <w:rPr>
-          <w:rFonts w:ascii="Consolas" w:eastAsia="Consolas" w:hAnsi="Consolas" w:cs="Consolas"/>
-          <w:sz w:val="17"/>
-          <w:szCs w:val="17"/>
-        </w:rPr>
-        <w:t xml:space="preserve">//올바른 </w:t>
-      </w:r>
-      <w:proofErr w:type="gramStart"/>
-      <w:r>
-        <w:rPr>
-          <w:rFonts w:ascii="Consolas" w:eastAsia="Consolas" w:hAnsi="Consolas" w:cs="Consolas"/>
-          <w:sz w:val="17"/>
-          <w:szCs w:val="17"/>
-        </w:rPr>
-        <w:t>예 :</w:t>
-      </w:r>
-      <w:proofErr w:type="gramEnd"/>
-      <w:r>
-        <w:rPr>
-          <w:rFonts w:ascii="Consolas" w:eastAsia="Consolas" w:hAnsi="Consolas" w:cs="Consolas"/>
-          <w:sz w:val="17"/>
-          <w:szCs w:val="17"/>
-        </w:rPr>
-        <w:t xml:space="preserve"> 상세정보가 없어도 학생은 조회된다</w:t>
-      </w:r>
-    </w:p>
-    <w:p>
-      <w:pPr>
-        <w:shd w:val="clear" w:color="auto" w:fill="F5F5F5"/>
-        <w:spacing w:line="240" w:lineRule="auto"/>
-        <w:rPr>
-          <w:lang w:val="en-US"/>
-        </w:rPr>
-      </w:pPr>
-      <w:r>
-        <w:rPr>
-          <w:rFonts w:ascii="Consolas" w:eastAsia="Consolas" w:hAnsi="Consolas" w:cs="Consolas"/>
-          <w:sz w:val="17"/>
-          <w:szCs w:val="17"/>
-          <w:lang w:val="en-US"/>
-        </w:rPr>
-        <w:t xml:space="preserve">@Query("SELECT s FROM Student s LEFT JOIN FETCH s.studentDetail WHERE s.id </w:t>
-      </w:r>
-      <w:proofErr w:type="gramStart"/>
-      <w:r>
-        <w:rPr>
-          <w:rFonts w:ascii="Consolas" w:eastAsia="Consolas" w:hAnsi="Consolas" w:cs="Consolas"/>
-          <w:sz w:val="17"/>
-          <w:szCs w:val="17"/>
-          <w:lang w:val="en-US"/>
-        </w:rPr>
-        <w:t>= :id</w:t>
-      </w:r>
-      <w:proofErr w:type="gramEnd"/>
-      <w:r>
-        <w:rPr>
-          <w:rFonts w:ascii="Consolas" w:eastAsia="Consolas" w:hAnsi="Consolas" w:cs="Consolas"/>
-          <w:sz w:val="17"/>
-          <w:szCs w:val="17"/>
-          <w:lang w:val="en-US"/>
-        </w:rPr>
-        <w:t>")</w:t>
-      </w:r>
-    </w:p>
-    <w:p>
-      <w:pPr>
-        <w:widowControl w:val="0"/>
-        <w:numPr>
-          <w:ilvl w:val="0"/>
-          <w:numId w:val="5"/>
-        </w:numPr>
-        <w:spacing w:line="259" w:lineRule="auto"/>
-        <w:ind w:left="720"/>
-        <w:rPr>
-          <w:rFonts w:ascii="맑은 고딕" w:eastAsia="맑은 고딕" w:hAnsi="맑은 고딕" w:cs="맑은 고딕"/>
-        </w:rPr>
-      </w:pPr>
-      <w:r>
-        <w:rPr>
-          <w:rFonts w:ascii="맑은 고딕" w:eastAsia="맑은 고딕" w:hAnsi="맑은 고딕" w:cs="맑은 고딕"/>
-          <w:sz w:val="20"/>
-          <w:szCs w:val="20"/>
-        </w:rPr>
-        <w:t xml:space="preserve">초기 데이터의 </w:t>
-      </w:r>
-      <w:r>
-        <w:rPr>
-          <w:rFonts w:ascii="Consolas" w:eastAsia="Consolas" w:hAnsi="Consolas" w:cs="Consolas"/>
-          <w:color w:val="188038"/>
-          <w:sz w:val="19"/>
-          <w:szCs w:val="19"/>
-        </w:rPr>
-        <w:t>CS003</w:t>
-      </w:r>
-      <w:r>
-        <w:rPr>
-          <w:rFonts w:ascii="맑은 고딕" w:eastAsia="맑은 고딕" w:hAnsi="맑은 고딕" w:cs="맑은 고딕"/>
-          <w:sz w:val="20"/>
-          <w:szCs w:val="20"/>
-        </w:rPr>
-        <w:t xml:space="preserve">(Helen Lee)이 상세정보 없이 등록된 학생입니다. 개선 후 목록/단건/학과 상세 어디에서도 정상 조회되며 </w:t>
-      </w:r>
-      <w:r>
-        <w:rPr>
-          <w:rFonts w:ascii="Consolas" w:eastAsia="Consolas" w:hAnsi="Consolas" w:cs="Consolas"/>
-          <w:color w:val="188038"/>
-          <w:sz w:val="19"/>
-          <w:szCs w:val="19"/>
-        </w:rPr>
-        <w:t>detail</w:t>
-      </w:r>
-      <w:r>
-        <w:rPr>
-          <w:rFonts w:ascii="맑은 고딕" w:eastAsia="맑은 고딕" w:hAnsi="맑은 고딕" w:cs="맑은 고딕"/>
-          <w:sz w:val="20"/>
-          <w:szCs w:val="20"/>
-        </w:rPr>
-        <w:t xml:space="preserve"> 은 </w:t>
-      </w:r>
-      <w:r>
-        <w:rPr>
-          <w:rFonts w:ascii="Consolas" w:eastAsia="Consolas" w:hAnsi="Consolas" w:cs="Consolas"/>
-          <w:color w:val="188038"/>
-          <w:sz w:val="19"/>
-          <w:szCs w:val="19"/>
-        </w:rPr>
-        <w:t>null</w:t>
-      </w:r>
-      <w:r>
-        <w:rPr>
-          <w:rFonts w:ascii="맑은 고딕" w:eastAsia="맑은 고딕" w:hAnsi="맑은 고딕" w:cs="맑은 고딕"/>
-          <w:sz w:val="20"/>
-          <w:szCs w:val="20"/>
-        </w:rPr>
-        <w:t xml:space="preserve"> 로 반환됩니다.</w:t>
-      </w:r>
-    </w:p>
-    <w:p/>
+      <w:bookmarkStart w:id="2" w:name="_GoBack"/>
+      <w:bookmarkEnd w:id="2"/>
+    </w:p>
     <w:sectPr>
       <w:headerReference w:type="even" r:id="rId42"/>
       <w:headerReference w:type="default" r:id="rId43"/>
@@ -20652,7 +21897,7 @@
         <w:noProof/>
         <w:color w:val="000000"/>
       </w:rPr>
-      <w:t>22</w:t>
+      <w:t>23</w:t>
     </w:r>
     <w:r>
       <w:rPr>
@@ -22063,6 +23308,119 @@
       </w:rPr>
     </w:lvl>
   </w:abstractNum>
+  <w:abstractNum w:abstractNumId="12" w15:restartNumberingAfterBreak="0">
+    <w:nsid w:val="734C694D"/>
+    <w:multiLevelType w:val="hybridMultilevel"/>
+    <w:tmpl w:val="E830FB68"/>
+    <w:lvl w:ilvl="0" w:tplc="04090001">
+      <w:start w:val="1"/>
+      <w:numFmt w:val="bullet"/>
+      <w:lvlText w:val=""/>
+      <w:lvlJc w:val="left"/>
+      <w:pPr>
+        <w:ind w:left="800" w:hanging="400"/>
+      </w:pPr>
+      <w:rPr>
+        <w:rFonts w:ascii="Wingdings" w:hAnsi="Wingdings" w:hint="default"/>
+      </w:rPr>
+    </w:lvl>
+    <w:lvl w:ilvl="1" w:tplc="04090003" w:tentative="1">
+      <w:start w:val="1"/>
+      <w:numFmt w:val="bullet"/>
+      <w:lvlText w:val=""/>
+      <w:lvlJc w:val="left"/>
+      <w:pPr>
+        <w:ind w:left="1200" w:hanging="400"/>
+      </w:pPr>
+      <w:rPr>
+        <w:rFonts w:ascii="Wingdings" w:hAnsi="Wingdings" w:hint="default"/>
+      </w:rPr>
+    </w:lvl>
+    <w:lvl w:ilvl="2" w:tplc="04090005" w:tentative="1">
+      <w:start w:val="1"/>
+      <w:numFmt w:val="bullet"/>
+      <w:lvlText w:val=""/>
+      <w:lvlJc w:val="left"/>
+      <w:pPr>
+        <w:ind w:left="1600" w:hanging="400"/>
+      </w:pPr>
+      <w:rPr>
+        <w:rFonts w:ascii="Wingdings" w:hAnsi="Wingdings" w:hint="default"/>
+      </w:rPr>
+    </w:lvl>
+    <w:lvl w:ilvl="3" w:tplc="04090001" w:tentative="1">
+      <w:start w:val="1"/>
+      <w:numFmt w:val="bullet"/>
+      <w:lvlText w:val=""/>
+      <w:lvlJc w:val="left"/>
+      <w:pPr>
+        <w:ind w:left="2000" w:hanging="400"/>
+      </w:pPr>
+      <w:rPr>
+        <w:rFonts w:ascii="Wingdings" w:hAnsi="Wingdings" w:hint="default"/>
+      </w:rPr>
+    </w:lvl>
+    <w:lvl w:ilvl="4" w:tplc="04090003" w:tentative="1">
+      <w:start w:val="1"/>
+      <w:numFmt w:val="bullet"/>
+      <w:lvlText w:val=""/>
+      <w:lvlJc w:val="left"/>
+      <w:pPr>
+        <w:ind w:left="2400" w:hanging="400"/>
+      </w:pPr>
+      <w:rPr>
+        <w:rFonts w:ascii="Wingdings" w:hAnsi="Wingdings" w:hint="default"/>
+      </w:rPr>
+    </w:lvl>
+    <w:lvl w:ilvl="5" w:tplc="04090005" w:tentative="1">
+      <w:start w:val="1"/>
+      <w:numFmt w:val="bullet"/>
+      <w:lvlText w:val=""/>
+      <w:lvlJc w:val="left"/>
+      <w:pPr>
+        <w:ind w:left="2800" w:hanging="400"/>
+      </w:pPr>
+      <w:rPr>
+        <w:rFonts w:ascii="Wingdings" w:hAnsi="Wingdings" w:hint="default"/>
+      </w:rPr>
+    </w:lvl>
+    <w:lvl w:ilvl="6" w:tplc="04090001" w:tentative="1">
+      <w:start w:val="1"/>
+      <w:numFmt w:val="bullet"/>
+      <w:lvlText w:val=""/>
+      <w:lvlJc w:val="left"/>
+      <w:pPr>
+        <w:ind w:left="3200" w:hanging="400"/>
+      </w:pPr>
+      <w:rPr>
+        <w:rFonts w:ascii="Wingdings" w:hAnsi="Wingdings" w:hint="default"/>
+      </w:rPr>
+    </w:lvl>
+    <w:lvl w:ilvl="7" w:tplc="04090003" w:tentative="1">
+      <w:start w:val="1"/>
+      <w:numFmt w:val="bullet"/>
+      <w:lvlText w:val=""/>
+      <w:lvlJc w:val="left"/>
+      <w:pPr>
+        <w:ind w:left="3600" w:hanging="400"/>
+      </w:pPr>
+      <w:rPr>
+        <w:rFonts w:ascii="Wingdings" w:hAnsi="Wingdings" w:hint="default"/>
+      </w:rPr>
+    </w:lvl>
+    <w:lvl w:ilvl="8" w:tplc="04090005" w:tentative="1">
+      <w:start w:val="1"/>
+      <w:numFmt w:val="bullet"/>
+      <w:lvlText w:val=""/>
+      <w:lvlJc w:val="left"/>
+      <w:pPr>
+        <w:ind w:left="4000" w:hanging="400"/>
+      </w:pPr>
+      <w:rPr>
+        <w:rFonts w:ascii="Wingdings" w:hAnsi="Wingdings" w:hint="default"/>
+      </w:rPr>
+    </w:lvl>
+  </w:abstractNum>
   <w:num w:numId="1">
     <w:abstractNumId w:val="0"/>
   </w:num>
@@ -22098,6 +23456,9 @@
   </w:num>
   <w:num w:numId="12">
     <w:abstractNumId w:val="2"/>
+  </w:num>
+  <w:num w:numId="13">
+    <w:abstractNumId w:val="12"/>
   </w:num>
 </w:numbering>
 </file>
@@ -22494,6 +23855,7 @@
   </w:latentStyles>
   <w:style w:type="paragraph" w:default="1" w:styleId="a">
     <w:name w:val="Normal"/>
+    <w:rsid w:val="004B400B"/>
   </w:style>
   <w:style w:type="paragraph" w:styleId="1">
     <w:name w:val="heading 1"/>
